--- a/docs/ERS_ForeverInk_v2.docx
+++ b/docs/ERS_ForeverInk_v2.docx
@@ -12067,7 +12067,7 @@
         <w:rPr>
           <w:rFonts w:ascii="Arial" w:cs="Arial" w:eastAsia="Arial" w:hAnsi="Arial"/>
         </w:rPr>
-        <w:t xml:space="preserve">Las pruebas unitarias (132 al cierre de esta versión) protegen el código frente a regresiones.</w:t>
+        <w:t xml:space="preserve">Las 10 pruebas unitarias protegen las reglas críticas del código frente a regresiones.</w:t>
       </w:r>
     </w:p>
     <w:p>
@@ -12211,7 +12211,7 @@
         <w:rPr>
           <w:rFonts w:ascii="Arial" w:cs="Arial" w:eastAsia="Arial" w:hAnsi="Arial"/>
         </w:rPr>
-        <w:t xml:space="preserve">La siguiente matriz relaciona los requisitos con las suites de pruebas Jasmine que los verifican (carpeta </w:t>
+        <w:t xml:space="preserve">La siguiente matriz relaciona los requisitos con las 10 pruebas Jasmine que los verifican (carpeta </w:t>
       </w:r>
       <w:r>
         <w:rPr>
@@ -12313,7 +12313,7 @@
                 <w:sz w:val="17"/>
                 <w:szCs w:val="17"/>
               </w:rPr>
-              <w:t xml:space="preserve">Suite de pruebas</w:t>
+              <w:t xml:space="preserve">Prueba (archivo)</w:t>
             </w:r>
           </w:p>
         </w:tc>
@@ -12381,7 +12381,7 @@
                 <w:sz w:val="17"/>
                 <w:szCs w:val="17"/>
               </w:rPr>
-              <w:t xml:space="preserve">R.1, R.4, R.5</w:t>
+              <w:t xml:space="preserve">R.2</w:t>
             </w:r>
           </w:p>
         </w:tc>
@@ -12407,20 +12407,28 @@
             </w:pPr>
             <w:r>
               <w:rPr>
+                <w:rFonts w:ascii="Arial" w:cs="Arial" w:eastAsia="Arial" w:hAnsi="Arial"/>
+                <w:sz w:val="17"/>
+                <w:szCs w:val="17"/>
+              </w:rPr>
+              <w:t xml:space="preserve">5 · ListaProductos vacía (</w:t>
+            </w:r>
+            <w:r>
+              <w:rPr>
                 <w:rFonts w:ascii="Consolas" w:cs="Consolas" w:eastAsia="Consolas" w:hAnsi="Consolas"/>
                 <w:sz w:val="17"/>
                 <w:szCs w:val="17"/>
                 <w:shd w:fill="EFEFEF" w:val="clear"/>
               </w:rPr>
-              <w:t xml:space="preserve">paginas.spec</w:t>
-            </w:r>
-            <w:r>
-              <w:rPr>
-                <w:rFonts w:ascii="Arial" w:cs="Arial" w:eastAsia="Arial" w:hAnsi="Arial"/>
-                <w:sz w:val="17"/>
-                <w:szCs w:val="17"/>
-              </w:rPr>
-              <w:t xml:space="preserve"> – Navegación general</w:t>
+              <w:t xml:space="preserve">componentes.spec</w:t>
+            </w:r>
+            <w:r>
+              <w:rPr>
+                <w:rFonts w:ascii="Arial" w:cs="Arial" w:eastAsia="Arial" w:hAnsi="Arial"/>
+                <w:sz w:val="17"/>
+                <w:szCs w:val="17"/>
+              </w:rPr>
+              <w:t xml:space="preserve">)</w:t>
             </w:r>
           </w:p>
         </w:tc>
@@ -12450,7 +12458,7 @@
                 <w:sz w:val="17"/>
                 <w:szCs w:val="17"/>
               </w:rPr>
-              <w:t xml:space="preserve">Home, 404, detalle de estilo, ofertas, detalle de diseño, búsqueda por URL.</w:t>
+              <w:t xml:space="preserve">Con lista vacía se muestra un mensaje en vez de tarjetas.</w:t>
             </w:r>
           </w:p>
         </w:tc>
@@ -12486,7 +12494,7 @@
                 <w:sz w:val="17"/>
                 <w:szCs w:val="17"/>
               </w:rPr>
-              <w:t xml:space="preserve">R.2, R.3</w:t>
+              <w:t xml:space="preserve">R.3</w:t>
             </w:r>
           </w:p>
         </w:tc>
@@ -12513,30 +12521,29 @@
             </w:pPr>
             <w:r>
               <w:rPr>
+                <w:rFonts w:ascii="Arial" w:cs="Arial" w:eastAsia="Arial" w:hAnsi="Arial"/>
+                <w:sz w:val="17"/>
+                <w:szCs w:val="17"/>
+              </w:rPr>
+              <w:t xml:space="preserve">6 · Galería (</w:t>
+            </w:r>
+            <w:r>
+              <w:rPr>
                 <w:rFonts w:ascii="Consolas" w:cs="Consolas" w:eastAsia="Consolas" w:hAnsi="Consolas"/>
                 <w:sz w:val="17"/>
                 <w:szCs w:val="17"/>
                 <w:shd w:fill="EFEFEF" w:val="clear"/>
               </w:rPr>
-              <w:t xml:space="preserve">servicios.spec</w:t>
-            </w:r>
-            <w:r>
-              <w:rPr>
-                <w:rFonts w:ascii="Arial" w:cs="Arial" w:eastAsia="Arial" w:hAnsi="Arial"/>
-                <w:sz w:val="17"/>
-                <w:szCs w:val="17"/>
-              </w:rPr>
-              <w:t xml:space="preserve"> – Productos; </w:t>
-            </w:r>
-            <w:r>
-              <w:rPr>
-                <w:rFonts w:ascii="Consolas" w:cs="Consolas" w:eastAsia="Consolas" w:hAnsi="Consolas"/>
-                <w:sz w:val="17"/>
-                <w:szCs w:val="17"/>
-                <w:shd w:fill="EFEFEF" w:val="clear"/>
-              </w:rPr>
               <w:t xml:space="preserve">componentes.spec</w:t>
             </w:r>
+            <w:r>
+              <w:rPr>
+                <w:rFonts w:ascii="Arial" w:cs="Arial" w:eastAsia="Arial" w:hAnsi="Arial"/>
+                <w:sz w:val="17"/>
+                <w:szCs w:val="17"/>
+              </w:rPr>
+              <w:t xml:space="preserve">)</w:t>
+            </w:r>
           </w:p>
         </w:tc>
         <w:tc>
@@ -12566,7 +12573,7 @@
                 <w:sz w:val="17"/>
                 <w:szCs w:val="17"/>
               </w:rPr>
-              <w:t xml:space="preserve">Búsqueda sin tildes, filtros, orden por precio; tarjeta con precio, oferta, cupos y evento de clic; lista y mensaje vacío.</w:t>
+              <w:t xml:space="preserve">Al hacer clic en una miniatura cambia la imagen principal.</w:t>
             </w:r>
           </w:p>
         </w:tc>
@@ -12627,20 +12634,28 @@
             </w:pPr>
             <w:r>
               <w:rPr>
+                <w:rFonts w:ascii="Arial" w:cs="Arial" w:eastAsia="Arial" w:hAnsi="Arial"/>
+                <w:sz w:val="17"/>
+                <w:szCs w:val="17"/>
+              </w:rPr>
+              <w:t xml:space="preserve">2 · Máximo 5 unidades (</w:t>
+            </w:r>
+            <w:r>
+              <w:rPr>
                 <w:rFonts w:ascii="Consolas" w:cs="Consolas" w:eastAsia="Consolas" w:hAnsi="Consolas"/>
                 <w:sz w:val="17"/>
                 <w:szCs w:val="17"/>
                 <w:shd w:fill="EFEFEF" w:val="clear"/>
               </w:rPr>
-              <w:t xml:space="preserve">servicios.spec</w:t>
-            </w:r>
-            <w:r>
-              <w:rPr>
-                <w:rFonts w:ascii="Arial" w:cs="Arial" w:eastAsia="Arial" w:hAnsi="Arial"/>
-                <w:sz w:val="17"/>
-                <w:szCs w:val="17"/>
-              </w:rPr>
-              <w:t xml:space="preserve"> – Reglas del carrito; </w:t>
+              <w:t xml:space="preserve">logica.spec</w:t>
+            </w:r>
+            <w:r>
+              <w:rPr>
+                <w:rFonts w:ascii="Arial" w:cs="Arial" w:eastAsia="Arial" w:hAnsi="Arial"/>
+                <w:sz w:val="17"/>
+                <w:szCs w:val="17"/>
+              </w:rPr>
+              <w:t xml:space="preserve">); 4 · TarjetaProducto (</w:t>
             </w:r>
             <w:r>
               <w:rPr>
@@ -12649,15 +12664,15 @@
                 <w:szCs w:val="17"/>
                 <w:shd w:fill="EFEFEF" w:val="clear"/>
               </w:rPr>
-              <w:t xml:space="preserve">paginas.spec</w:t>
-            </w:r>
-            <w:r>
-              <w:rPr>
-                <w:rFonts w:ascii="Arial" w:cs="Arial" w:eastAsia="Arial" w:hAnsi="Arial"/>
-                <w:sz w:val="17"/>
-                <w:szCs w:val="17"/>
-              </w:rPr>
-              <w:t xml:space="preserve"> – Carrito</w:t>
+              <w:t xml:space="preserve">componentes.spec</w:t>
+            </w:r>
+            <w:r>
+              <w:rPr>
+                <w:rFonts w:ascii="Arial" w:cs="Arial" w:eastAsia="Arial" w:hAnsi="Arial"/>
+                <w:sz w:val="17"/>
+                <w:szCs w:val="17"/>
+              </w:rPr>
+              <w:t xml:space="preserve">)</w:t>
             </w:r>
           </w:p>
         </w:tc>
@@ -12687,7 +12702,7 @@
                 <w:sz w:val="17"/>
                 <w:szCs w:val="17"/>
               </w:rPr>
-              <w:t xml:space="preserve">Máximo 5, cupos, mínimo 1, totales; añadir desde el detalle; carrito vacío; cambiar cantidad.</w:t>
+              <w:t xml:space="preserve">La regla de máximo por diseño y que el botón Añadir avise al padre con el producto.</w:t>
             </w:r>
           </w:p>
         </w:tc>
@@ -12723,7 +12738,7 @@
                 <w:sz w:val="17"/>
                 <w:szCs w:val="17"/>
               </w:rPr>
-              <w:t xml:space="preserve">R.7, R.8</w:t>
+              <w:t xml:space="preserve">R.7</w:t>
             </w:r>
           </w:p>
         </w:tc>
@@ -12750,37 +12765,28 @@
             </w:pPr>
             <w:r>
               <w:rPr>
+                <w:rFonts w:ascii="Arial" w:cs="Arial" w:eastAsia="Arial" w:hAnsi="Arial"/>
+                <w:sz w:val="17"/>
+                <w:szCs w:val="17"/>
+              </w:rPr>
+              <w:t xml:space="preserve">10 · Hora ocupada solo si está pagada (</w:t>
+            </w:r>
+            <w:r>
+              <w:rPr>
                 <w:rFonts w:ascii="Consolas" w:cs="Consolas" w:eastAsia="Consolas" w:hAnsi="Consolas"/>
                 <w:sz w:val="17"/>
                 <w:szCs w:val="17"/>
                 <w:shd w:fill="EFEFEF" w:val="clear"/>
               </w:rPr>
-              <w:t xml:space="preserve">paginas.spec</w:t>
-            </w:r>
-            <w:r>
-              <w:rPr>
-                <w:rFonts w:ascii="Arial" w:cs="Arial" w:eastAsia="Arial" w:hAnsi="Arial"/>
-                <w:sz w:val="17"/>
-                <w:szCs w:val="17"/>
-              </w:rPr>
-              <w:t xml:space="preserve"> – Checkout con pasarela simulada; </w:t>
-            </w:r>
-            <w:r>
-              <w:rPr>
-                <w:rFonts w:ascii="Consolas" w:cs="Consolas" w:eastAsia="Consolas" w:hAnsi="Consolas"/>
-                <w:sz w:val="17"/>
-                <w:szCs w:val="17"/>
-                <w:shd w:fill="EFEFEF" w:val="clear"/>
-              </w:rPr>
-              <w:t xml:space="preserve">servicios.spec</w:t>
-            </w:r>
-            <w:r>
-              <w:rPr>
-                <w:rFonts w:ascii="Arial" w:cs="Arial" w:eastAsia="Arial" w:hAnsi="Arial"/>
-                <w:sz w:val="17"/>
-                <w:szCs w:val="17"/>
-              </w:rPr>
-              <w:t xml:space="preserve"> – Órdenes y agenda</w:t>
+              <w:t xml:space="preserve">logica.spec</w:t>
+            </w:r>
+            <w:r>
+              <w:rPr>
+                <w:rFonts w:ascii="Arial" w:cs="Arial" w:eastAsia="Arial" w:hAnsi="Arial"/>
+                <w:sz w:val="17"/>
+                <w:szCs w:val="17"/>
+              </w:rPr>
+              <w:t xml:space="preserve">)</w:t>
             </w:r>
           </w:p>
         </w:tc>
@@ -12811,7 +12817,7 @@
                 <w:sz w:val="17"/>
                 <w:szCs w:val="17"/>
               </w:rPr>
-              <w:t xml:space="preserve">Pago aprobado y rechazado con mock (spyOn), reintento con la misma orden, errores de formulario, horario ocupado.</w:t>
+              <w:t xml:space="preserve">Una orden pendiente deja la hora libre; al pagarla se ocupa.</w:t>
             </w:r>
           </w:p>
         </w:tc>
@@ -12846,7 +12852,7 @@
                 <w:sz w:val="17"/>
                 <w:szCs w:val="17"/>
               </w:rPr>
-              <w:t xml:space="preserve">R.9</w:t>
+              <w:t xml:space="preserve">R.8</w:t>
             </w:r>
           </w:p>
         </w:tc>
@@ -12872,20 +12878,28 @@
             </w:pPr>
             <w:r>
               <w:rPr>
+                <w:rFonts w:ascii="Arial" w:cs="Arial" w:eastAsia="Arial" w:hAnsi="Arial"/>
+                <w:sz w:val="17"/>
+                <w:szCs w:val="17"/>
+              </w:rPr>
+              <w:t xml:space="preserve">9 · Pago rechazado con mock (</w:t>
+            </w:r>
+            <w:r>
+              <w:rPr>
                 <w:rFonts w:ascii="Consolas" w:cs="Consolas" w:eastAsia="Consolas" w:hAnsi="Consolas"/>
                 <w:sz w:val="17"/>
                 <w:szCs w:val="17"/>
                 <w:shd w:fill="EFEFEF" w:val="clear"/>
               </w:rPr>
-              <w:t xml:space="preserve">extras.spec</w:t>
-            </w:r>
-            <w:r>
-              <w:rPr>
-                <w:rFonts w:ascii="Arial" w:cs="Arial" w:eastAsia="Arial" w:hAnsi="Arial"/>
-                <w:sz w:val="17"/>
-                <w:szCs w:val="17"/>
-              </w:rPr>
-              <w:t xml:space="preserve"> – Sesión y utilidades</w:t>
+              <w:t xml:space="preserve">checkout.spec</w:t>
+            </w:r>
+            <w:r>
+              <w:rPr>
+                <w:rFonts w:ascii="Arial" w:cs="Arial" w:eastAsia="Arial" w:hAnsi="Arial"/>
+                <w:sz w:val="17"/>
+                <w:szCs w:val="17"/>
+              </w:rPr>
+              <w:t xml:space="preserve">)</w:t>
             </w:r>
           </w:p>
         </w:tc>
@@ -12915,7 +12929,7 @@
                 <w:sz w:val="17"/>
                 <w:szCs w:val="17"/>
               </w:rPr>
-              <w:t xml:space="preserve">Enlace mailto de la boleta con el número de orden.</w:t>
+              <w:t xml:space="preserve">Orden “Pago rechazado”, stock intacto y carrito conservado.</w:t>
             </w:r>
           </w:p>
         </w:tc>
@@ -12951,7 +12965,7 @@
                 <w:sz w:val="17"/>
                 <w:szCs w:val="17"/>
               </w:rPr>
-              <w:t xml:space="preserve">R.10, R.11, R.12</w:t>
+              <w:t xml:space="preserve">R.10</w:t>
             </w:r>
           </w:p>
         </w:tc>
@@ -12978,37 +12992,28 @@
             </w:pPr>
             <w:r>
               <w:rPr>
+                <w:rFonts w:ascii="Arial" w:cs="Arial" w:eastAsia="Arial" w:hAnsi="Arial"/>
+                <w:sz w:val="17"/>
+                <w:szCs w:val="17"/>
+              </w:rPr>
+              <w:t xml:space="preserve">1 · RUN inválido (</w:t>
+            </w:r>
+            <w:r>
+              <w:rPr>
                 <w:rFonts w:ascii="Consolas" w:cs="Consolas" w:eastAsia="Consolas" w:hAnsi="Consolas"/>
                 <w:sz w:val="17"/>
                 <w:szCs w:val="17"/>
                 <w:shd w:fill="EFEFEF" w:val="clear"/>
               </w:rPr>
-              <w:t xml:space="preserve">validaciones.spec</w:t>
-            </w:r>
-            <w:r>
-              <w:rPr>
-                <w:rFonts w:ascii="Arial" w:cs="Arial" w:eastAsia="Arial" w:hAnsi="Arial"/>
-                <w:sz w:val="17"/>
-                <w:szCs w:val="17"/>
-              </w:rPr>
-              <w:t xml:space="preserve">; </w:t>
-            </w:r>
-            <w:r>
-              <w:rPr>
-                <w:rFonts w:ascii="Consolas" w:cs="Consolas" w:eastAsia="Consolas" w:hAnsi="Consolas"/>
-                <w:sz w:val="17"/>
-                <w:szCs w:val="17"/>
-                <w:shd w:fill="EFEFEF" w:val="clear"/>
-              </w:rPr>
-              <w:t xml:space="preserve">paginas.spec</w:t>
-            </w:r>
-            <w:r>
-              <w:rPr>
-                <w:rFonts w:ascii="Arial" w:cs="Arial" w:eastAsia="Arial" w:hAnsi="Arial"/>
-                <w:sz w:val="17"/>
-                <w:szCs w:val="17"/>
-              </w:rPr>
-              <w:t xml:space="preserve"> – Inicio de sesión y registro; Perfil</w:t>
+              <w:t xml:space="preserve">logica.spec</w:t>
+            </w:r>
+            <w:r>
+              <w:rPr>
+                <w:rFonts w:ascii="Arial" w:cs="Arial" w:eastAsia="Arial" w:hAnsi="Arial"/>
+                <w:sz w:val="17"/>
+                <w:szCs w:val="17"/>
+              </w:rPr>
+              <w:t xml:space="preserve">)</w:t>
             </w:r>
           </w:p>
         </w:tc>
@@ -13039,7 +13044,7 @@
                 <w:sz w:val="17"/>
                 <w:szCs w:val="17"/>
               </w:rPr>
-              <w:t xml:space="preserve">RUN, correo, contraseña, teléfono; login correcto e incorrecto; registro; edición de perfil.</w:t>
+              <w:t xml:space="preserve">El RUN con dígito verificador incorrecto se rechaza.</w:t>
             </w:r>
           </w:p>
         </w:tc>
@@ -13074,7 +13079,7 @@
                 <w:sz w:val="17"/>
                 <w:szCs w:val="17"/>
               </w:rPr>
-              <w:t xml:space="preserve">R.13, R.14</w:t>
+              <w:t xml:space="preserve">R.11</w:t>
             </w:r>
           </w:p>
         </w:tc>
@@ -13100,37 +13105,28 @@
             </w:pPr>
             <w:r>
               <w:rPr>
+                <w:rFonts w:ascii="Arial" w:cs="Arial" w:eastAsia="Arial" w:hAnsi="Arial"/>
+                <w:sz w:val="17"/>
+                <w:szCs w:val="17"/>
+              </w:rPr>
+              <w:t xml:space="preserve">7 · FormularioLogin (</w:t>
+            </w:r>
+            <w:r>
+              <w:rPr>
                 <w:rFonts w:ascii="Consolas" w:cs="Consolas" w:eastAsia="Consolas" w:hAnsi="Consolas"/>
                 <w:sz w:val="17"/>
                 <w:szCs w:val="17"/>
                 <w:shd w:fill="EFEFEF" w:val="clear"/>
               </w:rPr>
-              <w:t xml:space="preserve">paginas.spec</w:t>
-            </w:r>
-            <w:r>
-              <w:rPr>
-                <w:rFonts w:ascii="Arial" w:cs="Arial" w:eastAsia="Arial" w:hAnsi="Arial"/>
-                <w:sz w:val="17"/>
-                <w:szCs w:val="17"/>
-              </w:rPr>
-              <w:t xml:space="preserve">; </w:t>
-            </w:r>
-            <w:r>
-              <w:rPr>
-                <w:rFonts w:ascii="Consolas" w:cs="Consolas" w:eastAsia="Consolas" w:hAnsi="Consolas"/>
-                <w:sz w:val="17"/>
-                <w:szCs w:val="17"/>
-                <w:shd w:fill="EFEFEF" w:val="clear"/>
-              </w:rPr>
-              <w:t xml:space="preserve">extras.spec</w:t>
-            </w:r>
-            <w:r>
-              <w:rPr>
-                <w:rFonts w:ascii="Arial" w:cs="Arial" w:eastAsia="Arial" w:hAnsi="Arial"/>
-                <w:sz w:val="17"/>
-                <w:szCs w:val="17"/>
-              </w:rPr>
-              <w:t xml:space="preserve"> – Páginas informativas</w:t>
+              <w:t xml:space="preserve">componentes.spec</w:t>
+            </w:r>
+            <w:r>
+              <w:rPr>
+                <w:rFonts w:ascii="Arial" w:cs="Arial" w:eastAsia="Arial" w:hAnsi="Arial"/>
+                <w:sz w:val="17"/>
+                <w:szCs w:val="17"/>
+              </w:rPr>
+              <w:t xml:space="preserve">)</w:t>
             </w:r>
           </w:p>
         </w:tc>
@@ -13160,7 +13156,7 @@
                 <w:sz w:val="17"/>
                 <w:szCs w:val="17"/>
               </w:rPr>
-              <w:t xml:space="preserve">Contacto guarda el mensaje; blog y detalle de publicación.</w:t>
+              <w:t xml:space="preserve">Errores de validación en tiempo real al escribir.</w:t>
             </w:r>
           </w:p>
         </w:tc>
@@ -13196,7 +13192,7 @@
                 <w:sz w:val="17"/>
                 <w:szCs w:val="17"/>
               </w:rPr>
-              <w:t xml:space="preserve">R.15 a R.20</w:t>
+              <w:t xml:space="preserve">R.20</w:t>
             </w:r>
           </w:p>
         </w:tc>
@@ -13223,37 +13219,28 @@
             </w:pPr>
             <w:r>
               <w:rPr>
+                <w:rFonts w:ascii="Arial" w:cs="Arial" w:eastAsia="Arial" w:hAnsi="Arial"/>
+                <w:sz w:val="17"/>
+                <w:szCs w:val="17"/>
+              </w:rPr>
+              <w:t xml:space="preserve">3 · Stock crítico (</w:t>
+            </w:r>
+            <w:r>
+              <w:rPr>
                 <w:rFonts w:ascii="Consolas" w:cs="Consolas" w:eastAsia="Consolas" w:hAnsi="Consolas"/>
                 <w:sz w:val="17"/>
                 <w:szCs w:val="17"/>
                 <w:shd w:fill="EFEFEF" w:val="clear"/>
               </w:rPr>
-              <w:t xml:space="preserve">paginas.spec</w:t>
-            </w:r>
-            <w:r>
-              <w:rPr>
-                <w:rFonts w:ascii="Arial" w:cs="Arial" w:eastAsia="Arial" w:hAnsi="Arial"/>
-                <w:sz w:val="17"/>
-                <w:szCs w:val="17"/>
-              </w:rPr>
-              <w:t xml:space="preserve"> – Panel de administración; </w:t>
-            </w:r>
-            <w:r>
-              <w:rPr>
-                <w:rFonts w:ascii="Consolas" w:cs="Consolas" w:eastAsia="Consolas" w:hAnsi="Consolas"/>
-                <w:sz w:val="17"/>
-                <w:szCs w:val="17"/>
-                <w:shd w:fill="EFEFEF" w:val="clear"/>
-              </w:rPr>
-              <w:t xml:space="preserve">extras.spec</w:t>
-            </w:r>
-            <w:r>
-              <w:rPr>
-                <w:rFonts w:ascii="Arial" w:cs="Arial" w:eastAsia="Arial" w:hAnsi="Arial"/>
-                <w:sz w:val="17"/>
-                <w:szCs w:val="17"/>
-              </w:rPr>
-              <w:t xml:space="preserve"> – Panel</w:t>
+              <w:t xml:space="preserve">logica.spec</w:t>
+            </w:r>
+            <w:r>
+              <w:rPr>
+                <w:rFonts w:ascii="Arial" w:cs="Arial" w:eastAsia="Arial" w:hAnsi="Arial"/>
+                <w:sz w:val="17"/>
+                <w:szCs w:val="17"/>
+              </w:rPr>
+              <w:t xml:space="preserve">)</w:t>
             </w:r>
           </w:p>
         </w:tc>
@@ -13284,7 +13271,7 @@
                 <w:sz w:val="17"/>
                 <w:szCs w:val="17"/>
               </w:rPr>
-              <w:t xml:space="preserve">Eliminar con modal, crear diseño y categoría, validación de oferta, permisos del vendedor, alerta de stock crítico, reportes, historial.</w:t>
+              <w:t xml:space="preserve">Detección con stock igual, menor y mayor que el crítico.</w:t>
             </w:r>
           </w:p>
         </w:tc>
@@ -13345,6 +13332,14 @@
             </w:pPr>
             <w:r>
               <w:rPr>
+                <w:rFonts w:ascii="Arial" w:cs="Arial" w:eastAsia="Arial" w:hAnsi="Arial"/>
+                <w:sz w:val="17"/>
+                <w:szCs w:val="17"/>
+              </w:rPr>
+              <w:t xml:space="preserve">8 · RutaProtegida (</w:t>
+            </w:r>
+            <w:r>
+              <w:rPr>
                 <w:rFonts w:ascii="Consolas" w:cs="Consolas" w:eastAsia="Consolas" w:hAnsi="Consolas"/>
                 <w:sz w:val="17"/>
                 <w:szCs w:val="17"/>
@@ -13358,7 +13353,7 @@
                 <w:sz w:val="17"/>
                 <w:szCs w:val="17"/>
               </w:rPr>
-              <w:t xml:space="preserve"> – RutaProtegida</w:t>
+              <w:t xml:space="preserve">)</w:t>
             </w:r>
           </w:p>
         </w:tc>
@@ -13388,7 +13383,7 @@
                 <w:sz w:val="17"/>
                 <w:szCs w:val="17"/>
               </w:rPr>
-              <w:t xml:space="preserve">Sin sesión → login; rol sin permiso → inicio; rol correcto → contenido.</w:t>
+              <w:t xml:space="preserve">Sin sesión se redirige al login.</w:t>
             </w:r>
           </w:p>
         </w:tc>
@@ -13424,7 +13419,7 @@
                 <w:sz w:val="17"/>
                 <w:szCs w:val="17"/>
               </w:rPr>
-              <w:t xml:space="preserve">R.22</w:t>
+              <w:t xml:space="preserve">R.23</w:t>
             </w:r>
           </w:p>
         </w:tc>
@@ -13451,12 +13446,11 @@
             </w:pPr>
             <w:r>
               <w:rPr>
-                <w:rFonts w:ascii="Consolas" w:cs="Consolas" w:eastAsia="Consolas" w:hAnsi="Consolas"/>
-                <w:sz w:val="17"/>
-                <w:szCs w:val="17"/>
-                <w:shd w:fill="EFEFEF" w:val="clear"/>
-              </w:rPr>
-              <w:t xml:space="preserve">db.spec</w:t>
+                <w:rFonts w:ascii="Arial" w:cs="Arial" w:eastAsia="Arial" w:hAnsi="Arial"/>
+                <w:sz w:val="17"/>
+                <w:szCs w:val="17"/>
+              </w:rPr>
+              <w:t xml:space="preserve">Las 10 pruebas</w:t>
             </w:r>
           </w:p>
         </w:tc>
@@ -13487,107 +13481,23 @@
                 <w:sz w:val="17"/>
                 <w:szCs w:val="17"/>
               </w:rPr>
-              <w:t xml:space="preserve">Crear, listar, actualizar y eliminar registros persistidos.</w:t>
-            </w:r>
-          </w:p>
-        </w:tc>
-      </w:tr>
-      <w:tr>
-        <w:trPr>
-          <w:cantSplit/>
-        </w:trPr>
-        <w:tc>
-          <w:tcPr>
-            <w:tcW w:type="dxa" w:w="1500"/>
-            <w:tcBorders>
-              <w:top w:val="single" w:color="BFBFBF" w:sz="4"/>
-              <w:left w:val="single" w:color="BFBFBF" w:sz="4"/>
-              <w:bottom w:val="single" w:color="BFBFBF" w:sz="4"/>
-              <w:right w:val="single" w:color="BFBFBF" w:sz="4"/>
-            </w:tcBorders>
-            <w:tcMar>
-              <w:top w:type="dxa" w:w="60"/>
-              <w:left w:type="dxa" w:w="100"/>
-              <w:bottom w:type="dxa" w:w="60"/>
-              <w:right w:type="dxa" w:w="100"/>
-            </w:tcMar>
-          </w:tcPr>
-          <w:p>
-            <w:pPr>
-              <w:spacing w:after="20" w:line="252"/>
-            </w:pPr>
-            <w:r>
-              <w:rPr>
-                <w:rFonts w:ascii="Arial" w:cs="Arial" w:eastAsia="Arial" w:hAnsi="Arial"/>
-                <w:sz w:val="17"/>
-                <w:szCs w:val="17"/>
-              </w:rPr>
-              <w:t xml:space="preserve">R.23</w:t>
-            </w:r>
-          </w:p>
-        </w:tc>
-        <w:tc>
-          <w:tcPr>
-            <w:tcW w:type="dxa" w:w="3600"/>
-            <w:tcBorders>
-              <w:top w:val="single" w:color="BFBFBF" w:sz="4"/>
-              <w:left w:val="single" w:color="BFBFBF" w:sz="4"/>
-              <w:bottom w:val="single" w:color="BFBFBF" w:sz="4"/>
-              <w:right w:val="single" w:color="BFBFBF" w:sz="4"/>
-            </w:tcBorders>
-            <w:tcMar>
-              <w:top w:type="dxa" w:w="60"/>
-              <w:left w:type="dxa" w:w="100"/>
-              <w:bottom w:type="dxa" w:w="60"/>
-              <w:right w:type="dxa" w:w="100"/>
-            </w:tcMar>
-          </w:tcPr>
-          <w:p>
-            <w:pPr>
-              <w:spacing w:after="20" w:line="252"/>
-            </w:pPr>
-            <w:r>
-              <w:rPr>
-                <w:rFonts w:ascii="Arial" w:cs="Arial" w:eastAsia="Arial" w:hAnsi="Arial"/>
-                <w:sz w:val="17"/>
-                <w:szCs w:val="17"/>
-              </w:rPr>
-              <w:t xml:space="preserve">Todas las suites</w:t>
-            </w:r>
-          </w:p>
-        </w:tc>
-        <w:tc>
-          <w:tcPr>
-            <w:tcW w:type="dxa" w:w="4260"/>
-            <w:tcBorders>
-              <w:top w:val="single" w:color="BFBFBF" w:sz="4"/>
-              <w:left w:val="single" w:color="BFBFBF" w:sz="4"/>
-              <w:bottom w:val="single" w:color="BFBFBF" w:sz="4"/>
-              <w:right w:val="single" w:color="BFBFBF" w:sz="4"/>
-            </w:tcBorders>
-            <w:tcMar>
-              <w:top w:type="dxa" w:w="60"/>
-              <w:left w:type="dxa" w:w="100"/>
-              <w:bottom w:type="dxa" w:w="60"/>
-              <w:right w:type="dxa" w:w="100"/>
-            </w:tcMar>
-          </w:tcPr>
-          <w:p>
-            <w:pPr>
-              <w:spacing w:after="20" w:line="252"/>
-            </w:pPr>
-            <w:r>
-              <w:rPr>
-                <w:rFonts w:ascii="Arial" w:cs="Arial" w:eastAsia="Arial" w:hAnsi="Arial"/>
-                <w:sz w:val="17"/>
-                <w:szCs w:val="17"/>
-              </w:rPr>
-              <w:t xml:space="preserve">132 pruebas; cobertura del código fuente reportada en el Documento de cobertura de testing.</w:t>
+              <w:t xml:space="preserve">10 de 10 exitosas; cobertura reportada en el Documento de cobertura de testing.</w:t>
             </w:r>
           </w:p>
         </w:tc>
       </w:tr>
     </w:tbl>
+    <w:p>
+      <w:pPr>
+        <w:spacing w:after="120" w:before="120"/>
+      </w:pPr>
+      <w:r>
+        <w:rPr>
+          <w:rFonts w:ascii="Arial" w:cs="Arial" w:eastAsia="Arial" w:hAnsi="Arial"/>
+        </w:rPr>
+        <w:t xml:space="preserve">Los requisitos sin prueba automática (por ejemplo el panel de administración, R.15 a R.19) se verificaron manualmente y quedan como mejora para la siguiente versión.</w:t>
+      </w:r>
+    </w:p>
     <w:sectPr>
       <w:headerReference w:type="default" r:id="rId7"/>
       <w:footerReference w:type="default" r:id="rId8"/>

--- a/docs/ERS_ForeverInk_v2.docx
+++ b/docs/ERS_ForeverInk_v2.docx
@@ -86,7 +86,7 @@
           <w:sz w:val="22"/>
           <w:szCs w:val="22"/>
         </w:rPr>
-        <w:t xml:space="preserve">Revisión: 2.0 (Evaluación Parcial 2)</w:t>
+        <w:t>Revisión: 2.1 (Evaluación Parcial 2)</w:t>
       </w:r>
     </w:p>
     <w:p>
@@ -100,7 +100,7 @@
           <w:sz w:val="22"/>
           <w:szCs w:val="22"/>
         </w:rPr>
-        <w:t xml:space="preserve">11 de octubre de 2026</w:t>
+        <w:t>21 de octubre de 2026</w:t>
       </w:r>
     </w:p>
     <w:p>
@@ -153,7 +153,7 @@
           <w:sz w:val="20"/>
           <w:szCs w:val="20"/>
         </w:rPr>
-        <w:t xml:space="preserve">Equipo: Isabel Cántaro · Valentine Gaete</w:t>
+        <w:t>Equipo: Isabel Cántaro</w:t>
       </w:r>
     </w:p>
     <w:p>
@@ -699,6 +699,135 @@
           </w:p>
         </w:tc>
       </w:tr>
+      <w:tr>
+        <w:trPr>
+          <w:cantSplit/>
+        </w:trPr>
+        <w:tc>
+          <w:tcPr>
+            <w:tcW w:type="dxa" w:w="1500"/>
+            <w:tcBorders>
+              <w:top w:val="single" w:color="BFBFBF" w:sz="4"/>
+              <w:left w:val="single" w:color="BFBFBF" w:sz="4"/>
+              <w:bottom w:val="single" w:color="BFBFBF" w:sz="4"/>
+              <w:right w:val="single" w:color="BFBFBF" w:sz="4"/>
+            </w:tcBorders>
+            <w:shd w:fill="FAFAFA" w:val="clear"/>
+            <w:tcMar>
+              <w:top w:type="dxa" w:w="60"/>
+              <w:left w:type="dxa" w:w="100"/>
+              <w:bottom w:type="dxa" w:w="60"/>
+              <w:right w:type="dxa" w:w="100"/>
+            </w:tcMar>
+          </w:tcPr>
+          <w:p>
+            <w:pPr>
+              <w:spacing w:after="20" w:line="252"/>
+            </w:pPr>
+            <w:r>
+              <w:rPr>
+                <w:rFonts w:ascii="Arial" w:cs="Arial" w:eastAsia="Arial" w:hAnsi="Arial"/>
+                <w:sz w:val="19"/>
+                <w:szCs w:val="19"/>
+              </w:rPr>
+              <w:t>21/10/2026</w:t>
+            </w:r>
+          </w:p>
+        </w:tc>
+        <w:tc>
+          <w:tcPr>
+            <w:tcW w:type="dxa" w:w="1000"/>
+            <w:tcBorders>
+              <w:top w:val="single" w:color="BFBFBF" w:sz="4"/>
+              <w:left w:val="single" w:color="BFBFBF" w:sz="4"/>
+              <w:bottom w:val="single" w:color="BFBFBF" w:sz="4"/>
+              <w:right w:val="single" w:color="BFBFBF" w:sz="4"/>
+            </w:tcBorders>
+            <w:shd w:fill="FAFAFA" w:val="clear"/>
+            <w:tcMar>
+              <w:top w:type="dxa" w:w="60"/>
+              <w:left w:type="dxa" w:w="100"/>
+              <w:bottom w:type="dxa" w:w="60"/>
+              <w:right w:type="dxa" w:w="100"/>
+            </w:tcMar>
+          </w:tcPr>
+          <w:p>
+            <w:pPr>
+              <w:spacing w:after="20" w:line="252"/>
+            </w:pPr>
+            <w:r>
+              <w:rPr>
+                <w:rFonts w:ascii="Arial" w:cs="Arial" w:eastAsia="Arial" w:hAnsi="Arial"/>
+                <w:sz w:val="19"/>
+                <w:szCs w:val="19"/>
+              </w:rPr>
+              <w:t>2.1</w:t>
+            </w:r>
+          </w:p>
+        </w:tc>
+        <w:tc>
+          <w:tcPr>
+            <w:tcW w:type="dxa" w:w="2600"/>
+            <w:tcBorders>
+              <w:top w:val="single" w:color="BFBFBF" w:sz="4"/>
+              <w:left w:val="single" w:color="BFBFBF" w:sz="4"/>
+              <w:bottom w:val="single" w:color="BFBFBF" w:sz="4"/>
+              <w:right w:val="single" w:color="BFBFBF" w:sz="4"/>
+            </w:tcBorders>
+            <w:shd w:fill="FAFAFA" w:val="clear"/>
+            <w:tcMar>
+              <w:top w:type="dxa" w:w="60"/>
+              <w:left w:type="dxa" w:w="100"/>
+              <w:bottom w:type="dxa" w:w="60"/>
+              <w:right w:type="dxa" w:w="100"/>
+            </w:tcMar>
+          </w:tcPr>
+          <w:p>
+            <w:pPr>
+              <w:spacing w:after="20" w:line="252"/>
+            </w:pPr>
+            <w:r>
+              <w:rPr>
+                <w:rFonts w:ascii="Arial" w:cs="Arial" w:eastAsia="Arial" w:hAnsi="Arial"/>
+                <w:sz w:val="19"/>
+                <w:szCs w:val="19"/>
+              </w:rPr>
+              <w:t>Isabel Cántaro</w:t>
+            </w:r>
+          </w:p>
+        </w:tc>
+        <w:tc>
+          <w:tcPr>
+            <w:tcW w:type="dxa" w:w="4260"/>
+            <w:tcBorders>
+              <w:top w:val="single" w:color="BFBFBF" w:sz="4"/>
+              <w:left w:val="single" w:color="BFBFBF" w:sz="4"/>
+              <w:bottom w:val="single" w:color="BFBFBF" w:sz="4"/>
+              <w:right w:val="single" w:color="BFBFBF" w:sz="4"/>
+            </w:tcBorders>
+            <w:shd w:fill="FAFAFA" w:val="clear"/>
+            <w:tcMar>
+              <w:top w:type="dxa" w:w="60"/>
+              <w:left w:type="dxa" w:w="100"/>
+              <w:bottom w:type="dxa" w:w="60"/>
+              <w:right w:type="dxa" w:w="100"/>
+            </w:tcMar>
+          </w:tcPr>
+          <w:p>
+            <w:pPr>
+              <w:spacing w:after="20" w:line="252"/>
+            </w:pPr>
+            <w:r>
+              <w:rPr>
+                <w:rFonts w:ascii="Arial" w:cs="Arial" w:eastAsia="Arial" w:hAnsi="Arial"/>
+                <w:sz w:val="19"/>
+                <w:szCs w:val="19"/>
+              </w:rPr>
+              <w:t>Adaptación al material de la asignatura: componentes con Atomic Design, BrowserRouter, imágenes importadas desde src/assets, hoja de estilos en formato estándar con tabla de contenido y enfoque mobile first, Error Boundary, carga diferida del panel y 15 pruebas (10 de defensa y 5 complementarias). El equipo queda conformado por Isabel Cántaro.</w:t>
+            </w:r>
+          </w:p>
+        </w:tc>
+      </w:tr>
     </w:tbl>
     <w:p>
       <w:pPr>
@@ -1934,7 +2063,7 @@
                 <w:sz w:val="19"/>
                 <w:szCs w:val="19"/>
               </w:rPr>
-              <w:t xml:space="preserve">React Router</w:t>
+              <w:t>React Router</w:t>
             </w:r>
           </w:p>
         </w:tc>
@@ -1965,7 +2094,7 @@
                 <w:sz w:val="19"/>
                 <w:szCs w:val="19"/>
               </w:rPr>
-              <w:t xml:space="preserve">Biblioteca de navegación entre vistas. Se usa HashRouter para que el sitio funcione en GitHub Pages.</w:t>
+              <w:t>Biblioteca de navegación entre vistas. Se usa BrowserRouter (envuelve a &lt;App /&gt; en main.jsx), como en el material de la asignatura.</w:t>
             </w:r>
           </w:p>
         </w:tc>
@@ -2626,6 +2755,140 @@
                 <w:szCs w:val="19"/>
               </w:rPr>
               <w:t xml:space="preserve">Porcentaje del código fuente (sentencias, ramas, funciones, líneas) ejecutado por las pruebas.</w:t>
+            </w:r>
+          </w:p>
+        </w:tc>
+      </w:tr>
+      <w:tr>
+        <w:trPr>
+          <w:cantSplit/>
+        </w:trPr>
+        <w:tc>
+          <w:tcPr>
+            <w:tcW w:type="dxa" w:w="2400"/>
+            <w:tcBorders>
+              <w:top w:val="single" w:color="BFBFBF" w:sz="4"/>
+              <w:left w:val="single" w:color="BFBFBF" w:sz="4"/>
+              <w:bottom w:val="single" w:color="BFBFBF" w:sz="4"/>
+              <w:right w:val="single" w:color="BFBFBF" w:sz="4"/>
+            </w:tcBorders>
+            <w:shd w:fill="FAFAFA" w:val="clear"/>
+            <w:tcMar>
+              <w:top w:type="dxa" w:w="60"/>
+              <w:left w:type="dxa" w:w="100"/>
+              <w:bottom w:type="dxa" w:w="60"/>
+              <w:right w:type="dxa" w:w="100"/>
+            </w:tcMar>
+          </w:tcPr>
+          <w:p>
+            <w:pPr>
+              <w:spacing w:after="20" w:line="252"/>
+            </w:pPr>
+            <w:r>
+              <w:rPr>
+                <w:rFonts w:ascii="Arial" w:cs="Arial" w:eastAsia="Arial" w:hAnsi="Arial"/>
+                <w:sz w:val="19"/>
+                <w:szCs w:val="19"/>
+              </w:rPr>
+              <w:t>Atomic Design</w:t>
+            </w:r>
+          </w:p>
+        </w:tc>
+        <w:tc>
+          <w:tcPr>
+            <w:tcW w:type="dxa" w:w="6960"/>
+            <w:tcBorders>
+              <w:top w:val="single" w:color="BFBFBF" w:sz="4"/>
+              <w:left w:val="single" w:color="BFBFBF" w:sz="4"/>
+              <w:bottom w:val="single" w:color="BFBFBF" w:sz="4"/>
+              <w:right w:val="single" w:color="BFBFBF" w:sz="4"/>
+            </w:tcBorders>
+            <w:shd w:fill="FAFAFA" w:val="clear"/>
+            <w:tcMar>
+              <w:top w:type="dxa" w:w="60"/>
+              <w:left w:type="dxa" w:w="100"/>
+              <w:bottom w:type="dxa" w:w="60"/>
+              <w:right w:type="dxa" w:w="100"/>
+            </w:tcMar>
+          </w:tcPr>
+          <w:p>
+            <w:pPr>
+              <w:spacing w:after="20" w:line="252"/>
+            </w:pPr>
+            <w:r>
+              <w:rPr>
+                <w:rFonts w:ascii="Arial" w:cs="Arial" w:eastAsia="Arial" w:hAnsi="Arial"/>
+                <w:sz w:val="19"/>
+                <w:szCs w:val="19"/>
+              </w:rPr>
+              <w:t>Metodología de Brad Frost que divide la interfaz en átomos (botón, logo), moléculas (tarjeta, campo con etiqueta), organismos (barra de navegación, formularios), plantillas (estructura de página) y páginas.</w:t>
+            </w:r>
+          </w:p>
+        </w:tc>
+      </w:tr>
+      <w:tr>
+        <w:trPr>
+          <w:cantSplit/>
+        </w:trPr>
+        <w:tc>
+          <w:tcPr>
+            <w:tcW w:type="dxa" w:w="2400"/>
+            <w:tcBorders>
+              <w:top w:val="single" w:color="BFBFBF" w:sz="4"/>
+              <w:left w:val="single" w:color="BFBFBF" w:sz="4"/>
+              <w:bottom w:val="single" w:color="BFBFBF" w:sz="4"/>
+              <w:right w:val="single" w:color="BFBFBF" w:sz="4"/>
+            </w:tcBorders>
+            <w:shd w:fill="FAFAFA" w:val="clear"/>
+            <w:tcMar>
+              <w:top w:type="dxa" w:w="60"/>
+              <w:left w:type="dxa" w:w="100"/>
+              <w:bottom w:type="dxa" w:w="60"/>
+              <w:right w:type="dxa" w:w="100"/>
+            </w:tcMar>
+          </w:tcPr>
+          <w:p>
+            <w:pPr>
+              <w:spacing w:after="20" w:line="252"/>
+            </w:pPr>
+            <w:r>
+              <w:rPr>
+                <w:rFonts w:ascii="Arial" w:cs="Arial" w:eastAsia="Arial" w:hAnsi="Arial"/>
+                <w:sz w:val="19"/>
+                <w:szCs w:val="19"/>
+              </w:rPr>
+              <w:t>Error Boundary</w:t>
+            </w:r>
+          </w:p>
+        </w:tc>
+        <w:tc>
+          <w:tcPr>
+            <w:tcW w:type="dxa" w:w="6960"/>
+            <w:tcBorders>
+              <w:top w:val="single" w:color="BFBFBF" w:sz="4"/>
+              <w:left w:val="single" w:color="BFBFBF" w:sz="4"/>
+              <w:bottom w:val="single" w:color="BFBFBF" w:sz="4"/>
+              <w:right w:val="single" w:color="BFBFBF" w:sz="4"/>
+            </w:tcBorders>
+            <w:shd w:fill="FAFAFA" w:val="clear"/>
+            <w:tcMar>
+              <w:top w:type="dxa" w:w="60"/>
+              <w:left w:type="dxa" w:w="100"/>
+              <w:bottom w:type="dxa" w:w="60"/>
+              <w:right w:type="dxa" w:w="100"/>
+            </w:tcMar>
+          </w:tcPr>
+          <w:p>
+            <w:pPr>
+              <w:spacing w:after="20" w:line="252"/>
+            </w:pPr>
+            <w:r>
+              <w:rPr>
+                <w:rFonts w:ascii="Arial" w:cs="Arial" w:eastAsia="Arial" w:hAnsi="Arial"/>
+                <w:sz w:val="19"/>
+                <w:szCs w:val="19"/>
+              </w:rPr>
+              <w:t>Componente de clase que atrapa los errores al dibujar sus hijos y muestra un mensaje de respaldo en vez de una pantalla en blanco (LimiteDeErrores).</w:t>
             </w:r>
           </w:p>
         </w:tc>
@@ -3127,7 +3390,7 @@
                 <w:sz w:val="19"/>
                 <w:szCs w:val="19"/>
               </w:rPr>
-              <w:t xml:space="preserve">Componentes</w:t>
+              <w:t>Componentes</w:t>
             </w:r>
           </w:p>
         </w:tc>
@@ -3158,58 +3421,7 @@
                 <w:sz w:val="19"/>
                 <w:szCs w:val="19"/>
               </w:rPr>
-              <w:t xml:space="preserve">Piezas reutilizables de interfaz que reciben props y gestionan su propio estado (</w:t>
-            </w:r>
-            <w:r>
-              <w:rPr>
-                <w:rFonts w:ascii="Consolas" w:cs="Consolas" w:eastAsia="Consolas" w:hAnsi="Consolas"/>
-                <w:sz w:val="19"/>
-                <w:szCs w:val="19"/>
-                <w:shd w:fill="EFEFEF" w:val="clear"/>
-              </w:rPr>
-              <w:t xml:space="preserve">src/components/comunes</w:t>
-            </w:r>
-            <w:r>
-              <w:rPr>
-                <w:rFonts w:ascii="Arial" w:cs="Arial" w:eastAsia="Arial" w:hAnsi="Arial"/>
-                <w:sz w:val="19"/>
-                <w:szCs w:val="19"/>
-              </w:rPr>
-              <w:t xml:space="preserve">, </w:t>
-            </w:r>
-            <w:r>
-              <w:rPr>
-                <w:rFonts w:ascii="Consolas" w:cs="Consolas" w:eastAsia="Consolas" w:hAnsi="Consolas"/>
-                <w:sz w:val="19"/>
-                <w:szCs w:val="19"/>
-                <w:shd w:fill="EFEFEF" w:val="clear"/>
-              </w:rPr>
-              <w:t xml:space="preserve">tienda</w:t>
-            </w:r>
-            <w:r>
-              <w:rPr>
-                <w:rFonts w:ascii="Arial" w:cs="Arial" w:eastAsia="Arial" w:hAnsi="Arial"/>
-                <w:sz w:val="19"/>
-                <w:szCs w:val="19"/>
-              </w:rPr>
-              <w:t xml:space="preserve">, </w:t>
-            </w:r>
-            <w:r>
-              <w:rPr>
-                <w:rFonts w:ascii="Consolas" w:cs="Consolas" w:eastAsia="Consolas" w:hAnsi="Consolas"/>
-                <w:sz w:val="19"/>
-                <w:szCs w:val="19"/>
-                <w:shd w:fill="EFEFEF" w:val="clear"/>
-              </w:rPr>
-              <w:t xml:space="preserve">admin</w:t>
-            </w:r>
-            <w:r>
-              <w:rPr>
-                <w:rFonts w:ascii="Arial" w:cs="Arial" w:eastAsia="Arial" w:hAnsi="Arial"/>
-                <w:sz w:val="19"/>
-                <w:szCs w:val="19"/>
-              </w:rPr>
-              <w:t xml:space="preserve">).</w:t>
+              <w:t>Piezas reutilizables organizadas con Atomic Design: src/components/atomos, moleculas, organismos y plantillas. Los componentes sin interfaz propia (RutaProtegida, ScrollArriba, LimiteDeErrores) están en src/components/utilidades.</w:t>
             </w:r>
           </w:p>
         </w:tc>
@@ -3576,6 +3788,73 @@
                 <w:szCs w:val="19"/>
               </w:rPr>
               <w:t xml:space="preserve">).</w:t>
+            </w:r>
+          </w:p>
+        </w:tc>
+      </w:tr>
+      <w:tr>
+        <w:trPr>
+          <w:cantSplit/>
+        </w:trPr>
+        <w:tc>
+          <w:tcPr>
+            <w:tcW w:type="dxa" w:w="2200"/>
+            <w:tcBorders>
+              <w:top w:val="single" w:color="BFBFBF" w:sz="4"/>
+              <w:left w:val="single" w:color="BFBFBF" w:sz="4"/>
+              <w:bottom w:val="single" w:color="BFBFBF" w:sz="4"/>
+              <w:right w:val="single" w:color="BFBFBF" w:sz="4"/>
+            </w:tcBorders>
+            <w:shd w:fill="FAFAFA" w:val="clear"/>
+            <w:tcMar>
+              <w:top w:type="dxa" w:w="60"/>
+              <w:left w:type="dxa" w:w="100"/>
+              <w:bottom w:type="dxa" w:w="60"/>
+              <w:right w:type="dxa" w:w="100"/>
+            </w:tcMar>
+          </w:tcPr>
+          <w:p>
+            <w:pPr>
+              <w:spacing w:after="20" w:line="252"/>
+            </w:pPr>
+            <w:r>
+              <w:rPr>
+                <w:rFonts w:ascii="Arial" w:cs="Arial" w:eastAsia="Arial" w:hAnsi="Arial"/>
+                <w:sz w:val="19"/>
+                <w:szCs w:val="19"/>
+              </w:rPr>
+              <w:t>Recursos</w:t>
+            </w:r>
+          </w:p>
+        </w:tc>
+        <w:tc>
+          <w:tcPr>
+            <w:tcW w:type="dxa" w:w="7160"/>
+            <w:tcBorders>
+              <w:top w:val="single" w:color="BFBFBF" w:sz="4"/>
+              <w:left w:val="single" w:color="BFBFBF" w:sz="4"/>
+              <w:bottom w:val="single" w:color="BFBFBF" w:sz="4"/>
+              <w:right w:val="single" w:color="BFBFBF" w:sz="4"/>
+            </w:tcBorders>
+            <w:shd w:fill="FAFAFA" w:val="clear"/>
+            <w:tcMar>
+              <w:top w:type="dxa" w:w="60"/>
+              <w:left w:type="dxa" w:w="100"/>
+              <w:bottom w:type="dxa" w:w="60"/>
+              <w:right w:type="dxa" w:w="100"/>
+            </w:tcMar>
+          </w:tcPr>
+          <w:p>
+            <w:pPr>
+              <w:spacing w:after="20" w:line="252"/>
+            </w:pPr>
+            <w:r>
+              <w:rPr>
+                <w:rFonts w:ascii="Arial" w:cs="Arial" w:eastAsia="Arial" w:hAnsi="Arial"/>
+                <w:sz w:val="19"/>
+                <w:szCs w:val="19"/>
+              </w:rPr>
+              <w:t>Imágenes importadas desde src/assets (src/assets/images.js) y una única hoja de estilos propia (src/styles/tema.css).</w:t>
             </w:r>
           </w:p>
         </w:tc>
@@ -4221,7 +4500,7 @@
         <w:rPr>
           <w:rFonts w:ascii="Arial" w:cs="Arial" w:eastAsia="Arial" w:hAnsi="Arial"/>
         </w:rPr>
-        <w:t xml:space="preserve">El proyecto se desarrolla en equipo (máximo 3 integrantes); este equipo es de 2 integrantes.</w:t>
+        <w:t>El proyecto se desarrolla en equipo (máximo 3 integrantes); en esta entrega el equipo está conformado por 1 integrante (Isabel Cántaro).</w:t>
       </w:r>
     </w:p>
     <w:p>
@@ -6625,7 +6904,7 @@
                 <w:sz w:val="19"/>
                 <w:szCs w:val="19"/>
               </w:rPr>
-              <w:t xml:space="preserve">react-router-dom 7 (HashRouter)</w:t>
+              <w:t>react-router-dom 7 (BrowserRouter)</w:t>
             </w:r>
           </w:p>
         </w:tc>
@@ -6656,7 +6935,7 @@
                 <w:sz w:val="19"/>
                 <w:szCs w:val="19"/>
               </w:rPr>
-              <w:t xml:space="preserve">Navegación entre vistas y rutas protegidas.</w:t>
+              <w:t>Navegación entre vistas, parámetros de ruta (useParams), parámetros de búsqueda (useLocation) y rutas protegidas.</w:t>
             </w:r>
           </w:p>
         </w:tc>
@@ -6857,7 +7136,7 @@
                 <w:sz w:val="19"/>
                 <w:szCs w:val="19"/>
               </w:rPr>
-              <w:t xml:space="preserve">Jasmine, Karma y Testing Library</w:t>
+              <w:t>Jasmine, Karma, Testing Library y jasmine-dom</w:t>
             </w:r>
           </w:p>
         </w:tc>
@@ -6887,7 +7166,7 @@
                 <w:sz w:val="19"/>
                 <w:szCs w:val="19"/>
               </w:rPr>
-              <w:t xml:space="preserve">Pruebas unitarias y de componentes en un navegador real, con informe de cobertura (karma-coverage).</w:t>
+              <w:t>Pruebas unitarias y de componentes en un navegador real (Chrome sin ventana), con informe de cobertura (karma-coverage).</w:t>
             </w:r>
           </w:p>
         </w:tc>
@@ -12067,19 +12346,7 @@
         <w:rPr>
           <w:rFonts w:ascii="Arial" w:cs="Arial" w:eastAsia="Arial" w:hAnsi="Arial"/>
         </w:rPr>
-        <w:t xml:space="preserve">Las 10 pruebas unitarias protegen las reglas críticas del código frente a regresiones.</w:t>
-      </w:r>
-    </w:p>
-    <w:p>
-      <w:pPr>
-        <w:pStyle w:val="Heading3"/>
-        <w:keepNext/>
-      </w:pPr>
-      <w:r>
-        <w:rPr>
-          <w:rFonts w:ascii="Arial" w:cs="Arial" w:eastAsia="Arial" w:hAnsi="Arial"/>
-        </w:rPr>
-        <w:t xml:space="preserve">3.3.6. Portabilidad y usabilidad</w:t>
+        <w:t>Las 15 pruebas unitarias (10 de defensa y 5 complementarias) protegen los componentes y las reglas críticas del código frente a regresiones.</w:t>
       </w:r>
     </w:p>
     <w:p>
@@ -12095,7 +12362,19 @@
         <w:rPr>
           <w:rFonts w:ascii="Arial" w:cs="Arial" w:eastAsia="Arial" w:hAnsi="Arial"/>
         </w:rPr>
-        <w:t xml:space="preserve">El sitio funciona en cualquier navegador moderno, sin depender de un sistema operativo, y puede desplegarse en cualquier hosting estático.</w:t>
+        <w:t>Los estilos viven en una sola hoja (tema.css), escrita en formato estándar, con tabla de contenido y enfoque mobile first; los componentes no usan estilos en línea.</w:t>
+      </w:r>
+    </w:p>
+    <w:p>
+      <w:pPr>
+        <w:pStyle w:val="Heading3"/>
+        <w:keepNext/>
+      </w:pPr>
+      <w:r>
+        <w:rPr>
+          <w:rFonts w:ascii="Arial" w:cs="Arial" w:eastAsia="Arial" w:hAnsi="Arial"/>
+        </w:rPr>
+        <w:t xml:space="preserve">3.3.6. Portabilidad y usabilidad</w:t>
       </w:r>
     </w:p>
     <w:p>
@@ -12111,7 +12390,7 @@
         <w:rPr>
           <w:rFonts w:ascii="Arial" w:cs="Arial" w:eastAsia="Arial" w:hAnsi="Arial"/>
         </w:rPr>
-        <w:t xml:space="preserve">Se usa HashRouter para que las rutas funcionen en GitHub Pages sin configuración del servidor.</w:t>
+        <w:t xml:space="preserve">El sitio funciona en cualquier navegador moderno, sin depender de un sistema operativo, y puede desplegarse en cualquier hosting estático.</w:t>
       </w:r>
     </w:p>
     <w:p>
@@ -12127,19 +12406,7 @@
         <w:rPr>
           <w:rFonts w:ascii="Arial" w:cs="Arial" w:eastAsia="Arial" w:hAnsi="Arial"/>
         </w:rPr>
-        <w:t xml:space="preserve">Se cuidan la accesibilidad básica (etiquetas asociadas a cada campo, roles ARIA, contraste alto y enlace para saltar al contenido) y la legibilidad en móvil.</w:t>
-      </w:r>
-    </w:p>
-    <w:p>
-      <w:pPr>
-        <w:pStyle w:val="Heading2"/>
-        <w:keepNext/>
-      </w:pPr>
-      <w:r>
-        <w:rPr>
-          <w:rFonts w:ascii="Arial" w:cs="Arial" w:eastAsia="Arial" w:hAnsi="Arial"/>
-        </w:rPr>
-        <w:t xml:space="preserve">3.4. Otros requisitos</w:t>
+        <w:t>Se usa BrowserRouter. Para GitHub Pages el sitio se compila con la base /FullstackII/ y se publica una copia de index.html como 404.html, de modo que las rutas internas también carguen la aplicación.</w:t>
       </w:r>
     </w:p>
     <w:p>
@@ -12155,7 +12422,19 @@
         <w:rPr>
           <w:rFonts w:ascii="Arial" w:cs="Arial" w:eastAsia="Arial" w:hAnsi="Arial"/>
         </w:rPr>
-        <w:t xml:space="preserve">El equipo debe estar en condiciones de presentar el desarrollo funcional del sitio y de responder preguntas abiertas sobre las decisiones técnicas tomadas, de forma individual.</w:t>
+        <w:t xml:space="preserve">Se cuidan la accesibilidad básica (etiquetas asociadas a cada campo, roles ARIA, contraste alto y enlace para saltar al contenido) y la legibilidad en móvil.</w:t>
+      </w:r>
+    </w:p>
+    <w:p>
+      <w:pPr>
+        <w:pStyle w:val="Heading2"/>
+        <w:keepNext/>
+      </w:pPr>
+      <w:r>
+        <w:rPr>
+          <w:rFonts w:ascii="Arial" w:cs="Arial" w:eastAsia="Arial" w:hAnsi="Arial"/>
+        </w:rPr>
+        <w:t xml:space="preserve">3.4. Otros requisitos</w:t>
       </w:r>
     </w:p>
     <w:p>
@@ -12171,7 +12450,7 @@
         <w:rPr>
           <w:rFonts w:ascii="Arial" w:cs="Arial" w:eastAsia="Arial" w:hAnsi="Arial"/>
         </w:rPr>
-        <w:t xml:space="preserve">El repositorio de GitHub debe ser público y contener el proyecto actualizado, con historial de cambios y comentarios claros.</w:t>
+        <w:t xml:space="preserve">El equipo debe estar en condiciones de presentar el desarrollo funcional del sitio y de responder preguntas abiertas sobre las decisiones técnicas tomadas, de forma individual.</w:t>
       </w:r>
     </w:p>
     <w:p>
@@ -12187,11 +12466,27 @@
         <w:rPr>
           <w:rFonts w:ascii="Arial" w:cs="Arial" w:eastAsia="Arial" w:hAnsi="Arial"/>
         </w:rPr>
-        <w:t xml:space="preserve">Se entrega junto a este documento el Documento de cobertura de testing, que valida el alcance de los elementos cubiertos por las pruebas.</w:t>
+        <w:t xml:space="preserve">El repositorio de GitHub debe ser público y contener el proyecto actualizado, con historial de cambios y comentarios claros.</w:t>
       </w:r>
     </w:p>
     <w:p>
       <w:pPr>
+        <w:pStyle w:val="ListParagraph"/>
+        <w:numPr>
+          <w:ilvl w:val="0"/>
+          <w:numId w:val="2"/>
+        </w:numPr>
+        <w:spacing w:after="60" w:line="276"/>
+      </w:pPr>
+      <w:r>
+        <w:rPr>
+          <w:rFonts w:ascii="Arial" w:cs="Arial" w:eastAsia="Arial" w:hAnsi="Arial"/>
+        </w:rPr>
+        <w:t xml:space="preserve">Se entrega junto a este documento el Documento de cobertura de testing, que valida el alcance de los elementos cubiertos por las pruebas.</w:t>
+      </w:r>
+    </w:p>
+    <w:p>
+      <w:pPr>
         <w:pStyle w:val="Heading2"/>
         <w:keepNext/>
       </w:pPr>
@@ -12211,22 +12506,7 @@
         <w:rPr>
           <w:rFonts w:ascii="Arial" w:cs="Arial" w:eastAsia="Arial" w:hAnsi="Arial"/>
         </w:rPr>
-        <w:t xml:space="preserve">La siguiente matriz relaciona los requisitos con las 10 pruebas Jasmine que los verifican (carpeta </w:t>
-      </w:r>
-      <w:r>
-        <w:rPr>
-          <w:rFonts w:ascii="Consolas" w:cs="Consolas" w:eastAsia="Consolas" w:hAnsi="Consolas"/>
-          <w:sz w:val="20"/>
-          <w:szCs w:val="20"/>
-          <w:shd w:fill="EFEFEF" w:val="clear"/>
-        </w:rPr>
-        <w:t xml:space="preserve">test/</w:t>
-      </w:r>
-      <w:r>
-        <w:rPr>
-          <w:rFonts w:ascii="Arial" w:cs="Arial" w:eastAsia="Arial" w:hAnsi="Arial"/>
-        </w:rPr>
-        <w:t xml:space="preserve">):</w:t>
+        <w:t>La siguiente matriz relaciona los requisitos con las 15 pruebas Jasmine que los verifican (carpeta test/: defensa.spec.jsx = pruebas 1 a 10; complementarias.spec.jsx = pruebas 11 a 15):</w:t>
       </w:r>
     </w:p>
     <w:tbl>
@@ -12313,7 +12593,7 @@
                 <w:sz w:val="17"/>
                 <w:szCs w:val="17"/>
               </w:rPr>
-              <w:t xml:space="preserve">Prueba (archivo)</w:t>
+              <w:t>Prueba</w:t>
             </w:r>
           </w:p>
         </w:tc>
@@ -12381,7 +12661,7 @@
                 <w:sz w:val="17"/>
                 <w:szCs w:val="17"/>
               </w:rPr>
-              <w:t xml:space="preserve">R.2</w:t>
+              <w:t>R.1</w:t>
             </w:r>
           </w:p>
         </w:tc>
@@ -12411,24 +12691,7 @@
                 <w:sz w:val="17"/>
                 <w:szCs w:val="17"/>
               </w:rPr>
-              <w:t xml:space="preserve">5 · ListaProductos vacía (</w:t>
-            </w:r>
-            <w:r>
-              <w:rPr>
-                <w:rFonts w:ascii="Consolas" w:cs="Consolas" w:eastAsia="Consolas" w:hAnsi="Consolas"/>
-                <w:sz w:val="17"/>
-                <w:szCs w:val="17"/>
-                <w:shd w:fill="EFEFEF" w:val="clear"/>
-              </w:rPr>
-              <w:t xml:space="preserve">componentes.spec</w:t>
-            </w:r>
-            <w:r>
-              <w:rPr>
-                <w:rFonts w:ascii="Arial" w:cs="Arial" w:eastAsia="Arial" w:hAnsi="Arial"/>
-                <w:sz w:val="17"/>
-                <w:szCs w:val="17"/>
-              </w:rPr>
-              <w:t xml:space="preserve">)</w:t>
+              <w:t>13 · Recorrido de todas las vistas</w:t>
             </w:r>
           </w:p>
         </w:tc>
@@ -12458,7 +12721,7 @@
                 <w:sz w:val="17"/>
                 <w:szCs w:val="17"/>
               </w:rPr>
-              <w:t xml:space="preserve">Con lista vacía se muestra un mensaje en vez de tarjetas.</w:t>
+              <w:t>Cada ruta de la tienda y del panel se dibuja con su título.</w:t>
             </w:r>
           </w:p>
         </w:tc>
@@ -12476,25 +12739,24 @@
               <w:bottom w:val="single" w:color="BFBFBF" w:sz="4"/>
               <w:right w:val="single" w:color="BFBFBF" w:sz="4"/>
             </w:tcBorders>
-            <w:shd w:fill="FAFAFA" w:val="clear"/>
-            <w:tcMar>
-              <w:top w:type="dxa" w:w="60"/>
-              <w:left w:type="dxa" w:w="100"/>
-              <w:bottom w:type="dxa" w:w="60"/>
-              <w:right w:type="dxa" w:w="100"/>
-            </w:tcMar>
-          </w:tcPr>
-          <w:p>
-            <w:pPr>
-              <w:spacing w:after="20" w:line="252"/>
-            </w:pPr>
-            <w:r>
-              <w:rPr>
-                <w:rFonts w:ascii="Arial" w:cs="Arial" w:eastAsia="Arial" w:hAnsi="Arial"/>
-                <w:sz w:val="17"/>
-                <w:szCs w:val="17"/>
-              </w:rPr>
-              <w:t xml:space="preserve">R.3</w:t>
+            <w:tcMar>
+              <w:top w:type="dxa" w:w="60"/>
+              <w:left w:type="dxa" w:w="100"/>
+              <w:bottom w:type="dxa" w:w="60"/>
+              <w:right w:type="dxa" w:w="100"/>
+            </w:tcMar>
+          </w:tcPr>
+          <w:p>
+            <w:pPr>
+              <w:spacing w:after="20" w:line="252"/>
+            </w:pPr>
+            <w:r>
+              <w:rPr>
+                <w:rFonts w:ascii="Arial" w:cs="Arial" w:eastAsia="Arial" w:hAnsi="Arial"/>
+                <w:sz w:val="17"/>
+                <w:szCs w:val="17"/>
+              </w:rPr>
+              <w:t>R.2</w:t>
             </w:r>
           </w:p>
         </w:tc>
@@ -12507,42 +12769,24 @@
               <w:bottom w:val="single" w:color="BFBFBF" w:sz="4"/>
               <w:right w:val="single" w:color="BFBFBF" w:sz="4"/>
             </w:tcBorders>
-            <w:shd w:fill="FAFAFA" w:val="clear"/>
-            <w:tcMar>
-              <w:top w:type="dxa" w:w="60"/>
-              <w:left w:type="dxa" w:w="100"/>
-              <w:bottom w:type="dxa" w:w="60"/>
-              <w:right w:type="dxa" w:w="100"/>
-            </w:tcMar>
-          </w:tcPr>
-          <w:p>
-            <w:pPr>
-              <w:spacing w:after="20" w:line="252"/>
-            </w:pPr>
-            <w:r>
-              <w:rPr>
-                <w:rFonts w:ascii="Arial" w:cs="Arial" w:eastAsia="Arial" w:hAnsi="Arial"/>
-                <w:sz w:val="17"/>
-                <w:szCs w:val="17"/>
-              </w:rPr>
-              <w:t xml:space="preserve">6 · Galería (</w:t>
-            </w:r>
-            <w:r>
-              <w:rPr>
-                <w:rFonts w:ascii="Consolas" w:cs="Consolas" w:eastAsia="Consolas" w:hAnsi="Consolas"/>
-                <w:sz w:val="17"/>
-                <w:szCs w:val="17"/>
-                <w:shd w:fill="EFEFEF" w:val="clear"/>
-              </w:rPr>
-              <w:t xml:space="preserve">componentes.spec</w:t>
-            </w:r>
-            <w:r>
-              <w:rPr>
-                <w:rFonts w:ascii="Arial" w:cs="Arial" w:eastAsia="Arial" w:hAnsi="Arial"/>
-                <w:sz w:val="17"/>
-                <w:szCs w:val="17"/>
-              </w:rPr>
-              <w:t xml:space="preserve">)</w:t>
+            <w:tcMar>
+              <w:top w:type="dxa" w:w="60"/>
+              <w:left w:type="dxa" w:w="100"/>
+              <w:bottom w:type="dxa" w:w="60"/>
+              <w:right w:type="dxa" w:w="100"/>
+            </w:tcMar>
+          </w:tcPr>
+          <w:p>
+            <w:pPr>
+              <w:spacing w:after="20" w:line="252"/>
+            </w:pPr>
+            <w:r>
+              <w:rPr>
+                <w:rFonts w:ascii="Arial" w:cs="Arial" w:eastAsia="Arial" w:hAnsi="Arial"/>
+                <w:sz w:val="17"/>
+                <w:szCs w:val="17"/>
+              </w:rPr>
+              <w:t>1 · ListaProductos</w:t>
             </w:r>
           </w:p>
         </w:tc>
@@ -12555,25 +12799,24 @@
               <w:bottom w:val="single" w:color="BFBFBF" w:sz="4"/>
               <w:right w:val="single" w:color="BFBFBF" w:sz="4"/>
             </w:tcBorders>
-            <w:shd w:fill="FAFAFA" w:val="clear"/>
-            <w:tcMar>
-              <w:top w:type="dxa" w:w="60"/>
-              <w:left w:type="dxa" w:w="100"/>
-              <w:bottom w:type="dxa" w:w="60"/>
-              <w:right w:type="dxa" w:w="100"/>
-            </w:tcMar>
-          </w:tcPr>
-          <w:p>
-            <w:pPr>
-              <w:spacing w:after="20" w:line="252"/>
-            </w:pPr>
-            <w:r>
-              <w:rPr>
-                <w:rFonts w:ascii="Arial" w:cs="Arial" w:eastAsia="Arial" w:hAnsi="Arial"/>
-                <w:sz w:val="17"/>
-                <w:szCs w:val="17"/>
-              </w:rPr>
-              <w:t xml:space="preserve">Al hacer clic en una miniatura cambia la imagen principal.</w:t>
+            <w:tcMar>
+              <w:top w:type="dxa" w:w="60"/>
+              <w:left w:type="dxa" w:w="100"/>
+              <w:bottom w:type="dxa" w:w="60"/>
+              <w:right w:type="dxa" w:w="100"/>
+            </w:tcMar>
+          </w:tcPr>
+          <w:p>
+            <w:pPr>
+              <w:spacing w:after="20" w:line="252"/>
+            </w:pPr>
+            <w:r>
+              <w:rPr>
+                <w:rFonts w:ascii="Arial" w:cs="Arial" w:eastAsia="Arial" w:hAnsi="Arial"/>
+                <w:sz w:val="17"/>
+                <w:szCs w:val="17"/>
+              </w:rPr>
+              <w:t>Se dibuja una tarjeta por cada diseño del catálogo.</w:t>
             </w:r>
           </w:p>
         </w:tc>
@@ -12608,7 +12851,7 @@
                 <w:sz w:val="17"/>
                 <w:szCs w:val="17"/>
               </w:rPr>
-              <w:t xml:space="preserve">R.6</w:t>
+              <w:t>R.3</w:t>
             </w:r>
           </w:p>
         </w:tc>
@@ -12638,41 +12881,7 @@
                 <w:sz w:val="17"/>
                 <w:szCs w:val="17"/>
               </w:rPr>
-              <w:t xml:space="preserve">2 · Máximo 5 unidades (</w:t>
-            </w:r>
-            <w:r>
-              <w:rPr>
-                <w:rFonts w:ascii="Consolas" w:cs="Consolas" w:eastAsia="Consolas" w:hAnsi="Consolas"/>
-                <w:sz w:val="17"/>
-                <w:szCs w:val="17"/>
-                <w:shd w:fill="EFEFEF" w:val="clear"/>
-              </w:rPr>
-              <w:t xml:space="preserve">logica.spec</w:t>
-            </w:r>
-            <w:r>
-              <w:rPr>
-                <w:rFonts w:ascii="Arial" w:cs="Arial" w:eastAsia="Arial" w:hAnsi="Arial"/>
-                <w:sz w:val="17"/>
-                <w:szCs w:val="17"/>
-              </w:rPr>
-              <w:t xml:space="preserve">); 4 · TarjetaProducto (</w:t>
-            </w:r>
-            <w:r>
-              <w:rPr>
-                <w:rFonts w:ascii="Consolas" w:cs="Consolas" w:eastAsia="Consolas" w:hAnsi="Consolas"/>
-                <w:sz w:val="17"/>
-                <w:szCs w:val="17"/>
-                <w:shd w:fill="EFEFEF" w:val="clear"/>
-              </w:rPr>
-              <w:t xml:space="preserve">componentes.spec</w:t>
-            </w:r>
-            <w:r>
-              <w:rPr>
-                <w:rFonts w:ascii="Arial" w:cs="Arial" w:eastAsia="Arial" w:hAnsi="Arial"/>
-                <w:sz w:val="17"/>
-                <w:szCs w:val="17"/>
-              </w:rPr>
-              <w:t xml:space="preserve">)</w:t>
+              <w:t>5 · Galería</w:t>
             </w:r>
           </w:p>
         </w:tc>
@@ -12702,7 +12911,7 @@
                 <w:sz w:val="17"/>
                 <w:szCs w:val="17"/>
               </w:rPr>
-              <w:t xml:space="preserve">La regla de máximo por diseño y que el botón Añadir avise al padre con el producto.</w:t>
+              <w:t>Al hacer clic en una miniatura cambia la imagen principal.</w:t>
             </w:r>
           </w:p>
         </w:tc>
@@ -12720,25 +12929,24 @@
               <w:bottom w:val="single" w:color="BFBFBF" w:sz="4"/>
               <w:right w:val="single" w:color="BFBFBF" w:sz="4"/>
             </w:tcBorders>
-            <w:shd w:fill="FAFAFA" w:val="clear"/>
-            <w:tcMar>
-              <w:top w:type="dxa" w:w="60"/>
-              <w:left w:type="dxa" w:w="100"/>
-              <w:bottom w:type="dxa" w:w="60"/>
-              <w:right w:type="dxa" w:w="100"/>
-            </w:tcMar>
-          </w:tcPr>
-          <w:p>
-            <w:pPr>
-              <w:spacing w:after="20" w:line="252"/>
-            </w:pPr>
-            <w:r>
-              <w:rPr>
-                <w:rFonts w:ascii="Arial" w:cs="Arial" w:eastAsia="Arial" w:hAnsi="Arial"/>
-                <w:sz w:val="17"/>
-                <w:szCs w:val="17"/>
-              </w:rPr>
-              <w:t xml:space="preserve">R.7</w:t>
+            <w:tcMar>
+              <w:top w:type="dxa" w:w="60"/>
+              <w:left w:type="dxa" w:w="100"/>
+              <w:bottom w:type="dxa" w:w="60"/>
+              <w:right w:type="dxa" w:w="100"/>
+            </w:tcMar>
+          </w:tcPr>
+          <w:p>
+            <w:pPr>
+              <w:spacing w:after="20" w:line="252"/>
+            </w:pPr>
+            <w:r>
+              <w:rPr>
+                <w:rFonts w:ascii="Arial" w:cs="Arial" w:eastAsia="Arial" w:hAnsi="Arial"/>
+                <w:sz w:val="17"/>
+                <w:szCs w:val="17"/>
+              </w:rPr>
+              <w:t>R.6</w:t>
             </w:r>
           </w:p>
         </w:tc>
@@ -12751,42 +12959,24 @@
               <w:bottom w:val="single" w:color="BFBFBF" w:sz="4"/>
               <w:right w:val="single" w:color="BFBFBF" w:sz="4"/>
             </w:tcBorders>
-            <w:shd w:fill="FAFAFA" w:val="clear"/>
-            <w:tcMar>
-              <w:top w:type="dxa" w:w="60"/>
-              <w:left w:type="dxa" w:w="100"/>
-              <w:bottom w:type="dxa" w:w="60"/>
-              <w:right w:type="dxa" w:w="100"/>
-            </w:tcMar>
-          </w:tcPr>
-          <w:p>
-            <w:pPr>
-              <w:spacing w:after="20" w:line="252"/>
-            </w:pPr>
-            <w:r>
-              <w:rPr>
-                <w:rFonts w:ascii="Arial" w:cs="Arial" w:eastAsia="Arial" w:hAnsi="Arial"/>
-                <w:sz w:val="17"/>
-                <w:szCs w:val="17"/>
-              </w:rPr>
-              <w:t xml:space="preserve">10 · Hora ocupada solo si está pagada (</w:t>
-            </w:r>
-            <w:r>
-              <w:rPr>
-                <w:rFonts w:ascii="Consolas" w:cs="Consolas" w:eastAsia="Consolas" w:hAnsi="Consolas"/>
-                <w:sz w:val="17"/>
-                <w:szCs w:val="17"/>
-                <w:shd w:fill="EFEFEF" w:val="clear"/>
-              </w:rPr>
-              <w:t xml:space="preserve">logica.spec</w:t>
-            </w:r>
-            <w:r>
-              <w:rPr>
-                <w:rFonts w:ascii="Arial" w:cs="Arial" w:eastAsia="Arial" w:hAnsi="Arial"/>
-                <w:sz w:val="17"/>
-                <w:szCs w:val="17"/>
-              </w:rPr>
-              <w:t xml:space="preserve">)</w:t>
+            <w:tcMar>
+              <w:top w:type="dxa" w:w="60"/>
+              <w:left w:type="dxa" w:w="100"/>
+              <w:bottom w:type="dxa" w:w="60"/>
+              <w:right w:type="dxa" w:w="100"/>
+            </w:tcMar>
+          </w:tcPr>
+          <w:p>
+            <w:pPr>
+              <w:spacing w:after="20" w:line="252"/>
+            </w:pPr>
+            <w:r>
+              <w:rPr>
+                <w:rFonts w:ascii="Arial" w:cs="Arial" w:eastAsia="Arial" w:hAnsi="Arial"/>
+                <w:sz w:val="17"/>
+                <w:szCs w:val="17"/>
+              </w:rPr>
+              <w:t>3 · Botón (átomo); 12 · Compra aprobada</w:t>
             </w:r>
           </w:p>
         </w:tc>
@@ -12799,25 +12989,24 @@
               <w:bottom w:val="single" w:color="BFBFBF" w:sz="4"/>
               <w:right w:val="single" w:color="BFBFBF" w:sz="4"/>
             </w:tcBorders>
-            <w:shd w:fill="FAFAFA" w:val="clear"/>
-            <w:tcMar>
-              <w:top w:type="dxa" w:w="60"/>
-              <w:left w:type="dxa" w:w="100"/>
-              <w:bottom w:type="dxa" w:w="60"/>
-              <w:right w:type="dxa" w:w="100"/>
-            </w:tcMar>
-          </w:tcPr>
-          <w:p>
-            <w:pPr>
-              <w:spacing w:after="20" w:line="252"/>
-            </w:pPr>
-            <w:r>
-              <w:rPr>
-                <w:rFonts w:ascii="Arial" w:cs="Arial" w:eastAsia="Arial" w:hAnsi="Arial"/>
-                <w:sz w:val="17"/>
-                <w:szCs w:val="17"/>
-              </w:rPr>
-              <w:t xml:space="preserve">Una orden pendiente deja la hora libre; al pagarla se ocupa.</w:t>
+            <w:tcMar>
+              <w:top w:type="dxa" w:w="60"/>
+              <w:left w:type="dxa" w:w="100"/>
+              <w:bottom w:type="dxa" w:w="60"/>
+              <w:right w:type="dxa" w:w="100"/>
+            </w:tcMar>
+          </w:tcPr>
+          <w:p>
+            <w:pPr>
+              <w:spacing w:after="20" w:line="252"/>
+            </w:pPr>
+            <w:r>
+              <w:rPr>
+                <w:rFonts w:ascii="Arial" w:cs="Arial" w:eastAsia="Arial" w:hAnsi="Arial"/>
+                <w:sz w:val="17"/>
+                <w:szCs w:val="17"/>
+              </w:rPr>
+              <w:t>El botón recibe etiqueta y onClick; al pagar se vacía el carrito.</w:t>
             </w:r>
           </w:p>
         </w:tc>
@@ -12852,7 +13041,7 @@
                 <w:sz w:val="17"/>
                 <w:szCs w:val="17"/>
               </w:rPr>
-              <w:t xml:space="preserve">R.8</w:t>
+              <w:t>R.7</w:t>
             </w:r>
           </w:p>
         </w:tc>
@@ -12882,24 +13071,7 @@
                 <w:sz w:val="17"/>
                 <w:szCs w:val="17"/>
               </w:rPr>
-              <w:t xml:space="preserve">9 · Pago rechazado con mock (</w:t>
-            </w:r>
-            <w:r>
-              <w:rPr>
-                <w:rFonts w:ascii="Consolas" w:cs="Consolas" w:eastAsia="Consolas" w:hAnsi="Consolas"/>
-                <w:sz w:val="17"/>
-                <w:szCs w:val="17"/>
-                <w:shd w:fill="EFEFEF" w:val="clear"/>
-              </w:rPr>
-              <w:t xml:space="preserve">checkout.spec</w:t>
-            </w:r>
-            <w:r>
-              <w:rPr>
-                <w:rFonts w:ascii="Arial" w:cs="Arial" w:eastAsia="Arial" w:hAnsi="Arial"/>
-                <w:sz w:val="17"/>
-                <w:szCs w:val="17"/>
-              </w:rPr>
-              <w:t xml:space="preserve">)</w:t>
+              <w:t>12 · Compra aprobada</w:t>
             </w:r>
           </w:p>
         </w:tc>
@@ -12929,7 +13101,7 @@
                 <w:sz w:val="17"/>
                 <w:szCs w:val="17"/>
               </w:rPr>
-              <w:t xml:space="preserve">Orden “Pago rechazado”, stock intacto y carrito conservado.</w:t>
+              <w:t>Al pagar, la hora elegida queda ocupada para ese tatuador.</w:t>
             </w:r>
           </w:p>
         </w:tc>
@@ -12947,25 +13119,24 @@
               <w:bottom w:val="single" w:color="BFBFBF" w:sz="4"/>
               <w:right w:val="single" w:color="BFBFBF" w:sz="4"/>
             </w:tcBorders>
-            <w:shd w:fill="FAFAFA" w:val="clear"/>
-            <w:tcMar>
-              <w:top w:type="dxa" w:w="60"/>
-              <w:left w:type="dxa" w:w="100"/>
-              <w:bottom w:type="dxa" w:w="60"/>
-              <w:right w:type="dxa" w:w="100"/>
-            </w:tcMar>
-          </w:tcPr>
-          <w:p>
-            <w:pPr>
-              <w:spacing w:after="20" w:line="252"/>
-            </w:pPr>
-            <w:r>
-              <w:rPr>
-                <w:rFonts w:ascii="Arial" w:cs="Arial" w:eastAsia="Arial" w:hAnsi="Arial"/>
-                <w:sz w:val="17"/>
-                <w:szCs w:val="17"/>
-              </w:rPr>
-              <w:t xml:space="preserve">R.10</w:t>
+            <w:tcMar>
+              <w:top w:type="dxa" w:w="60"/>
+              <w:left w:type="dxa" w:w="100"/>
+              <w:bottom w:type="dxa" w:w="60"/>
+              <w:right w:type="dxa" w:w="100"/>
+            </w:tcMar>
+          </w:tcPr>
+          <w:p>
+            <w:pPr>
+              <w:spacing w:after="20" w:line="252"/>
+            </w:pPr>
+            <w:r>
+              <w:rPr>
+                <w:rFonts w:ascii="Arial" w:cs="Arial" w:eastAsia="Arial" w:hAnsi="Arial"/>
+                <w:sz w:val="17"/>
+                <w:szCs w:val="17"/>
+              </w:rPr>
+              <w:t>R.8</w:t>
             </w:r>
           </w:p>
         </w:tc>
@@ -12978,42 +13149,24 @@
               <w:bottom w:val="single" w:color="BFBFBF" w:sz="4"/>
               <w:right w:val="single" w:color="BFBFBF" w:sz="4"/>
             </w:tcBorders>
-            <w:shd w:fill="FAFAFA" w:val="clear"/>
-            <w:tcMar>
-              <w:top w:type="dxa" w:w="60"/>
-              <w:left w:type="dxa" w:w="100"/>
-              <w:bottom w:type="dxa" w:w="60"/>
-              <w:right w:type="dxa" w:w="100"/>
-            </w:tcMar>
-          </w:tcPr>
-          <w:p>
-            <w:pPr>
-              <w:spacing w:after="20" w:line="252"/>
-            </w:pPr>
-            <w:r>
-              <w:rPr>
-                <w:rFonts w:ascii="Arial" w:cs="Arial" w:eastAsia="Arial" w:hAnsi="Arial"/>
-                <w:sz w:val="17"/>
-                <w:szCs w:val="17"/>
-              </w:rPr>
-              <w:t xml:space="preserve">1 · RUN inválido (</w:t>
-            </w:r>
-            <w:r>
-              <w:rPr>
-                <w:rFonts w:ascii="Consolas" w:cs="Consolas" w:eastAsia="Consolas" w:hAnsi="Consolas"/>
-                <w:sz w:val="17"/>
-                <w:szCs w:val="17"/>
-                <w:shd w:fill="EFEFEF" w:val="clear"/>
-              </w:rPr>
-              <w:t xml:space="preserve">logica.spec</w:t>
-            </w:r>
-            <w:r>
-              <w:rPr>
-                <w:rFonts w:ascii="Arial" w:cs="Arial" w:eastAsia="Arial" w:hAnsi="Arial"/>
-                <w:sz w:val="17"/>
-                <w:szCs w:val="17"/>
-              </w:rPr>
-              <w:t xml:space="preserve">)</w:t>
+            <w:tcMar>
+              <w:top w:type="dxa" w:w="60"/>
+              <w:left w:type="dxa" w:w="100"/>
+              <w:bottom w:type="dxa" w:w="60"/>
+              <w:right w:type="dxa" w:w="100"/>
+            </w:tcMar>
+          </w:tcPr>
+          <w:p>
+            <w:pPr>
+              <w:spacing w:after="20" w:line="252"/>
+            </w:pPr>
+            <w:r>
+              <w:rPr>
+                <w:rFonts w:ascii="Arial" w:cs="Arial" w:eastAsia="Arial" w:hAnsi="Arial"/>
+                <w:sz w:val="17"/>
+                <w:szCs w:val="17"/>
+              </w:rPr>
+              <w:t>8 · Pago rechazado (spyOn)</w:t>
             </w:r>
           </w:p>
         </w:tc>
@@ -13026,25 +13179,24 @@
               <w:bottom w:val="single" w:color="BFBFBF" w:sz="4"/>
               <w:right w:val="single" w:color="BFBFBF" w:sz="4"/>
             </w:tcBorders>
-            <w:shd w:fill="FAFAFA" w:val="clear"/>
-            <w:tcMar>
-              <w:top w:type="dxa" w:w="60"/>
-              <w:left w:type="dxa" w:w="100"/>
-              <w:bottom w:type="dxa" w:w="60"/>
-              <w:right w:type="dxa" w:w="100"/>
-            </w:tcMar>
-          </w:tcPr>
-          <w:p>
-            <w:pPr>
-              <w:spacing w:after="20" w:line="252"/>
-            </w:pPr>
-            <w:r>
-              <w:rPr>
-                <w:rFonts w:ascii="Arial" w:cs="Arial" w:eastAsia="Arial" w:hAnsi="Arial"/>
-                <w:sz w:val="17"/>
-                <w:szCs w:val="17"/>
-              </w:rPr>
-              <w:t xml:space="preserve">El RUN con dígito verificador incorrecto se rechaza.</w:t>
+            <w:tcMar>
+              <w:top w:type="dxa" w:w="60"/>
+              <w:left w:type="dxa" w:w="100"/>
+              <w:bottom w:type="dxa" w:w="60"/>
+              <w:right w:type="dxa" w:w="100"/>
+            </w:tcMar>
+          </w:tcPr>
+          <w:p>
+            <w:pPr>
+              <w:spacing w:after="20" w:line="252"/>
+            </w:pPr>
+            <w:r>
+              <w:rPr>
+                <w:rFonts w:ascii="Arial" w:cs="Arial" w:eastAsia="Arial" w:hAnsi="Arial"/>
+                <w:sz w:val="17"/>
+                <w:szCs w:val="17"/>
+              </w:rPr>
+              <w:t>Orden "Pago rechazado", stock intacto y carrito conservado.</w:t>
             </w:r>
           </w:p>
         </w:tc>
@@ -13079,7 +13231,7 @@
                 <w:sz w:val="17"/>
                 <w:szCs w:val="17"/>
               </w:rPr>
-              <w:t xml:space="preserve">R.11</w:t>
+              <w:t>R.9</w:t>
             </w:r>
           </w:p>
         </w:tc>
@@ -13109,24 +13261,7 @@
                 <w:sz w:val="17"/>
                 <w:szCs w:val="17"/>
               </w:rPr>
-              <w:t xml:space="preserve">7 · FormularioLogin (</w:t>
-            </w:r>
-            <w:r>
-              <w:rPr>
-                <w:rFonts w:ascii="Consolas" w:cs="Consolas" w:eastAsia="Consolas" w:hAnsi="Consolas"/>
-                <w:sz w:val="17"/>
-                <w:szCs w:val="17"/>
-                <w:shd w:fill="EFEFEF" w:val="clear"/>
-              </w:rPr>
-              <w:t xml:space="preserve">componentes.spec</w:t>
-            </w:r>
-            <w:r>
-              <w:rPr>
-                <w:rFonts w:ascii="Arial" w:cs="Arial" w:eastAsia="Arial" w:hAnsi="Arial"/>
-                <w:sz w:val="17"/>
-                <w:szCs w:val="17"/>
-              </w:rPr>
-              <w:t xml:space="preserve">)</w:t>
+              <w:t>12 · Compra aprobada</w:t>
             </w:r>
           </w:p>
         </w:tc>
@@ -13156,7 +13291,7 @@
                 <w:sz w:val="17"/>
                 <w:szCs w:val="17"/>
               </w:rPr>
-              <w:t xml:space="preserve">Errores de validación en tiempo real al escribir.</w:t>
+              <w:t>Se muestra la boleta y se descuentan los cupos.</w:t>
             </w:r>
           </w:p>
         </w:tc>
@@ -13174,25 +13309,24 @@
               <w:bottom w:val="single" w:color="BFBFBF" w:sz="4"/>
               <w:right w:val="single" w:color="BFBFBF" w:sz="4"/>
             </w:tcBorders>
-            <w:shd w:fill="FAFAFA" w:val="clear"/>
-            <w:tcMar>
-              <w:top w:type="dxa" w:w="60"/>
-              <w:left w:type="dxa" w:w="100"/>
-              <w:bottom w:type="dxa" w:w="60"/>
-              <w:right w:type="dxa" w:w="100"/>
-            </w:tcMar>
-          </w:tcPr>
-          <w:p>
-            <w:pPr>
-              <w:spacing w:after="20" w:line="252"/>
-            </w:pPr>
-            <w:r>
-              <w:rPr>
-                <w:rFonts w:ascii="Arial" w:cs="Arial" w:eastAsia="Arial" w:hAnsi="Arial"/>
-                <w:sz w:val="17"/>
-                <w:szCs w:val="17"/>
-              </w:rPr>
-              <w:t xml:space="preserve">R.20</w:t>
+            <w:tcMar>
+              <w:top w:type="dxa" w:w="60"/>
+              <w:left w:type="dxa" w:w="100"/>
+              <w:bottom w:type="dxa" w:w="60"/>
+              <w:right w:type="dxa" w:w="100"/>
+            </w:tcMar>
+          </w:tcPr>
+          <w:p>
+            <w:pPr>
+              <w:spacing w:after="20" w:line="252"/>
+            </w:pPr>
+            <w:r>
+              <w:rPr>
+                <w:rFonts w:ascii="Arial" w:cs="Arial" w:eastAsia="Arial" w:hAnsi="Arial"/>
+                <w:sz w:val="17"/>
+                <w:szCs w:val="17"/>
+              </w:rPr>
+              <w:t>R.10</w:t>
             </w:r>
           </w:p>
         </w:tc>
@@ -13205,42 +13339,24 @@
               <w:bottom w:val="single" w:color="BFBFBF" w:sz="4"/>
               <w:right w:val="single" w:color="BFBFBF" w:sz="4"/>
             </w:tcBorders>
-            <w:shd w:fill="FAFAFA" w:val="clear"/>
-            <w:tcMar>
-              <w:top w:type="dxa" w:w="60"/>
-              <w:left w:type="dxa" w:w="100"/>
-              <w:bottom w:type="dxa" w:w="60"/>
-              <w:right w:type="dxa" w:w="100"/>
-            </w:tcMar>
-          </w:tcPr>
-          <w:p>
-            <w:pPr>
-              <w:spacing w:after="20" w:line="252"/>
-            </w:pPr>
-            <w:r>
-              <w:rPr>
-                <w:rFonts w:ascii="Arial" w:cs="Arial" w:eastAsia="Arial" w:hAnsi="Arial"/>
-                <w:sz w:val="17"/>
-                <w:szCs w:val="17"/>
-              </w:rPr>
-              <w:t xml:space="preserve">3 · Stock crítico (</w:t>
-            </w:r>
-            <w:r>
-              <w:rPr>
-                <w:rFonts w:ascii="Consolas" w:cs="Consolas" w:eastAsia="Consolas" w:hAnsi="Consolas"/>
-                <w:sz w:val="17"/>
-                <w:szCs w:val="17"/>
-                <w:shd w:fill="EFEFEF" w:val="clear"/>
-              </w:rPr>
-              <w:t xml:space="preserve">logica.spec</w:t>
-            </w:r>
-            <w:r>
-              <w:rPr>
-                <w:rFonts w:ascii="Arial" w:cs="Arial" w:eastAsia="Arial" w:hAnsi="Arial"/>
-                <w:sz w:val="17"/>
-                <w:szCs w:val="17"/>
-              </w:rPr>
-              <w:t xml:space="preserve">)</w:t>
+            <w:tcMar>
+              <w:top w:type="dxa" w:w="60"/>
+              <w:left w:type="dxa" w:w="100"/>
+              <w:bottom w:type="dxa" w:w="60"/>
+              <w:right w:type="dxa" w:w="100"/>
+            </w:tcMar>
+          </w:tcPr>
+          <w:p>
+            <w:pPr>
+              <w:spacing w:after="20" w:line="252"/>
+            </w:pPr>
+            <w:r>
+              <w:rPr>
+                <w:rFonts w:ascii="Arial" w:cs="Arial" w:eastAsia="Arial" w:hAnsi="Arial"/>
+                <w:sz w:val="17"/>
+                <w:szCs w:val="17"/>
+              </w:rPr>
+              <w:t>9 · validarRun</w:t>
             </w:r>
           </w:p>
         </w:tc>
@@ -13253,25 +13369,24 @@
               <w:bottom w:val="single" w:color="BFBFBF" w:sz="4"/>
               <w:right w:val="single" w:color="BFBFBF" w:sz="4"/>
             </w:tcBorders>
-            <w:shd w:fill="FAFAFA" w:val="clear"/>
-            <w:tcMar>
-              <w:top w:type="dxa" w:w="60"/>
-              <w:left w:type="dxa" w:w="100"/>
-              <w:bottom w:type="dxa" w:w="60"/>
-              <w:right w:type="dxa" w:w="100"/>
-            </w:tcMar>
-          </w:tcPr>
-          <w:p>
-            <w:pPr>
-              <w:spacing w:after="20" w:line="252"/>
-            </w:pPr>
-            <w:r>
-              <w:rPr>
-                <w:rFonts w:ascii="Arial" w:cs="Arial" w:eastAsia="Arial" w:hAnsi="Arial"/>
-                <w:sz w:val="17"/>
-                <w:szCs w:val="17"/>
-              </w:rPr>
-              <w:t xml:space="preserve">Detección con stock igual, menor y mayor que el crítico.</w:t>
+            <w:tcMar>
+              <w:top w:type="dxa" w:w="60"/>
+              <w:left w:type="dxa" w:w="100"/>
+              <w:bottom w:type="dxa" w:w="60"/>
+              <w:right w:type="dxa" w:w="100"/>
+            </w:tcMar>
+          </w:tcPr>
+          <w:p>
+            <w:pPr>
+              <w:spacing w:after="20" w:line="252"/>
+            </w:pPr>
+            <w:r>
+              <w:rPr>
+                <w:rFonts w:ascii="Arial" w:cs="Arial" w:eastAsia="Arial" w:hAnsi="Arial"/>
+                <w:sz w:val="17"/>
+                <w:szCs w:val="17"/>
+              </w:rPr>
+              <w:t>RUN válido aceptado; dígito verificador, largo y vacío rechazados.</w:t>
             </w:r>
           </w:p>
         </w:tc>
@@ -13306,7 +13421,7 @@
                 <w:sz w:val="17"/>
                 <w:szCs w:val="17"/>
               </w:rPr>
-              <w:t xml:space="preserve">R.21</w:t>
+              <w:t>R.11</w:t>
             </w:r>
           </w:p>
         </w:tc>
@@ -13336,24 +13451,7 @@
                 <w:sz w:val="17"/>
                 <w:szCs w:val="17"/>
               </w:rPr>
-              <w:t xml:space="preserve">8 · RutaProtegida (</w:t>
-            </w:r>
-            <w:r>
-              <w:rPr>
-                <w:rFonts w:ascii="Consolas" w:cs="Consolas" w:eastAsia="Consolas" w:hAnsi="Consolas"/>
-                <w:sz w:val="17"/>
-                <w:szCs w:val="17"/>
-                <w:shd w:fill="EFEFEF" w:val="clear"/>
-              </w:rPr>
-              <w:t xml:space="preserve">componentes.spec</w:t>
-            </w:r>
-            <w:r>
-              <w:rPr>
-                <w:rFonts w:ascii="Arial" w:cs="Arial" w:eastAsia="Arial" w:hAnsi="Arial"/>
-                <w:sz w:val="17"/>
-                <w:szCs w:val="17"/>
-              </w:rPr>
-              <w:t xml:space="preserve">)</w:t>
+              <w:t>6 · useFormulario; 7 · FormularioLogin (createSpyObj)</w:t>
             </w:r>
           </w:p>
         </w:tc>
@@ -13383,7 +13481,7 @@
                 <w:sz w:val="17"/>
                 <w:szCs w:val="17"/>
               </w:rPr>
-              <w:t xml:space="preserve">Sin sesión se redirige al login.</w:t>
+              <w:t>Validación en tiempo real y envío al servicio de sesión.</w:t>
             </w:r>
           </w:p>
         </w:tc>
@@ -13401,25 +13499,24 @@
               <w:bottom w:val="single" w:color="BFBFBF" w:sz="4"/>
               <w:right w:val="single" w:color="BFBFBF" w:sz="4"/>
             </w:tcBorders>
-            <w:shd w:fill="FAFAFA" w:val="clear"/>
-            <w:tcMar>
-              <w:top w:type="dxa" w:w="60"/>
-              <w:left w:type="dxa" w:w="100"/>
-              <w:bottom w:type="dxa" w:w="60"/>
-              <w:right w:type="dxa" w:w="100"/>
-            </w:tcMar>
-          </w:tcPr>
-          <w:p>
-            <w:pPr>
-              <w:spacing w:after="20" w:line="252"/>
-            </w:pPr>
-            <w:r>
-              <w:rPr>
-                <w:rFonts w:ascii="Arial" w:cs="Arial" w:eastAsia="Arial" w:hAnsi="Arial"/>
-                <w:sz w:val="17"/>
-                <w:szCs w:val="17"/>
-              </w:rPr>
-              <w:t xml:space="preserve">R.23</w:t>
+            <w:tcMar>
+              <w:top w:type="dxa" w:w="60"/>
+              <w:left w:type="dxa" w:w="100"/>
+              <w:bottom w:type="dxa" w:w="60"/>
+              <w:right w:type="dxa" w:w="100"/>
+            </w:tcMar>
+          </w:tcPr>
+          <w:p>
+            <w:pPr>
+              <w:spacing w:after="20" w:line="252"/>
+            </w:pPr>
+            <w:r>
+              <w:rPr>
+                <w:rFonts w:ascii="Arial" w:cs="Arial" w:eastAsia="Arial" w:hAnsi="Arial"/>
+                <w:sz w:val="17"/>
+                <w:szCs w:val="17"/>
+              </w:rPr>
+              <w:t>R.13</w:t>
             </w:r>
           </w:p>
         </w:tc>
@@ -13432,25 +13529,24 @@
               <w:bottom w:val="single" w:color="BFBFBF" w:sz="4"/>
               <w:right w:val="single" w:color="BFBFBF" w:sz="4"/>
             </w:tcBorders>
-            <w:shd w:fill="FAFAFA" w:val="clear"/>
-            <w:tcMar>
-              <w:top w:type="dxa" w:w="60"/>
-              <w:left w:type="dxa" w:w="100"/>
-              <w:bottom w:type="dxa" w:w="60"/>
-              <w:right w:type="dxa" w:w="100"/>
-            </w:tcMar>
-          </w:tcPr>
-          <w:p>
-            <w:pPr>
-              <w:spacing w:after="20" w:line="252"/>
-            </w:pPr>
-            <w:r>
-              <w:rPr>
-                <w:rFonts w:ascii="Arial" w:cs="Arial" w:eastAsia="Arial" w:hAnsi="Arial"/>
-                <w:sz w:val="17"/>
-                <w:szCs w:val="17"/>
-              </w:rPr>
-              <w:t xml:space="preserve">Las 10 pruebas</w:t>
+            <w:tcMar>
+              <w:top w:type="dxa" w:w="60"/>
+              <w:left w:type="dxa" w:w="100"/>
+              <w:bottom w:type="dxa" w:w="60"/>
+              <w:right w:type="dxa" w:w="100"/>
+            </w:tcMar>
+          </w:tcPr>
+          <w:p>
+            <w:pPr>
+              <w:spacing w:after="20" w:line="252"/>
+            </w:pPr>
+            <w:r>
+              <w:rPr>
+                <w:rFonts w:ascii="Arial" w:cs="Arial" w:eastAsia="Arial" w:hAnsi="Arial"/>
+                <w:sz w:val="17"/>
+                <w:szCs w:val="17"/>
+              </w:rPr>
+              <w:t>2 · CampoFormulario; 4 · FormularioContacto</w:t>
             </w:r>
           </w:p>
         </w:tc>
@@ -13463,25 +13559,404 @@
               <w:bottom w:val="single" w:color="BFBFBF" w:sz="4"/>
               <w:right w:val="single" w:color="BFBFBF" w:sz="4"/>
             </w:tcBorders>
-            <w:shd w:fill="FAFAFA" w:val="clear"/>
-            <w:tcMar>
-              <w:top w:type="dxa" w:w="60"/>
-              <w:left w:type="dxa" w:w="100"/>
-              <w:bottom w:type="dxa" w:w="60"/>
-              <w:right w:type="dxa" w:w="100"/>
-            </w:tcMar>
-          </w:tcPr>
-          <w:p>
-            <w:pPr>
-              <w:spacing w:after="20" w:line="252"/>
-            </w:pPr>
-            <w:r>
-              <w:rPr>
-                <w:rFonts w:ascii="Arial" w:cs="Arial" w:eastAsia="Arial" w:hAnsi="Arial"/>
-                <w:sz w:val="17"/>
-                <w:szCs w:val="17"/>
-              </w:rPr>
-              <w:t xml:space="preserve">10 de 10 exitosas; cobertura reportada en el Documento de cobertura de testing.</w:t>
+            <w:tcMar>
+              <w:top w:type="dxa" w:w="60"/>
+              <w:left w:type="dxa" w:w="100"/>
+              <w:bottom w:type="dxa" w:w="60"/>
+              <w:right w:type="dxa" w:w="100"/>
+            </w:tcMar>
+          </w:tcPr>
+          <w:p>
+            <w:pPr>
+              <w:spacing w:after="20" w:line="252"/>
+            </w:pPr>
+            <w:r>
+              <w:rPr>
+                <w:rFonts w:ascii="Arial" w:cs="Arial" w:eastAsia="Arial" w:hAnsi="Arial"/>
+                <w:sz w:val="17"/>
+                <w:szCs w:val="17"/>
+              </w:rPr>
+              <w:t>El error aparece solo si existe; el estado cambia al escribir.</w:t>
+            </w:r>
+          </w:p>
+        </w:tc>
+      </w:tr>
+      <w:tr>
+        <w:trPr>
+          <w:cantSplit/>
+        </w:trPr>
+        <w:tc>
+          <w:tcPr>
+            <w:tcW w:type="dxa" w:w="1500"/>
+            <w:tcBorders>
+              <w:top w:val="single" w:color="BFBFBF" w:sz="4"/>
+              <w:left w:val="single" w:color="BFBFBF" w:sz="4"/>
+              <w:bottom w:val="single" w:color="BFBFBF" w:sz="4"/>
+              <w:right w:val="single" w:color="BFBFBF" w:sz="4"/>
+            </w:tcBorders>
+            <w:tcMar>
+              <w:top w:type="dxa" w:w="60"/>
+              <w:left w:type="dxa" w:w="100"/>
+              <w:bottom w:type="dxa" w:w="60"/>
+              <w:right w:type="dxa" w:w="100"/>
+            </w:tcMar>
+          </w:tcPr>
+          <w:p>
+            <w:pPr>
+              <w:spacing w:after="20" w:line="252"/>
+            </w:pPr>
+            <w:r>
+              <w:rPr>
+                <w:rFonts w:ascii="Arial" w:cs="Arial" w:eastAsia="Arial" w:hAnsi="Arial"/>
+                <w:sz w:val="17"/>
+                <w:szCs w:val="17"/>
+              </w:rPr>
+              <w:t>R.15 a R.19</w:t>
+            </w:r>
+          </w:p>
+        </w:tc>
+        <w:tc>
+          <w:tcPr>
+            <w:tcW w:type="dxa" w:w="3600"/>
+            <w:tcBorders>
+              <w:top w:val="single" w:color="BFBFBF" w:sz="4"/>
+              <w:left w:val="single" w:color="BFBFBF" w:sz="4"/>
+              <w:bottom w:val="single" w:color="BFBFBF" w:sz="4"/>
+              <w:right w:val="single" w:color="BFBFBF" w:sz="4"/>
+            </w:tcBorders>
+            <w:tcMar>
+              <w:top w:type="dxa" w:w="60"/>
+              <w:left w:type="dxa" w:w="100"/>
+              <w:bottom w:type="dxa" w:w="60"/>
+              <w:right w:type="dxa" w:w="100"/>
+            </w:tcMar>
+          </w:tcPr>
+          <w:p>
+            <w:pPr>
+              <w:spacing w:after="20" w:line="252"/>
+            </w:pPr>
+            <w:r>
+              <w:rPr>
+                <w:rFonts w:ascii="Arial" w:cs="Arial" w:eastAsia="Arial" w:hAnsi="Arial"/>
+                <w:sz w:val="17"/>
+                <w:szCs w:val="17"/>
+              </w:rPr>
+              <w:t>13 · Recorrido de todas las vistas</w:t>
+            </w:r>
+          </w:p>
+        </w:tc>
+        <w:tc>
+          <w:tcPr>
+            <w:tcW w:type="dxa" w:w="4260"/>
+            <w:tcBorders>
+              <w:top w:val="single" w:color="BFBFBF" w:sz="4"/>
+              <w:left w:val="single" w:color="BFBFBF" w:sz="4"/>
+              <w:bottom w:val="single" w:color="BFBFBF" w:sz="4"/>
+              <w:right w:val="single" w:color="BFBFBF" w:sz="4"/>
+            </w:tcBorders>
+            <w:tcMar>
+              <w:top w:type="dxa" w:w="60"/>
+              <w:left w:type="dxa" w:w="100"/>
+              <w:bottom w:type="dxa" w:w="60"/>
+              <w:right w:type="dxa" w:w="100"/>
+            </w:tcMar>
+          </w:tcPr>
+          <w:p>
+            <w:pPr>
+              <w:spacing w:after="20" w:line="252"/>
+            </w:pPr>
+            <w:r>
+              <w:rPr>
+                <w:rFonts w:ascii="Arial" w:cs="Arial" w:eastAsia="Arial" w:hAnsi="Arial"/>
+                <w:sz w:val="17"/>
+                <w:szCs w:val="17"/>
+              </w:rPr>
+              <w:t>Dashboard, órdenes, productos, categorías, usuarios y reportes se dibujan.</w:t>
+            </w:r>
+          </w:p>
+        </w:tc>
+      </w:tr>
+      <w:tr>
+        <w:trPr>
+          <w:cantSplit/>
+        </w:trPr>
+        <w:tc>
+          <w:tcPr>
+            <w:tcW w:type="dxa" w:w="1500"/>
+            <w:tcBorders>
+              <w:top w:val="single" w:color="BFBFBF" w:sz="4"/>
+              <w:left w:val="single" w:color="BFBFBF" w:sz="4"/>
+              <w:bottom w:val="single" w:color="BFBFBF" w:sz="4"/>
+              <w:right w:val="single" w:color="BFBFBF" w:sz="4"/>
+            </w:tcBorders>
+            <w:tcMar>
+              <w:top w:type="dxa" w:w="60"/>
+              <w:left w:type="dxa" w:w="100"/>
+              <w:bottom w:type="dxa" w:w="60"/>
+              <w:right w:type="dxa" w:w="100"/>
+            </w:tcMar>
+          </w:tcPr>
+          <w:p>
+            <w:pPr>
+              <w:spacing w:after="20" w:line="252"/>
+            </w:pPr>
+            <w:r>
+              <w:rPr>
+                <w:rFonts w:ascii="Arial" w:cs="Arial" w:eastAsia="Arial" w:hAnsi="Arial"/>
+                <w:sz w:val="17"/>
+                <w:szCs w:val="17"/>
+              </w:rPr>
+              <w:t>R.21</w:t>
+            </w:r>
+          </w:p>
+        </w:tc>
+        <w:tc>
+          <w:tcPr>
+            <w:tcW w:type="dxa" w:w="3600"/>
+            <w:tcBorders>
+              <w:top w:val="single" w:color="BFBFBF" w:sz="4"/>
+              <w:left w:val="single" w:color="BFBFBF" w:sz="4"/>
+              <w:bottom w:val="single" w:color="BFBFBF" w:sz="4"/>
+              <w:right w:val="single" w:color="BFBFBF" w:sz="4"/>
+            </w:tcBorders>
+            <w:tcMar>
+              <w:top w:type="dxa" w:w="60"/>
+              <w:left w:type="dxa" w:w="100"/>
+              <w:bottom w:type="dxa" w:w="60"/>
+              <w:right w:type="dxa" w:w="100"/>
+            </w:tcMar>
+          </w:tcPr>
+          <w:p>
+            <w:pPr>
+              <w:spacing w:after="20" w:line="252"/>
+            </w:pPr>
+            <w:r>
+              <w:rPr>
+                <w:rFonts w:ascii="Arial" w:cs="Arial" w:eastAsia="Arial" w:hAnsi="Arial"/>
+                <w:sz w:val="17"/>
+                <w:szCs w:val="17"/>
+              </w:rPr>
+              <w:t>10 · RutaProtegida</w:t>
+            </w:r>
+          </w:p>
+        </w:tc>
+        <w:tc>
+          <w:tcPr>
+            <w:tcW w:type="dxa" w:w="4260"/>
+            <w:tcBorders>
+              <w:top w:val="single" w:color="BFBFBF" w:sz="4"/>
+              <w:left w:val="single" w:color="BFBFBF" w:sz="4"/>
+              <w:bottom w:val="single" w:color="BFBFBF" w:sz="4"/>
+              <w:right w:val="single" w:color="BFBFBF" w:sz="4"/>
+            </w:tcBorders>
+            <w:tcMar>
+              <w:top w:type="dxa" w:w="60"/>
+              <w:left w:type="dxa" w:w="100"/>
+              <w:bottom w:type="dxa" w:w="60"/>
+              <w:right w:type="dxa" w:w="100"/>
+            </w:tcMar>
+          </w:tcPr>
+          <w:p>
+            <w:pPr>
+              <w:spacing w:after="20" w:line="252"/>
+            </w:pPr>
+            <w:r>
+              <w:rPr>
+                <w:rFonts w:ascii="Arial" w:cs="Arial" w:eastAsia="Arial" w:hAnsi="Arial"/>
+                <w:sz w:val="17"/>
+                <w:szCs w:val="17"/>
+              </w:rPr>
+              <w:t>Sin sesión va al login; con un rol sin permiso, al inicio.</w:t>
+            </w:r>
+          </w:p>
+        </w:tc>
+      </w:tr>
+      <w:tr>
+        <w:trPr>
+          <w:cantSplit/>
+        </w:trPr>
+        <w:tc>
+          <w:tcPr>
+            <w:tcW w:type="dxa" w:w="1500"/>
+            <w:tcBorders>
+              <w:top w:val="single" w:color="BFBFBF" w:sz="4"/>
+              <w:left w:val="single" w:color="BFBFBF" w:sz="4"/>
+              <w:bottom w:val="single" w:color="BFBFBF" w:sz="4"/>
+              <w:right w:val="single" w:color="BFBFBF" w:sz="4"/>
+            </w:tcBorders>
+            <w:tcMar>
+              <w:top w:type="dxa" w:w="60"/>
+              <w:left w:type="dxa" w:w="100"/>
+              <w:bottom w:type="dxa" w:w="60"/>
+              <w:right w:type="dxa" w:w="100"/>
+            </w:tcMar>
+          </w:tcPr>
+          <w:p>
+            <w:pPr>
+              <w:spacing w:after="20" w:line="252"/>
+            </w:pPr>
+            <w:r>
+              <w:rPr>
+                <w:rFonts w:ascii="Arial" w:cs="Arial" w:eastAsia="Arial" w:hAnsi="Arial"/>
+                <w:sz w:val="17"/>
+                <w:szCs w:val="17"/>
+              </w:rPr>
+              <w:t>R.22</w:t>
+            </w:r>
+          </w:p>
+        </w:tc>
+        <w:tc>
+          <w:tcPr>
+            <w:tcW w:type="dxa" w:w="3600"/>
+            <w:tcBorders>
+              <w:top w:val="single" w:color="BFBFBF" w:sz="4"/>
+              <w:left w:val="single" w:color="BFBFBF" w:sz="4"/>
+              <w:bottom w:val="single" w:color="BFBFBF" w:sz="4"/>
+              <w:right w:val="single" w:color="BFBFBF" w:sz="4"/>
+            </w:tcBorders>
+            <w:tcMar>
+              <w:top w:type="dxa" w:w="60"/>
+              <w:left w:type="dxa" w:w="100"/>
+              <w:bottom w:type="dxa" w:w="60"/>
+              <w:right w:type="dxa" w:w="100"/>
+            </w:tcMar>
+          </w:tcPr>
+          <w:p>
+            <w:pPr>
+              <w:spacing w:after="20" w:line="252"/>
+            </w:pPr>
+            <w:r>
+              <w:rPr>
+                <w:rFonts w:ascii="Arial" w:cs="Arial" w:eastAsia="Arial" w:hAnsi="Arial"/>
+                <w:sz w:val="17"/>
+                <w:szCs w:val="17"/>
+              </w:rPr>
+              <w:t>11 · CRUD de db.js</w:t>
+            </w:r>
+          </w:p>
+        </w:tc>
+        <w:tc>
+          <w:tcPr>
+            <w:tcW w:type="dxa" w:w="4260"/>
+            <w:tcBorders>
+              <w:top w:val="single" w:color="BFBFBF" w:sz="4"/>
+              <w:left w:val="single" w:color="BFBFBF" w:sz="4"/>
+              <w:bottom w:val="single" w:color="BFBFBF" w:sz="4"/>
+              <w:right w:val="single" w:color="BFBFBF" w:sz="4"/>
+            </w:tcBorders>
+            <w:tcMar>
+              <w:top w:type="dxa" w:w="60"/>
+              <w:left w:type="dxa" w:w="100"/>
+              <w:bottom w:type="dxa" w:w="60"/>
+              <w:right w:type="dxa" w:w="100"/>
+            </w:tcMar>
+          </w:tcPr>
+          <w:p>
+            <w:pPr>
+              <w:spacing w:after="20" w:line="252"/>
+            </w:pPr>
+            <w:r>
+              <w:rPr>
+                <w:rFonts w:ascii="Arial" w:cs="Arial" w:eastAsia="Arial" w:hAnsi="Arial"/>
+                <w:sz w:val="17"/>
+                <w:szCs w:val="17"/>
+              </w:rPr>
+              <w:t>Crear, leer, actualizar y eliminar registros, incluidos casos límite.</w:t>
+            </w:r>
+          </w:p>
+        </w:tc>
+      </w:tr>
+      <w:tr>
+        <w:trPr>
+          <w:cantSplit/>
+        </w:trPr>
+        <w:tc>
+          <w:tcPr>
+            <w:tcW w:type="dxa" w:w="1500"/>
+            <w:tcBorders>
+              <w:top w:val="single" w:color="BFBFBF" w:sz="4"/>
+              <w:left w:val="single" w:color="BFBFBF" w:sz="4"/>
+              <w:bottom w:val="single" w:color="BFBFBF" w:sz="4"/>
+              <w:right w:val="single" w:color="BFBFBF" w:sz="4"/>
+            </w:tcBorders>
+            <w:tcMar>
+              <w:top w:type="dxa" w:w="60"/>
+              <w:left w:type="dxa" w:w="100"/>
+              <w:bottom w:type="dxa" w:w="60"/>
+              <w:right w:type="dxa" w:w="100"/>
+            </w:tcMar>
+          </w:tcPr>
+          <w:p>
+            <w:pPr>
+              <w:spacing w:after="20" w:line="252"/>
+            </w:pPr>
+            <w:r>
+              <w:rPr>
+                <w:rFonts w:ascii="Arial" w:cs="Arial" w:eastAsia="Arial" w:hAnsi="Arial"/>
+                <w:sz w:val="17"/>
+                <w:szCs w:val="17"/>
+              </w:rPr>
+              <w:t>R.23</w:t>
+            </w:r>
+          </w:p>
+        </w:tc>
+        <w:tc>
+          <w:tcPr>
+            <w:tcW w:type="dxa" w:w="3600"/>
+            <w:tcBorders>
+              <w:top w:val="single" w:color="BFBFBF" w:sz="4"/>
+              <w:left w:val="single" w:color="BFBFBF" w:sz="4"/>
+              <w:bottom w:val="single" w:color="BFBFBF" w:sz="4"/>
+              <w:right w:val="single" w:color="BFBFBF" w:sz="4"/>
+            </w:tcBorders>
+            <w:tcMar>
+              <w:top w:type="dxa" w:w="60"/>
+              <w:left w:type="dxa" w:w="100"/>
+              <w:bottom w:type="dxa" w:w="60"/>
+              <w:right w:type="dxa" w:w="100"/>
+            </w:tcMar>
+          </w:tcPr>
+          <w:p>
+            <w:pPr>
+              <w:spacing w:after="20" w:line="252"/>
+            </w:pPr>
+            <w:r>
+              <w:rPr>
+                <w:rFonts w:ascii="Arial" w:cs="Arial" w:eastAsia="Arial" w:hAnsi="Arial"/>
+                <w:sz w:val="17"/>
+                <w:szCs w:val="17"/>
+              </w:rPr>
+              <w:t>Las 15 pruebas; 14 · XSS; 15 · Error Boundary</w:t>
+            </w:r>
+          </w:p>
+        </w:tc>
+        <w:tc>
+          <w:tcPr>
+            <w:tcW w:type="dxa" w:w="4260"/>
+            <w:tcBorders>
+              <w:top w:val="single" w:color="BFBFBF" w:sz="4"/>
+              <w:left w:val="single" w:color="BFBFBF" w:sz="4"/>
+              <w:bottom w:val="single" w:color="BFBFBF" w:sz="4"/>
+              <w:right w:val="single" w:color="BFBFBF" w:sz="4"/>
+            </w:tcBorders>
+            <w:tcMar>
+              <w:top w:type="dxa" w:w="60"/>
+              <w:left w:type="dxa" w:w="100"/>
+              <w:bottom w:type="dxa" w:w="60"/>
+              <w:right w:type="dxa" w:w="100"/>
+            </w:tcMar>
+          </w:tcPr>
+          <w:p>
+            <w:pPr>
+              <w:spacing w:after="20" w:line="252"/>
+            </w:pPr>
+            <w:r>
+              <w:rPr>
+                <w:rFonts w:ascii="Arial" w:cs="Arial" w:eastAsia="Arial" w:hAnsi="Arial"/>
+                <w:sz w:val="17"/>
+                <w:szCs w:val="17"/>
+              </w:rPr>
+              <w:t>15 de 15 exitosas; cobertura en el Documento de cobertura de testing.</w:t>
             </w:r>
           </w:p>
         </w:tc>
@@ -13495,12 +13970,13 @@
         <w:rPr>
           <w:rFonts w:ascii="Arial" w:cs="Arial" w:eastAsia="Arial" w:hAnsi="Arial"/>
         </w:rPr>
-        <w:t xml:space="preserve">Los requisitos sin prueba automática (por ejemplo el panel de administración, R.15 a R.19) se verificaron manualmente y quedan como mejora para la siguiente versión.</w:t>
+        <w:t>Las vistas del panel (R.15 a R.19) se recorren en la prueba 13. La edición de productos, categorías y usuarios desde sus formularios se verificó manualmente y queda como mejora para la siguiente versión.</w:t>
       </w:r>
     </w:p>
     <w:sectPr>
       <w:headerReference w:type="default" r:id="rId7"/>
       <w:footerReference w:type="default" r:id="rId8"/>
+      <w:headerReference w:type="first" r:id="rId10"/>
       <w:pgSz w:w="12240" w:h="15840" w:orient="portrait"/>
       <w:pgMar w:top="1300" w:right="1440" w:bottom="1200" w:left="1440" w:header="708" w:footer="708" w:gutter="0"/>
       <w:pgNumType/>
@@ -13656,8 +14132,18 @@
         <w:sz w:val="16"/>
         <w:szCs w:val="16"/>
       </w:rPr>
-      <w:t xml:space="preserve">Forever Ink · Especificación de Requisitos de Software · v2.0</w:t>
+      <w:t>Forever Ink · Especificación de Requisitos de Software · v2.1</w:t>
     </w:r>
+  </w:p>
+</w:hdr>
+</file>
+
+<file path=word/header2.xml><?xml version="1.0" encoding="utf-8"?>
+<w:hdr xmlns:m="http://schemas.openxmlformats.org/officeDocument/2006/math" xmlns:mc="http://schemas.openxmlformats.org/markup-compatibility/2006" xmlns:mo="http://schemas.microsoft.com/office/mac/office/2008/main" xmlns:mv="urn:schemas-microsoft-com:mac:vml" xmlns:o="urn:schemas-microsoft-com:office:office" xmlns:r="http://schemas.openxmlformats.org/officeDocument/2006/relationships" xmlns:v="urn:schemas-microsoft-com:vml" xmlns:w10="urn:schemas-microsoft-com:office:word" xmlns:w14="http://schemas.microsoft.com/office/word/2010/wordml" xmlns:w="http://schemas.openxmlformats.org/wordprocessingml/2006/main" xmlns:wne="http://schemas.microsoft.com/office/word/2006/wordml" xmlns:wp14="http://schemas.microsoft.com/office/word/2010/wordprocessingDrawing" xmlns:wp="http://schemas.openxmlformats.org/drawingml/2006/wordprocessingDrawing" xmlns:wpc="http://schemas.microsoft.com/office/word/2010/wordprocessingCanvas" xmlns:wpg="http://schemas.microsoft.com/office/word/2010/wordprocessingGroup" xmlns:wpi="http://schemas.microsoft.com/office/word/2010/wordprocessingInk" xmlns:wps="http://schemas.microsoft.com/office/word/2010/wordprocessingShape" mc:Ignorable="w14 wp14">
+  <w:p>
+    <w:pPr>
+      <w:pStyle w:val="Header"/>
+    </w:pPr>
   </w:p>
 </w:hdr>
 </file>

--- a/docs/ERS_ForeverInk_v2.docx
+++ b/docs/ERS_ForeverInk_v2.docx
@@ -3854,7 +3854,7 @@
                 <w:sz w:val="19"/>
                 <w:szCs w:val="19"/>
               </w:rPr>
-              <w:t>Imágenes importadas desde src/assets (src/assets/images.js) y una única hoja de estilos propia (src/styles/tema.css).</w:t>
+              <w:t>Imágenes importadas desde src/assets (src/assets/images.js) y una única hoja de estilos propia (src/assets/css/tema.css).</w:t>
             </w:r>
           </w:p>
         </w:tc>

--- a/docs/ERS_ForeverInk_v2.docx
+++ b/docs/ERS_ForeverInk_v2.docx
@@ -823,7 +823,7 @@
                 <w:sz w:val="19"/>
                 <w:szCs w:val="19"/>
               </w:rPr>
-              <w:t>Adaptación al material de la asignatura: componentes con Atomic Design, BrowserRouter, imágenes importadas desde src/assets, hoja de estilos en formato estándar con tabla de contenido y enfoque mobile first, Error Boundary, carga diferida del panel y 15 pruebas (10 de defensa y 5 complementarias). El equipo queda conformado por Isabel Cántaro.</w:t>
+              <w:t>Adaptación al material de la asignatura: componentes con Atomic Design, estado compartido en App entregado por props, BrowserRouter, imágenes importadas desde src/assets, Google Fonts, hoja de estilos en formato estándar con tabla de contenido y enfoque mobile first, Error Boundary, carga diferida del panel y 15 pruebas (10 de defensa y 5 complementarias). El equipo queda conformado por Isabel Cántaro.</w:t>
             </w:r>
           </w:p>
         </w:tc>
@@ -1931,7 +1931,7 @@
                 <w:sz w:val="19"/>
                 <w:szCs w:val="19"/>
               </w:rPr>
-              <w:t xml:space="preserve">Hook</w:t>
+              <w:t>Hook</w:t>
             </w:r>
           </w:p>
         </w:tc>
@@ -1962,7 +1962,7 @@
                 <w:sz w:val="19"/>
                 <w:szCs w:val="19"/>
               </w:rPr>
-              <w:t xml:space="preserve">Función de React (useState, useEffect, useContext…) o personalizada (useFormulario) que añade capacidades a un componente.</w:t>
+              <w:t>Función de React (useState, useEffect…) o personalizada (useFormulario) que añade capacidades a un componente.</w:t>
             </w:r>
           </w:p>
         </w:tc>
@@ -1997,7 +1997,7 @@
                 <w:sz w:val="19"/>
                 <w:szCs w:val="19"/>
               </w:rPr>
-              <w:t xml:space="preserve">Context API</w:t>
+              <w:t>Estado compartido</w:t>
             </w:r>
           </w:p>
         </w:tc>
@@ -2027,7 +2027,7 @@
                 <w:sz w:val="19"/>
                 <w:szCs w:val="19"/>
               </w:rPr>
-              <w:t xml:space="preserve">Mecanismo de React para compartir datos globales (sesión, carrito, avisos) sin pasarlos por props.</w:t>
+              <w:t>Datos que usan varias vistas (sesión, carrito y avisos). Viven en App.jsx, el componente padre, y bajan a los hijos por props (flujo de datos unidireccional).</w:t>
             </w:r>
           </w:p>
         </w:tc>
@@ -2591,7 +2591,7 @@
                 <w:sz w:val="19"/>
                 <w:szCs w:val="19"/>
               </w:rPr>
-              <w:t xml:space="preserve">Jasmine / Karma</w:t>
+              <w:t>Jasmine / Karma</w:t>
             </w:r>
           </w:p>
         </w:tc>
@@ -2622,7 +2622,7 @@
                 <w:sz w:val="19"/>
                 <w:szCs w:val="19"/>
               </w:rPr>
-              <w:t xml:space="preserve">Jasmine: marco para escribir pruebas (describe, it, expect, spyOn). Karma: ejecuta las pruebas en un navegador real.</w:t>
+              <w:t>Jasmine: marco para escribir pruebas (describe, it, expect, jasmine.createSpy). Karma: ejecuta las pruebas en un navegador real.</w:t>
             </w:r>
           </w:p>
         </w:tc>
@@ -3456,7 +3456,7 @@
                 <w:sz w:val="19"/>
                 <w:szCs w:val="19"/>
               </w:rPr>
-              <w:t xml:space="preserve">Contexto y hooks</w:t>
+              <w:t>Estado y hooks</w:t>
             </w:r>
           </w:p>
         </w:tc>
@@ -3486,41 +3486,7 @@
                 <w:sz w:val="19"/>
                 <w:szCs w:val="19"/>
               </w:rPr>
-              <w:t xml:space="preserve">Estado compartido: sesión, carrito y avisos (</w:t>
-            </w:r>
-            <w:r>
-              <w:rPr>
-                <w:rFonts w:ascii="Consolas" w:cs="Consolas" w:eastAsia="Consolas" w:hAnsi="Consolas"/>
-                <w:sz w:val="19"/>
-                <w:szCs w:val="19"/>
-                <w:shd w:fill="EFEFEF" w:val="clear"/>
-              </w:rPr>
-              <w:t xml:space="preserve">src/context</w:t>
-            </w:r>
-            <w:r>
-              <w:rPr>
-                <w:rFonts w:ascii="Arial" w:cs="Arial" w:eastAsia="Arial" w:hAnsi="Arial"/>
-                <w:sz w:val="19"/>
-                <w:szCs w:val="19"/>
-              </w:rPr>
-              <w:t xml:space="preserve">); lógica reutilizable de formularios (</w:t>
-            </w:r>
-            <w:r>
-              <w:rPr>
-                <w:rFonts w:ascii="Consolas" w:cs="Consolas" w:eastAsia="Consolas" w:hAnsi="Consolas"/>
-                <w:sz w:val="19"/>
-                <w:szCs w:val="19"/>
-                <w:shd w:fill="EFEFEF" w:val="clear"/>
-              </w:rPr>
-              <w:t xml:space="preserve">src/hooks/useFormulario.js</w:t>
-            </w:r>
-            <w:r>
-              <w:rPr>
-                <w:rFonts w:ascii="Arial" w:cs="Arial" w:eastAsia="Arial" w:hAnsi="Arial"/>
-                <w:sz w:val="19"/>
-                <w:szCs w:val="19"/>
-              </w:rPr>
-              <w:t xml:space="preserve">).</w:t>
+              <w:t>Estado compartido (sesión, carrito y avisos) en src/App.jsx, que lo entrega a las páginas por props; lógica reutilizable de formularios (src/hooks/useFormulario.js).</w:t>
             </w:r>
           </w:p>
         </w:tc>
@@ -7136,7 +7102,7 @@
                 <w:sz w:val="19"/>
                 <w:szCs w:val="19"/>
               </w:rPr>
-              <w:t>Jasmine, Karma, Testing Library y jasmine-dom</w:t>
+              <w:t>Jasmine, Karma y Testing Library</w:t>
             </w:r>
           </w:p>
         </w:tc>
@@ -7202,7 +7168,7 @@
                 <w:sz w:val="19"/>
                 <w:szCs w:val="19"/>
               </w:rPr>
-              <w:t xml:space="preserve">@fontsource (Jost, Cormorant Garamond)</w:t>
+              <w:t>Google Fonts (Jost, Cormorant Garamond)</w:t>
             </w:r>
           </w:p>
         </w:tc>
@@ -7233,7 +7199,7 @@
                 <w:sz w:val="19"/>
                 <w:szCs w:val="19"/>
               </w:rPr>
-              <w:t xml:space="preserve">Tipografías del tema minimalista, incluidas en el proyecto.</w:t>
+              <w:t>Tipografías del tema, cargadas con &lt;link&gt; en el &lt;head&gt; de index.html.</w:t>
             </w:r>
           </w:p>
         </w:tc>
@@ -12406,7 +12372,7 @@
         <w:rPr>
           <w:rFonts w:ascii="Arial" w:cs="Arial" w:eastAsia="Arial" w:hAnsi="Arial"/>
         </w:rPr>
-        <w:t>Se usa BrowserRouter. Para GitHub Pages el sitio se compila con la base /FullstackII/ y se publica una copia de index.html como 404.html, de modo que las rutas internas también carguen la aplicación.</w:t>
+        <w:t>Se usa BrowserRouter, como en el material de la asignatura (React II).</w:t>
       </w:r>
     </w:p>
     <w:p>
@@ -13166,7 +13132,7 @@
                 <w:sz w:val="17"/>
                 <w:szCs w:val="17"/>
               </w:rPr>
-              <w:t>8 · Pago rechazado (spyOn)</w:t>
+              <w:t>8 · Pago rechazado (mock)</w:t>
             </w:r>
           </w:p>
         </w:tc>
@@ -13976,7 +13942,6 @@
     <w:sectPr>
       <w:headerReference w:type="default" r:id="rId7"/>
       <w:footerReference w:type="default" r:id="rId8"/>
-      <w:headerReference w:type="first" r:id="rId10"/>
       <w:pgSz w:w="12240" w:h="15840" w:orient="portrait"/>
       <w:pgMar w:top="1300" w:right="1440" w:bottom="1200" w:left="1440" w:header="708" w:footer="708" w:gutter="0"/>
       <w:pgNumType/>
@@ -14134,16 +14099,6 @@
       </w:rPr>
       <w:t>Forever Ink · Especificación de Requisitos de Software · v2.1</w:t>
     </w:r>
-  </w:p>
-</w:hdr>
-</file>
-
-<file path=word/header2.xml><?xml version="1.0" encoding="utf-8"?>
-<w:hdr xmlns:m="http://schemas.openxmlformats.org/officeDocument/2006/math" xmlns:mc="http://schemas.openxmlformats.org/markup-compatibility/2006" xmlns:mo="http://schemas.microsoft.com/office/mac/office/2008/main" xmlns:mv="urn:schemas-microsoft-com:mac:vml" xmlns:o="urn:schemas-microsoft-com:office:office" xmlns:r="http://schemas.openxmlformats.org/officeDocument/2006/relationships" xmlns:v="urn:schemas-microsoft-com:vml" xmlns:w10="urn:schemas-microsoft-com:office:word" xmlns:w14="http://schemas.microsoft.com/office/word/2010/wordml" xmlns:w="http://schemas.openxmlformats.org/wordprocessingml/2006/main" xmlns:wne="http://schemas.microsoft.com/office/word/2006/wordml" xmlns:wp14="http://schemas.microsoft.com/office/word/2010/wordprocessingDrawing" xmlns:wp="http://schemas.openxmlformats.org/drawingml/2006/wordprocessingDrawing" xmlns:wpc="http://schemas.microsoft.com/office/word/2010/wordprocessingCanvas" xmlns:wpg="http://schemas.microsoft.com/office/word/2010/wordprocessingGroup" xmlns:wpi="http://schemas.microsoft.com/office/word/2010/wordprocessingInk" xmlns:wps="http://schemas.microsoft.com/office/word/2010/wordprocessingShape" mc:Ignorable="w14 wp14">
-  <w:p>
-    <w:pPr>
-      <w:pStyle w:val="Header"/>
-    </w:pPr>
   </w:p>
 </w:hdr>
 </file>

--- a/docs/ERS_ForeverInk_v2.docx
+++ b/docs/ERS_ForeverInk_v2.docx
@@ -3486,7 +3486,7 @@
                 <w:sz w:val="19"/>
                 <w:szCs w:val="19"/>
               </w:rPr>
-              <w:t>Estado compartido (sesión, carrito y avisos) en src/App.jsx, que lo entrega a las páginas por props; lógica reutilizable de formularios (src/hooks/useFormulario.js).</w:t>
+              <w:t>Estado compartido (sesión, carrito y avisos) en src/App.jsx, que lo entrega a las páginas por props; lógica reutilizable de formularios (src/utils/useFormulario.js).</w:t>
             </w:r>
           </w:p>
         </w:tc>
@@ -12290,7 +12290,7 @@
           <w:szCs w:val="20"/>
           <w:shd w:fill="EFEFEF" w:val="clear"/>
         </w:rPr>
-        <w:t xml:space="preserve">src/config/estudio.js</w:t>
+        <w:t>src/data/estudio.js</w:t>
       </w:r>
       <w:r>
         <w:rPr>

--- a/docs/ERS_ForeverInk_v2.docx
+++ b/docs/ERS_ForeverInk_v2.docx
@@ -153,7 +153,7 @@
           <w:sz w:val="20"/>
           <w:szCs w:val="20"/>
         </w:rPr>
-        <w:t>Equipo: Isabel Cántaro</w:t>
+        <w:t>Equipo: Isabel Cántaro · Eduardo Caro · Yeremi Vásquez</w:t>
       </w:r>
     </w:p>
     <w:p>
@@ -792,7 +792,7 @@
                 <w:sz w:val="19"/>
                 <w:szCs w:val="19"/>
               </w:rPr>
-              <w:t>Isabel Cántaro</w:t>
+              <w:t>Isabel Cántaro / Eduardo Caro / Yeremi Vásquez</w:t>
             </w:r>
           </w:p>
         </w:tc>
@@ -823,7 +823,7 @@
                 <w:sz w:val="19"/>
                 <w:szCs w:val="19"/>
               </w:rPr>
-              <w:t>Adaptación al material de la asignatura: componentes con Atomic Design, estado compartido en App entregado por props, BrowserRouter, imágenes importadas desde src/assets, Google Fonts, hoja de estilos en formato estándar con tabla de contenido y enfoque mobile first, Error Boundary, carga diferida del panel y 15 pruebas (10 de defensa y 5 complementarias). El equipo queda conformado por Isabel Cántaro.</w:t>
+              <w:t>Adaptación al material de la asignatura: componentes con Atomic Design, estado compartido en App entregado por props, BrowserRouter, imágenes importadas desde src/assets, Google Fonts, hoja de estilos en formato estándar con tabla de contenido y enfoque mobile first, Error Boundary, carga diferida del panel y 15 pruebas (10 de defensa y 5 complementarias). El equipo queda conformado por Isabel Cántaro, Eduardo Caro y Yeremi Vásquez.</w:t>
             </w:r>
           </w:p>
         </w:tc>
@@ -4466,7 +4466,7 @@
         <w:rPr>
           <w:rFonts w:ascii="Arial" w:cs="Arial" w:eastAsia="Arial" w:hAnsi="Arial"/>
         </w:rPr>
-        <w:t>El proyecto se desarrolla en equipo (máximo 3 integrantes); en esta entrega el equipo está conformado por 1 integrante (Isabel Cántaro).</w:t>
+        <w:t>El proyecto se desarrolla en equipo (máximo 3 integrantes); este equipo es de 3 integrantes: Isabel Cántaro, Eduardo Caro y Yeremi Vásquez.</w:t>
       </w:r>
     </w:p>
     <w:p>
@@ -12417,6 +12417,22 @@
           <w:rFonts w:ascii="Arial" w:cs="Arial" w:eastAsia="Arial" w:hAnsi="Arial"/>
         </w:rPr>
         <w:t xml:space="preserve">El equipo debe estar en condiciones de presentar el desarrollo funcional del sitio y de responder preguntas abiertas sobre las decisiones técnicas tomadas, de forma individual.</w:t>
+      </w:r>
+    </w:p>
+    <w:p>
+      <w:pPr>
+        <w:pStyle w:val="ListParagraph"/>
+        <w:numPr>
+          <w:ilvl w:val="0"/>
+          <w:numId w:val="2"/>
+        </w:numPr>
+        <w:spacing w:after="60" w:line="276"/>
+      </w:pPr>
+      <w:r>
+        <w:rPr>
+          <w:rFonts w:ascii="Arial" w:cs="Arial" w:eastAsia="Arial" w:hAnsi="Arial"/>
+        </w:rPr>
+        <w:t>Reparto de responsabilidades: Isabel Cántaro lidera el módulo Tienda (catálogo, carrito, checkout con agenda, pago y boleta); Eduardo Caro lidera usuarios, sesión, roles y el panel de administración; Yeremi Vásquez lidera el diseño (componentes con Atomic Design y estilos responsivos), la base de datos simulada y la configuración de las pruebas. Cada integrante debe poder explicar el proyecto completo.</w:t>
       </w:r>
     </w:p>
     <w:p>

--- a/docs/ERS_ForeverInk_v2.docx
+++ b/docs/ERS_ForeverInk_v2.docx
@@ -86,7 +86,7 @@
           <w:sz w:val="22"/>
           <w:szCs w:val="22"/>
         </w:rPr>
-        <w:t>Revisión: 2.1 (Evaluación Parcial 2)</w:t>
+        <w:t>Revisión: 2.2 (Evaluación Parcial 2)</w:t>
       </w:r>
     </w:p>
     <w:p>
@@ -828,6 +828,135 @@
           </w:p>
         </w:tc>
       </w:tr>
+      <w:tr>
+        <w:trPr>
+          <w:cantSplit/>
+        </w:trPr>
+        <w:tc>
+          <w:tcPr>
+            <w:tcW w:type="dxa" w:w="1500"/>
+            <w:tcBorders>
+              <w:top w:val="single" w:color="BFBFBF" w:sz="4"/>
+              <w:left w:val="single" w:color="BFBFBF" w:sz="4"/>
+              <w:bottom w:val="single" w:color="BFBFBF" w:sz="4"/>
+              <w:right w:val="single" w:color="BFBFBF" w:sz="4"/>
+            </w:tcBorders>
+            <w:shd w:fill="FAFAFA" w:val="clear"/>
+            <w:tcMar>
+              <w:top w:type="dxa" w:w="60"/>
+              <w:left w:type="dxa" w:w="100"/>
+              <w:bottom w:type="dxa" w:w="60"/>
+              <w:right w:type="dxa" w:w="100"/>
+            </w:tcMar>
+          </w:tcPr>
+          <w:p>
+            <w:pPr>
+              <w:spacing w:after="20" w:line="252"/>
+            </w:pPr>
+            <w:r>
+              <w:rPr>
+                <w:rFonts w:ascii="Arial" w:cs="Arial" w:eastAsia="Arial" w:hAnsi="Arial"/>
+                <w:sz w:val="19"/>
+                <w:szCs w:val="19"/>
+              </w:rPr>
+              <w:t>21/10/2026</w:t>
+            </w:r>
+          </w:p>
+        </w:tc>
+        <w:tc>
+          <w:tcPr>
+            <w:tcW w:type="dxa" w:w="1000"/>
+            <w:tcBorders>
+              <w:top w:val="single" w:color="BFBFBF" w:sz="4"/>
+              <w:left w:val="single" w:color="BFBFBF" w:sz="4"/>
+              <w:bottom w:val="single" w:color="BFBFBF" w:sz="4"/>
+              <w:right w:val="single" w:color="BFBFBF" w:sz="4"/>
+            </w:tcBorders>
+            <w:shd w:fill="FAFAFA" w:val="clear"/>
+            <w:tcMar>
+              <w:top w:type="dxa" w:w="60"/>
+              <w:left w:type="dxa" w:w="100"/>
+              <w:bottom w:type="dxa" w:w="60"/>
+              <w:right w:type="dxa" w:w="100"/>
+            </w:tcMar>
+          </w:tcPr>
+          <w:p>
+            <w:pPr>
+              <w:spacing w:after="20" w:line="252"/>
+            </w:pPr>
+            <w:r>
+              <w:rPr>
+                <w:rFonts w:ascii="Arial" w:cs="Arial" w:eastAsia="Arial" w:hAnsi="Arial"/>
+                <w:sz w:val="19"/>
+                <w:szCs w:val="19"/>
+              </w:rPr>
+              <w:t>2.2</w:t>
+            </w:r>
+          </w:p>
+        </w:tc>
+        <w:tc>
+          <w:tcPr>
+            <w:tcW w:type="dxa" w:w="2600"/>
+            <w:tcBorders>
+              <w:top w:val="single" w:color="BFBFBF" w:sz="4"/>
+              <w:left w:val="single" w:color="BFBFBF" w:sz="4"/>
+              <w:bottom w:val="single" w:color="BFBFBF" w:sz="4"/>
+              <w:right w:val="single" w:color="BFBFBF" w:sz="4"/>
+            </w:tcBorders>
+            <w:shd w:fill="FAFAFA" w:val="clear"/>
+            <w:tcMar>
+              <w:top w:type="dxa" w:w="60"/>
+              <w:left w:type="dxa" w:w="100"/>
+              <w:bottom w:type="dxa" w:w="60"/>
+              <w:right w:type="dxa" w:w="100"/>
+            </w:tcMar>
+          </w:tcPr>
+          <w:p>
+            <w:pPr>
+              <w:spacing w:after="20" w:line="252"/>
+            </w:pPr>
+            <w:r>
+              <w:rPr>
+                <w:rFonts w:ascii="Arial" w:cs="Arial" w:eastAsia="Arial" w:hAnsi="Arial"/>
+                <w:sz w:val="19"/>
+                <w:szCs w:val="19"/>
+              </w:rPr>
+              <w:t>Isabel Cántaro · Eduardo Caro · Yeremi Vásquez</w:t>
+            </w:r>
+          </w:p>
+        </w:tc>
+        <w:tc>
+          <w:tcPr>
+            <w:tcW w:type="dxa" w:w="4260"/>
+            <w:tcBorders>
+              <w:top w:val="single" w:color="BFBFBF" w:sz="4"/>
+              <w:left w:val="single" w:color="BFBFBF" w:sz="4"/>
+              <w:bottom w:val="single" w:color="BFBFBF" w:sz="4"/>
+              <w:right w:val="single" w:color="BFBFBF" w:sz="4"/>
+            </w:tcBorders>
+            <w:shd w:fill="FAFAFA" w:val="clear"/>
+            <w:tcMar>
+              <w:top w:type="dxa" w:w="60"/>
+              <w:left w:type="dxa" w:w="100"/>
+              <w:bottom w:type="dxa" w:w="60"/>
+              <w:right w:type="dxa" w:w="100"/>
+            </w:tcMar>
+          </w:tcPr>
+          <w:p>
+            <w:pPr>
+              <w:spacing w:after="20" w:line="252"/>
+            </w:pPr>
+            <w:r>
+              <w:rPr>
+                <w:rFonts w:ascii="Arial" w:cs="Arial" w:eastAsia="Arial" w:hAnsi="Arial"/>
+                <w:sz w:val="19"/>
+                <w:szCs w:val="19"/>
+              </w:rPr>
+              <w:t>Se agrega el backend con 3 microservicios Spring Boot (producto-service, usuario-service y carrito-service), cada uno con su base de datos MySQL. El frontend se conecta con axios: catálogo y detalle, login con JWT, registro y carrito. La base simulada (db.js) queda como respaldo y para el panel. Se actualiza la prueba 14.</w:t>
+            </w:r>
+          </w:p>
+        </w:tc>
+      </w:tr>
     </w:tbl>
     <w:p>
       <w:pPr>
@@ -1392,20 +1521,6 @@
     </w:p>
     <w:p>
       <w:pPr>
-        <w:keepNext/>
-        <w:spacing w:after="120" w:line="276"/>
-      </w:pPr>
-      <w:r>
-        <w:rPr>
-          <w:rFonts w:ascii="Arial" w:cs="Arial" w:eastAsia="Arial" w:hAnsi="Arial"/>
-          <w:b/>
-          <w:bCs/>
-        </w:rPr>
-        <w:t xml:space="preserve">El sistema NO hará lo siguiente (fuera de alcance):</w:t>
-      </w:r>
-    </w:p>
-    <w:p>
-      <w:pPr>
         <w:pStyle w:val="ListParagraph"/>
         <w:numPr>
           <w:ilvl w:val="0"/>
@@ -1417,7 +1532,21 @@
         <w:rPr>
           <w:rFonts w:ascii="Arial" w:cs="Arial" w:eastAsia="Arial" w:hAnsi="Arial"/>
         </w:rPr>
-        <w:t xml:space="preserve">No procesa pagos reales ni se integra con una pasarela de pago: el pago se simula (aprobado o rechazado) mediante un servicio propio.</w:t>
+        <w:t>Se conectará con un backend de 3 microservicios Spring Boot con MySQL: producto-service (catálogo), usuario-service (registro e inicio de sesión con JWT) y carrito-service (carrito de reservas).</w:t>
+      </w:r>
+    </w:p>
+    <w:p>
+      <w:pPr>
+        <w:keepNext/>
+        <w:spacing w:after="120" w:line="276"/>
+      </w:pPr>
+      <w:r>
+        <w:rPr>
+          <w:rFonts w:ascii="Arial" w:cs="Arial" w:eastAsia="Arial" w:hAnsi="Arial"/>
+          <w:b/>
+          <w:bCs/>
+        </w:rPr>
+        <w:t xml:space="preserve">El sistema NO hará lo siguiente (fuera de alcance):</w:t>
       </w:r>
     </w:p>
     <w:p>
@@ -1433,7 +1562,23 @@
         <w:rPr>
           <w:rFonts w:ascii="Arial" w:cs="Arial" w:eastAsia="Arial" w:hAnsi="Arial"/>
         </w:rPr>
-        <w:t xml:space="preserve">No cuenta con servidor backend ni base de datos real: los datos se administran mediante un archivo JavaScript que simula la base de datos (CRUD) y se persisten en el almacenamiento del navegador (localStorage).</w:t>
+        <w:t xml:space="preserve">No procesa pagos reales ni se integra con una pasarela de pago: el pago se simula (aprobado o rechazado) mediante un servicio propio.</w:t>
+      </w:r>
+    </w:p>
+    <w:p>
+      <w:pPr>
+        <w:pStyle w:val="ListParagraph"/>
+        <w:numPr>
+          <w:ilvl w:val="0"/>
+          <w:numId w:val="2"/>
+        </w:numPr>
+        <w:spacing w:after="60" w:line="276"/>
+      </w:pPr>
+      <w:r>
+        <w:rPr>
+          <w:rFonts w:ascii="Arial" w:cs="Arial" w:eastAsia="Arial" w:hAnsi="Arial"/>
+        </w:rPr>
+        <w:t>No migra todavía a los microservicios el panel de administración, las órdenes ni la agenda de citas: esas funciones siguen sobre el archivo JavaScript que simula la base de datos (CRUD en localStorage), que además sirve de respaldo cuando un microservicio no responde.</w:t>
       </w:r>
     </w:p>
     <w:p>
@@ -2893,6 +3038,341 @@
           </w:p>
         </w:tc>
       </w:tr>
+      <w:tr>
+        <w:trPr>
+          <w:cantSplit/>
+        </w:trPr>
+        <w:tc>
+          <w:tcPr>
+            <w:tcW w:type="dxa" w:w="2400"/>
+            <w:tcBorders>
+              <w:top w:val="single" w:color="BFBFBF" w:sz="4"/>
+              <w:left w:val="single" w:color="BFBFBF" w:sz="4"/>
+              <w:bottom w:val="single" w:color="BFBFBF" w:sz="4"/>
+              <w:right w:val="single" w:color="BFBFBF" w:sz="4"/>
+            </w:tcBorders>
+            <w:shd w:fill="FAFAFA" w:val="clear"/>
+            <w:tcMar>
+              <w:top w:type="dxa" w:w="60"/>
+              <w:left w:type="dxa" w:w="100"/>
+              <w:bottom w:type="dxa" w:w="60"/>
+              <w:right w:type="dxa" w:w="100"/>
+            </w:tcMar>
+          </w:tcPr>
+          <w:p>
+            <w:pPr>
+              <w:spacing w:after="20" w:line="252"/>
+            </w:pPr>
+            <w:r>
+              <w:rPr>
+                <w:rFonts w:ascii="Arial" w:cs="Arial" w:eastAsia="Arial" w:hAnsi="Arial"/>
+                <w:sz w:val="19"/>
+                <w:szCs w:val="19"/>
+              </w:rPr>
+              <w:t>Microservicio</w:t>
+            </w:r>
+          </w:p>
+        </w:tc>
+        <w:tc>
+          <w:tcPr>
+            <w:tcW w:type="dxa" w:w="6960"/>
+            <w:tcBorders>
+              <w:top w:val="single" w:color="BFBFBF" w:sz="4"/>
+              <w:left w:val="single" w:color="BFBFBF" w:sz="4"/>
+              <w:bottom w:val="single" w:color="BFBFBF" w:sz="4"/>
+              <w:right w:val="single" w:color="BFBFBF" w:sz="4"/>
+            </w:tcBorders>
+            <w:shd w:fill="FAFAFA" w:val="clear"/>
+            <w:tcMar>
+              <w:top w:type="dxa" w:w="60"/>
+              <w:left w:type="dxa" w:w="100"/>
+              <w:bottom w:type="dxa" w:w="60"/>
+              <w:right w:type="dxa" w:w="100"/>
+            </w:tcMar>
+          </w:tcPr>
+          <w:p>
+            <w:pPr>
+              <w:spacing w:after="20" w:line="252"/>
+            </w:pPr>
+            <w:r>
+              <w:rPr>
+                <w:rFonts w:ascii="Arial" w:cs="Arial" w:eastAsia="Arial" w:hAnsi="Arial"/>
+                <w:sz w:val="19"/>
+                <w:szCs w:val="19"/>
+              </w:rPr>
+              <w:t>Aplicación pequeña e independiente que resuelve una sola parte del negocio, con su propio puerto y su propia base de datos (producto-service, usuario-service, carrito-service).</w:t>
+            </w:r>
+          </w:p>
+        </w:tc>
+      </w:tr>
+      <w:tr>
+        <w:trPr>
+          <w:cantSplit/>
+        </w:trPr>
+        <w:tc>
+          <w:tcPr>
+            <w:tcW w:type="dxa" w:w="2400"/>
+            <w:tcBorders>
+              <w:top w:val="single" w:color="BFBFBF" w:sz="4"/>
+              <w:left w:val="single" w:color="BFBFBF" w:sz="4"/>
+              <w:bottom w:val="single" w:color="BFBFBF" w:sz="4"/>
+              <w:right w:val="single" w:color="BFBFBF" w:sz="4"/>
+            </w:tcBorders>
+            <w:shd w:fill="FAFAFA" w:val="clear"/>
+            <w:tcMar>
+              <w:top w:type="dxa" w:w="60"/>
+              <w:left w:type="dxa" w:w="100"/>
+              <w:bottom w:type="dxa" w:w="60"/>
+              <w:right w:type="dxa" w:w="100"/>
+            </w:tcMar>
+          </w:tcPr>
+          <w:p>
+            <w:pPr>
+              <w:spacing w:after="20" w:line="252"/>
+            </w:pPr>
+            <w:r>
+              <w:rPr>
+                <w:rFonts w:ascii="Arial" w:cs="Arial" w:eastAsia="Arial" w:hAnsi="Arial"/>
+                <w:sz w:val="19"/>
+                <w:szCs w:val="19"/>
+              </w:rPr>
+              <w:t>API REST</w:t>
+            </w:r>
+          </w:p>
+        </w:tc>
+        <w:tc>
+          <w:tcPr>
+            <w:tcW w:type="dxa" w:w="6960"/>
+            <w:tcBorders>
+              <w:top w:val="single" w:color="BFBFBF" w:sz="4"/>
+              <w:left w:val="single" w:color="BFBFBF" w:sz="4"/>
+              <w:bottom w:val="single" w:color="BFBFBF" w:sz="4"/>
+              <w:right w:val="single" w:color="BFBFBF" w:sz="4"/>
+            </w:tcBorders>
+            <w:shd w:fill="FAFAFA" w:val="clear"/>
+            <w:tcMar>
+              <w:top w:type="dxa" w:w="60"/>
+              <w:left w:type="dxa" w:w="100"/>
+              <w:bottom w:type="dxa" w:w="60"/>
+              <w:right w:type="dxa" w:w="100"/>
+            </w:tcMar>
+          </w:tcPr>
+          <w:p>
+            <w:pPr>
+              <w:spacing w:after="20" w:line="252"/>
+            </w:pPr>
+            <w:r>
+              <w:rPr>
+                <w:rFonts w:ascii="Arial" w:cs="Arial" w:eastAsia="Arial" w:hAnsi="Arial"/>
+                <w:sz w:val="19"/>
+                <w:szCs w:val="19"/>
+              </w:rPr>
+              <w:t>Forma de comunicación por HTTP en la que cada recurso tiene una URL y se usa GET (leer), POST (crear), PUT (actualizar) y DELETE (eliminar), intercambiando datos en JSON.</w:t>
+            </w:r>
+          </w:p>
+        </w:tc>
+      </w:tr>
+      <w:tr>
+        <w:trPr>
+          <w:cantSplit/>
+        </w:trPr>
+        <w:tc>
+          <w:tcPr>
+            <w:tcW w:type="dxa" w:w="2400"/>
+            <w:tcBorders>
+              <w:top w:val="single" w:color="BFBFBF" w:sz="4"/>
+              <w:left w:val="single" w:color="BFBFBF" w:sz="4"/>
+              <w:bottom w:val="single" w:color="BFBFBF" w:sz="4"/>
+              <w:right w:val="single" w:color="BFBFBF" w:sz="4"/>
+            </w:tcBorders>
+            <w:shd w:fill="FAFAFA" w:val="clear"/>
+            <w:tcMar>
+              <w:top w:type="dxa" w:w="60"/>
+              <w:left w:type="dxa" w:w="100"/>
+              <w:bottom w:type="dxa" w:w="60"/>
+              <w:right w:type="dxa" w:w="100"/>
+            </w:tcMar>
+          </w:tcPr>
+          <w:p>
+            <w:pPr>
+              <w:spacing w:after="20" w:line="252"/>
+            </w:pPr>
+            <w:r>
+              <w:rPr>
+                <w:rFonts w:ascii="Arial" w:cs="Arial" w:eastAsia="Arial" w:hAnsi="Arial"/>
+                <w:sz w:val="19"/>
+                <w:szCs w:val="19"/>
+              </w:rPr>
+              <w:t>JWT</w:t>
+            </w:r>
+          </w:p>
+        </w:tc>
+        <w:tc>
+          <w:tcPr>
+            <w:tcW w:type="dxa" w:w="6960"/>
+            <w:tcBorders>
+              <w:top w:val="single" w:color="BFBFBF" w:sz="4"/>
+              <w:left w:val="single" w:color="BFBFBF" w:sz="4"/>
+              <w:bottom w:val="single" w:color="BFBFBF" w:sz="4"/>
+              <w:right w:val="single" w:color="BFBFBF" w:sz="4"/>
+            </w:tcBorders>
+            <w:shd w:fill="FAFAFA" w:val="clear"/>
+            <w:tcMar>
+              <w:top w:type="dxa" w:w="60"/>
+              <w:left w:type="dxa" w:w="100"/>
+              <w:bottom w:type="dxa" w:w="60"/>
+              <w:right w:type="dxa" w:w="100"/>
+            </w:tcMar>
+          </w:tcPr>
+          <w:p>
+            <w:pPr>
+              <w:spacing w:after="20" w:line="252"/>
+            </w:pPr>
+            <w:r>
+              <w:rPr>
+                <w:rFonts w:ascii="Arial" w:cs="Arial" w:eastAsia="Arial" w:hAnsi="Arial"/>
+                <w:sz w:val="19"/>
+                <w:szCs w:val="19"/>
+              </w:rPr>
+              <w:t>JSON Web Token: credencial firmada que entrega usuario-service al iniciar sesión y que se envía en el encabezado Authorization: Bearer para acceder a las operaciones protegidas.</w:t>
+            </w:r>
+          </w:p>
+        </w:tc>
+      </w:tr>
+      <w:tr>
+        <w:trPr>
+          <w:cantSplit/>
+        </w:trPr>
+        <w:tc>
+          <w:tcPr>
+            <w:tcW w:type="dxa" w:w="2400"/>
+            <w:tcBorders>
+              <w:top w:val="single" w:color="BFBFBF" w:sz="4"/>
+              <w:left w:val="single" w:color="BFBFBF" w:sz="4"/>
+              <w:bottom w:val="single" w:color="BFBFBF" w:sz="4"/>
+              <w:right w:val="single" w:color="BFBFBF" w:sz="4"/>
+            </w:tcBorders>
+            <w:shd w:fill="FAFAFA" w:val="clear"/>
+            <w:tcMar>
+              <w:top w:type="dxa" w:w="60"/>
+              <w:left w:type="dxa" w:w="100"/>
+              <w:bottom w:type="dxa" w:w="60"/>
+              <w:right w:type="dxa" w:w="100"/>
+            </w:tcMar>
+          </w:tcPr>
+          <w:p>
+            <w:pPr>
+              <w:spacing w:after="20" w:line="252"/>
+            </w:pPr>
+            <w:r>
+              <w:rPr>
+                <w:rFonts w:ascii="Arial" w:cs="Arial" w:eastAsia="Arial" w:hAnsi="Arial"/>
+                <w:sz w:val="19"/>
+                <w:szCs w:val="19"/>
+              </w:rPr>
+              <w:t>axios</w:t>
+            </w:r>
+          </w:p>
+        </w:tc>
+        <w:tc>
+          <w:tcPr>
+            <w:tcW w:type="dxa" w:w="6960"/>
+            <w:tcBorders>
+              <w:top w:val="single" w:color="BFBFBF" w:sz="4"/>
+              <w:left w:val="single" w:color="BFBFBF" w:sz="4"/>
+              <w:bottom w:val="single" w:color="BFBFBF" w:sz="4"/>
+              <w:right w:val="single" w:color="BFBFBF" w:sz="4"/>
+            </w:tcBorders>
+            <w:shd w:fill="FAFAFA" w:val="clear"/>
+            <w:tcMar>
+              <w:top w:type="dxa" w:w="60"/>
+              <w:left w:type="dxa" w:w="100"/>
+              <w:bottom w:type="dxa" w:w="60"/>
+              <w:right w:type="dxa" w:w="100"/>
+            </w:tcMar>
+          </w:tcPr>
+          <w:p>
+            <w:pPr>
+              <w:spacing w:after="20" w:line="252"/>
+            </w:pPr>
+            <w:r>
+              <w:rPr>
+                <w:rFonts w:ascii="Arial" w:cs="Arial" w:eastAsia="Arial" w:hAnsi="Arial"/>
+                <w:sz w:val="19"/>
+                <w:szCs w:val="19"/>
+              </w:rPr>
+              <w:t>Biblioteca de JavaScript para hacer peticiones HTTP desde React a la API (clase React V).</w:t>
+            </w:r>
+          </w:p>
+        </w:tc>
+      </w:tr>
+      <w:tr>
+        <w:trPr>
+          <w:cantSplit/>
+        </w:trPr>
+        <w:tc>
+          <w:tcPr>
+            <w:tcW w:type="dxa" w:w="2400"/>
+            <w:tcBorders>
+              <w:top w:val="single" w:color="BFBFBF" w:sz="4"/>
+              <w:left w:val="single" w:color="BFBFBF" w:sz="4"/>
+              <w:bottom w:val="single" w:color="BFBFBF" w:sz="4"/>
+              <w:right w:val="single" w:color="BFBFBF" w:sz="4"/>
+            </w:tcBorders>
+            <w:shd w:fill="FAFAFA" w:val="clear"/>
+            <w:tcMar>
+              <w:top w:type="dxa" w:w="60"/>
+              <w:left w:type="dxa" w:w="100"/>
+              <w:bottom w:type="dxa" w:w="60"/>
+              <w:right w:type="dxa" w:w="100"/>
+            </w:tcMar>
+          </w:tcPr>
+          <w:p>
+            <w:pPr>
+              <w:spacing w:after="20" w:line="252"/>
+            </w:pPr>
+            <w:r>
+              <w:rPr>
+                <w:rFonts w:ascii="Arial" w:cs="Arial" w:eastAsia="Arial" w:hAnsi="Arial"/>
+                <w:sz w:val="19"/>
+                <w:szCs w:val="19"/>
+              </w:rPr>
+              <w:t>OpenFeign</w:t>
+            </w:r>
+          </w:p>
+        </w:tc>
+        <w:tc>
+          <w:tcPr>
+            <w:tcW w:type="dxa" w:w="6960"/>
+            <w:tcBorders>
+              <w:top w:val="single" w:color="BFBFBF" w:sz="4"/>
+              <w:left w:val="single" w:color="BFBFBF" w:sz="4"/>
+              <w:bottom w:val="single" w:color="BFBFBF" w:sz="4"/>
+              <w:right w:val="single" w:color="BFBFBF" w:sz="4"/>
+            </w:tcBorders>
+            <w:shd w:fill="FAFAFA" w:val="clear"/>
+            <w:tcMar>
+              <w:top w:type="dxa" w:w="60"/>
+              <w:left w:type="dxa" w:w="100"/>
+              <w:bottom w:type="dxa" w:w="60"/>
+              <w:right w:type="dxa" w:w="100"/>
+            </w:tcMar>
+          </w:tcPr>
+          <w:p>
+            <w:pPr>
+              <w:spacing w:after="20" w:line="252"/>
+            </w:pPr>
+            <w:r>
+              <w:rPr>
+                <w:rFonts w:ascii="Arial" w:cs="Arial" w:eastAsia="Arial" w:hAnsi="Arial"/>
+                <w:sz w:val="19"/>
+                <w:szCs w:val="19"/>
+              </w:rPr>
+              <w:t>Cliente HTTP de Spring Cloud con el que carrito-service consulta a producto-service.</w:t>
+            </w:r>
+          </w:p>
+        </w:tc>
+      </w:tr>
     </w:tbl>
     <w:p>
       <w:pPr>
@@ -3158,6 +3638,24 @@
           <w:rFonts w:ascii="Arial" w:cs="Arial" w:eastAsia="Arial" w:hAnsi="Arial"/>
         </w:rPr>
         <w:t xml:space="preserve"> vista privada para los perfiles Administrador y Vendedor.</w:t>
+      </w:r>
+    </w:p>
+    <w:p>
+      <w:pPr>
+        <w:pStyle w:val="ListParagraph"/>
+        <w:numPr>
+          <w:ilvl w:val="0"/>
+          <w:numId w:val="2"/>
+        </w:numPr>
+        <w:spacing w:after="60" w:line="276"/>
+      </w:pPr>
+      <w:r>
+        <w:rPr>
+          <w:rFonts w:ascii="Arial" w:cs="Arial" w:eastAsia="Arial" w:hAnsi="Arial"/>
+          <w:b/>
+          <w:bCs/>
+        </w:rPr>
+        <w:t>Backend: 3 microservicios Spring Boot (Java 17) independientes, cada uno con su base MySQL. producto-service (puerto 8081) administra diseños y categorías; usuario-service (8082) registra usuarios, cifra las contraseñas con BCrypt y entrega el token JWT; carrito-service (8083) guarda el carrito y le consulta precio y cupos a producto-service con OpenFeign.</w:t>
       </w:r>
     </w:p>
     <w:p>
@@ -3825,6 +4323,140 @@
           </w:p>
         </w:tc>
       </w:tr>
+      <w:tr>
+        <w:trPr>
+          <w:cantSplit/>
+        </w:trPr>
+        <w:tc>
+          <w:tcPr>
+            <w:tcW w:type="dxa" w:w="2200"/>
+            <w:tcBorders>
+              <w:top w:val="single" w:color="BFBFBF" w:sz="4"/>
+              <w:left w:val="single" w:color="BFBFBF" w:sz="4"/>
+              <w:bottom w:val="single" w:color="BFBFBF" w:sz="4"/>
+              <w:right w:val="single" w:color="BFBFBF" w:sz="4"/>
+            </w:tcBorders>
+            <w:shd w:fill="FAFAFA" w:val="clear"/>
+            <w:tcMar>
+              <w:top w:type="dxa" w:w="60"/>
+              <w:left w:type="dxa" w:w="100"/>
+              <w:bottom w:type="dxa" w:w="60"/>
+              <w:right w:type="dxa" w:w="100"/>
+            </w:tcMar>
+          </w:tcPr>
+          <w:p>
+            <w:pPr>
+              <w:spacing w:after="20" w:line="252"/>
+            </w:pPr>
+            <w:r>
+              <w:rPr>
+                <w:rFonts w:ascii="Arial" w:cs="Arial" w:eastAsia="Arial" w:hAnsi="Arial"/>
+                <w:sz w:val="19"/>
+                <w:szCs w:val="19"/>
+              </w:rPr>
+              <w:t>Conexión con la API</w:t>
+            </w:r>
+          </w:p>
+        </w:tc>
+        <w:tc>
+          <w:tcPr>
+            <w:tcW w:type="dxa" w:w="7160"/>
+            <w:tcBorders>
+              <w:top w:val="single" w:color="BFBFBF" w:sz="4"/>
+              <w:left w:val="single" w:color="BFBFBF" w:sz="4"/>
+              <w:bottom w:val="single" w:color="BFBFBF" w:sz="4"/>
+              <w:right w:val="single" w:color="BFBFBF" w:sz="4"/>
+            </w:tcBorders>
+            <w:shd w:fill="FAFAFA" w:val="clear"/>
+            <w:tcMar>
+              <w:top w:type="dxa" w:w="60"/>
+              <w:left w:type="dxa" w:w="100"/>
+              <w:bottom w:type="dxa" w:w="60"/>
+              <w:right w:type="dxa" w:w="100"/>
+            </w:tcMar>
+          </w:tcPr>
+          <w:p>
+            <w:pPr>
+              <w:spacing w:after="20" w:line="252"/>
+            </w:pPr>
+            <w:r>
+              <w:rPr>
+                <w:rFonts w:ascii="Arial" w:cs="Arial" w:eastAsia="Arial" w:hAnsi="Arial"/>
+                <w:sz w:val="19"/>
+                <w:szCs w:val="19"/>
+              </w:rPr>
+              <w:t>src/services/api.js: peticiones con axios a los 3 microservicios. Si un microservicio no responde, la página usa los datos locales.</w:t>
+            </w:r>
+          </w:p>
+        </w:tc>
+      </w:tr>
+      <w:tr>
+        <w:trPr>
+          <w:cantSplit/>
+        </w:trPr>
+        <w:tc>
+          <w:tcPr>
+            <w:tcW w:type="dxa" w:w="2200"/>
+            <w:tcBorders>
+              <w:top w:val="single" w:color="BFBFBF" w:sz="4"/>
+              <w:left w:val="single" w:color="BFBFBF" w:sz="4"/>
+              <w:bottom w:val="single" w:color="BFBFBF" w:sz="4"/>
+              <w:right w:val="single" w:color="BFBFBF" w:sz="4"/>
+            </w:tcBorders>
+            <w:shd w:fill="FAFAFA" w:val="clear"/>
+            <w:tcMar>
+              <w:top w:type="dxa" w:w="60"/>
+              <w:left w:type="dxa" w:w="100"/>
+              <w:bottom w:type="dxa" w:w="60"/>
+              <w:right w:type="dxa" w:w="100"/>
+            </w:tcMar>
+          </w:tcPr>
+          <w:p>
+            <w:pPr>
+              <w:spacing w:after="20" w:line="252"/>
+            </w:pPr>
+            <w:r>
+              <w:rPr>
+                <w:rFonts w:ascii="Arial" w:cs="Arial" w:eastAsia="Arial" w:hAnsi="Arial"/>
+                <w:sz w:val="19"/>
+                <w:szCs w:val="19"/>
+              </w:rPr>
+              <w:t>Microservicios (backend)</w:t>
+            </w:r>
+          </w:p>
+        </w:tc>
+        <w:tc>
+          <w:tcPr>
+            <w:tcW w:type="dxa" w:w="7160"/>
+            <w:tcBorders>
+              <w:top w:val="single" w:color="BFBFBF" w:sz="4"/>
+              <w:left w:val="single" w:color="BFBFBF" w:sz="4"/>
+              <w:bottom w:val="single" w:color="BFBFBF" w:sz="4"/>
+              <w:right w:val="single" w:color="BFBFBF" w:sz="4"/>
+            </w:tcBorders>
+            <w:shd w:fill="FAFAFA" w:val="clear"/>
+            <w:tcMar>
+              <w:top w:type="dxa" w:w="60"/>
+              <w:left w:type="dxa" w:w="100"/>
+              <w:bottom w:type="dxa" w:w="60"/>
+              <w:right w:type="dxa" w:w="100"/>
+            </w:tcMar>
+          </w:tcPr>
+          <w:p>
+            <w:pPr>
+              <w:spacing w:after="20" w:line="252"/>
+            </w:pPr>
+            <w:r>
+              <w:rPr>
+                <w:rFonts w:ascii="Arial" w:cs="Arial" w:eastAsia="Arial" w:hAnsi="Arial"/>
+                <w:sz w:val="19"/>
+                <w:szCs w:val="19"/>
+              </w:rPr>
+              <w:t>Carpeta backend/: cada microservicio separado en controller (ResponseEntity), service (reglas), repository (Spring Data JPA), model (entidades), dto (con validaciones), exception (@RestControllerAdvice), security (JWT) y config. Tablas y datos iniciales desde scripts SQL versionados.</w:t>
+            </w:r>
+          </w:p>
+        </w:tc>
+      </w:tr>
     </w:tbl>
     <w:p>
       <w:pPr>
@@ -4388,21 +5020,7 @@
         <w:rPr>
           <w:rFonts w:ascii="Arial" w:cs="Arial" w:eastAsia="Arial" w:hAnsi="Arial"/>
         </w:rPr>
-        <w:t xml:space="preserve">El diseño sigue una línea visual </w:t>
-      </w:r>
-      <w:r>
-        <w:rPr>
-          <w:rFonts w:ascii="Arial" w:cs="Arial" w:eastAsia="Arial" w:hAnsi="Arial"/>
-          <w:b/>
-          <w:bCs/>
-        </w:rPr>
-        <w:t xml:space="preserve">minimalista clara</w:t>
-      </w:r>
-      <w:r>
-        <w:rPr>
-          <w:rFonts w:ascii="Arial" w:cs="Arial" w:eastAsia="Arial" w:hAnsi="Arial"/>
-        </w:rPr>
-        <w:t xml:space="preserve">: fondo blanco, tinta negra, líneas finas y tipografías Jost y Cormorant Garamond.</w:t>
+        <w:t>El backend debe tener como mínimo 3 microservicios. Se construyen con Spring Boot y MySQL (XAMPP o Laragon), con una base de datos por microservicio.</w:t>
       </w:r>
     </w:p>
     <w:p>
@@ -4418,7 +5036,21 @@
         <w:rPr>
           <w:rFonts w:ascii="Arial" w:cs="Arial" w:eastAsia="Arial" w:hAnsi="Arial"/>
         </w:rPr>
-        <w:t xml:space="preserve">Las pruebas unitarias deben escribirse con Jasmine y ejecutarse con Karma.</w:t>
+        <w:t xml:space="preserve">El diseño sigue una línea visual </w:t>
+      </w:r>
+      <w:r>
+        <w:rPr>
+          <w:rFonts w:ascii="Arial" w:cs="Arial" w:eastAsia="Arial" w:hAnsi="Arial"/>
+          <w:b/>
+          <w:bCs/>
+        </w:rPr>
+        <w:t xml:space="preserve">minimalista clara</w:t>
+      </w:r>
+      <w:r>
+        <w:rPr>
+          <w:rFonts w:ascii="Arial" w:cs="Arial" w:eastAsia="Arial" w:hAnsi="Arial"/>
+        </w:rPr>
+        <w:t xml:space="preserve">: fondo blanco, tinta negra, líneas finas y tipografías Jost y Cormorant Garamond.</w:t>
       </w:r>
     </w:p>
     <w:p>
@@ -4434,7 +5066,7 @@
         <w:rPr>
           <w:rFonts w:ascii="Arial" w:cs="Arial" w:eastAsia="Arial" w:hAnsi="Arial"/>
         </w:rPr>
-        <w:t xml:space="preserve">El código debe alojarse en un repositorio público de GitHub con historial de cambios y publicarse en GitHub Pages.</w:t>
+        <w:t xml:space="preserve">Las pruebas unitarias deben escribirse con Jasmine y ejecutarse con Karma.</w:t>
       </w:r>
     </w:p>
     <w:p>
@@ -4450,7 +5082,7 @@
         <w:rPr>
           <w:rFonts w:ascii="Arial" w:cs="Arial" w:eastAsia="Arial" w:hAnsi="Arial"/>
         </w:rPr>
-        <w:t xml:space="preserve">El catálogo debe incluir diseños claramente diferenciados entre sí (12 diseños en 4 estilos).</w:t>
+        <w:t xml:space="preserve">El código debe alojarse en un repositorio público de GitHub con historial de cambios y publicarse en GitHub Pages.</w:t>
       </w:r>
     </w:p>
     <w:p>
@@ -4466,19 +5098,7 @@
         <w:rPr>
           <w:rFonts w:ascii="Arial" w:cs="Arial" w:eastAsia="Arial" w:hAnsi="Arial"/>
         </w:rPr>
-        <w:t>El proyecto se desarrolla en equipo (máximo 3 integrantes); este equipo es de 3 integrantes: Isabel Cántaro, Eduardo Caro y Yeremi Vásquez.</w:t>
-      </w:r>
-    </w:p>
-    <w:p>
-      <w:pPr>
-        <w:pStyle w:val="Heading2"/>
-        <w:keepNext/>
-      </w:pPr>
-      <w:r>
-        <w:rPr>
-          <w:rFonts w:ascii="Arial" w:cs="Arial" w:eastAsia="Arial" w:hAnsi="Arial"/>
-        </w:rPr>
-        <w:t xml:space="preserve">2.5. Suposiciones y dependencias</w:t>
+        <w:t xml:space="preserve">El catálogo debe incluir diseños claramente diferenciados entre sí (12 diseños en 4 estilos).</w:t>
       </w:r>
     </w:p>
     <w:p>
@@ -4494,7 +5114,19 @@
         <w:rPr>
           <w:rFonts w:ascii="Arial" w:cs="Arial" w:eastAsia="Arial" w:hAnsi="Arial"/>
         </w:rPr>
-        <w:t xml:space="preserve">Se asume que el sitio se consulta desde navegadores modernos de escritorio y móviles con soporte de localStorage.</w:t>
+        <w:t>El proyecto se desarrolla en equipo (máximo 3 integrantes); este equipo es de 3 integrantes: Isabel Cántaro, Eduardo Caro y Yeremi Vásquez.</w:t>
+      </w:r>
+    </w:p>
+    <w:p>
+      <w:pPr>
+        <w:pStyle w:val="Heading2"/>
+        <w:keepNext/>
+      </w:pPr>
+      <w:r>
+        <w:rPr>
+          <w:rFonts w:ascii="Arial" w:cs="Arial" w:eastAsia="Arial" w:hAnsi="Arial"/>
+        </w:rPr>
+        <w:t xml:space="preserve">2.5. Suposiciones y dependencias</w:t>
       </w:r>
     </w:p>
     <w:p>
@@ -4510,7 +5142,7 @@
         <w:rPr>
           <w:rFonts w:ascii="Arial" w:cs="Arial" w:eastAsia="Arial" w:hAnsi="Arial"/>
         </w:rPr>
-        <w:t xml:space="preserve">Se asume la disponibilidad de GitHub Pages para la publicación.</w:t>
+        <w:t xml:space="preserve">Se asume que el sitio se consulta desde navegadores modernos de escritorio y móviles con soporte de localStorage.</w:t>
       </w:r>
     </w:p>
     <w:p>
@@ -4526,7 +5158,7 @@
         <w:rPr>
           <w:rFonts w:ascii="Arial" w:cs="Arial" w:eastAsia="Arial" w:hAnsi="Arial"/>
         </w:rPr>
-        <w:t xml:space="preserve">El proyecto depende de las bibliotecas react, react-dom, react-router-dom, bootstrap y react-bootstrap, y de Vite, Jasmine, Karma y Testing Library para el desarrollo y las pruebas.</w:t>
+        <w:t xml:space="preserve">Se asume la disponibilidad de GitHub Pages para la publicación.</w:t>
       </w:r>
     </w:p>
     <w:p>
@@ -4542,19 +5174,7 @@
         <w:rPr>
           <w:rFonts w:ascii="Arial" w:cs="Arial" w:eastAsia="Arial" w:hAnsi="Arial"/>
         </w:rPr>
-        <w:t xml:space="preserve">Cambios en los lineamientos entregados por el docente podrían modificar el alcance de este documento.</w:t>
-      </w:r>
-    </w:p>
-    <w:p>
-      <w:pPr>
-        <w:pStyle w:val="Heading2"/>
-        <w:keepNext/>
-      </w:pPr>
-      <w:r>
-        <w:rPr>
-          <w:rFonts w:ascii="Arial" w:cs="Arial" w:eastAsia="Arial" w:hAnsi="Arial"/>
-        </w:rPr>
-        <w:t xml:space="preserve">2.6. Requisitos futuros</w:t>
+        <w:t>El frontend depende de react, react-dom, react-router-dom, bootstrap, react-bootstrap y axios, y de Vite, Jasmine, Karma y Testing Library. El backend depende de Java 17, Maven, Spring Boot 3 (Web, Data JPA, Validation, Security), OpenFeign, la librería jjwt y un servidor MySQL encendido en el puerto 3306.</w:t>
       </w:r>
     </w:p>
     <w:p>
@@ -4570,7 +5190,35 @@
         <w:rPr>
           <w:rFonts w:ascii="Arial" w:cs="Arial" w:eastAsia="Arial" w:hAnsi="Arial"/>
         </w:rPr>
-        <w:t xml:space="preserve">Backend con base de datos real y autenticación segura (contraseñas cifradas, tokens).</w:t>
+        <w:t xml:space="preserve">Cambios en los lineamientos entregados por el docente podrían modificar el alcance de este documento.</w:t>
+      </w:r>
+    </w:p>
+    <w:p>
+      <w:pPr>
+        <w:pStyle w:val="Heading2"/>
+        <w:keepNext/>
+      </w:pPr>
+      <w:r>
+        <w:rPr>
+          <w:rFonts w:ascii="Arial" w:cs="Arial" w:eastAsia="Arial" w:hAnsi="Arial"/>
+        </w:rPr>
+        <w:t xml:space="preserve">2.6. Requisitos futuros</w:t>
+      </w:r>
+    </w:p>
+    <w:p>
+      <w:pPr>
+        <w:pStyle w:val="ListParagraph"/>
+        <w:numPr>
+          <w:ilvl w:val="0"/>
+          <w:numId w:val="2"/>
+        </w:numPr>
+        <w:spacing w:after="60" w:line="276"/>
+      </w:pPr>
+      <w:r>
+        <w:rPr>
+          <w:rFonts w:ascii="Arial" w:cs="Arial" w:eastAsia="Arial" w:hAnsi="Arial"/>
+        </w:rPr>
+        <w:t>Migrar a microservicios el panel de administración, las órdenes y la agenda de citas (por ejemplo, un orden-service).</w:t>
       </w:r>
     </w:p>
     <w:p>
@@ -7204,6 +7852,140 @@
           </w:p>
         </w:tc>
       </w:tr>
+      <w:tr>
+        <w:trPr>
+          <w:cantSplit/>
+        </w:trPr>
+        <w:tc>
+          <w:tcPr>
+            <w:tcW w:type="dxa" w:w="3000"/>
+            <w:tcBorders>
+              <w:top w:val="single" w:color="BFBFBF" w:sz="4"/>
+              <w:left w:val="single" w:color="BFBFBF" w:sz="4"/>
+              <w:bottom w:val="single" w:color="BFBFBF" w:sz="4"/>
+              <w:right w:val="single" w:color="BFBFBF" w:sz="4"/>
+            </w:tcBorders>
+            <w:shd w:fill="FAFAFA" w:val="clear"/>
+            <w:tcMar>
+              <w:top w:type="dxa" w:w="60"/>
+              <w:left w:type="dxa" w:w="100"/>
+              <w:bottom w:type="dxa" w:w="60"/>
+              <w:right w:type="dxa" w:w="100"/>
+            </w:tcMar>
+          </w:tcPr>
+          <w:p>
+            <w:pPr>
+              <w:spacing w:after="20" w:line="252"/>
+            </w:pPr>
+            <w:r>
+              <w:rPr>
+                <w:rFonts w:ascii="Arial" w:cs="Arial" w:eastAsia="Arial" w:hAnsi="Arial"/>
+                <w:sz w:val="19"/>
+                <w:szCs w:val="19"/>
+              </w:rPr>
+              <w:t>axios</w:t>
+            </w:r>
+          </w:p>
+        </w:tc>
+        <w:tc>
+          <w:tcPr>
+            <w:tcW w:type="dxa" w:w="6360"/>
+            <w:tcBorders>
+              <w:top w:val="single" w:color="BFBFBF" w:sz="4"/>
+              <w:left w:val="single" w:color="BFBFBF" w:sz="4"/>
+              <w:bottom w:val="single" w:color="BFBFBF" w:sz="4"/>
+              <w:right w:val="single" w:color="BFBFBF" w:sz="4"/>
+            </w:tcBorders>
+            <w:shd w:fill="FAFAFA" w:val="clear"/>
+            <w:tcMar>
+              <w:top w:type="dxa" w:w="60"/>
+              <w:left w:type="dxa" w:w="100"/>
+              <w:bottom w:type="dxa" w:w="60"/>
+              <w:right w:type="dxa" w:w="100"/>
+            </w:tcMar>
+          </w:tcPr>
+          <w:p>
+            <w:pPr>
+              <w:spacing w:after="20" w:line="252"/>
+            </w:pPr>
+            <w:r>
+              <w:rPr>
+                <w:rFonts w:ascii="Arial" w:cs="Arial" w:eastAsia="Arial" w:hAnsi="Arial"/>
+                <w:sz w:val="19"/>
+                <w:szCs w:val="19"/>
+              </w:rPr>
+              <w:t>Peticiones HTTP a los microservicios (src/services/api.js), con tiempo máximo de espera de 3 segundos.</w:t>
+            </w:r>
+          </w:p>
+        </w:tc>
+      </w:tr>
+      <w:tr>
+        <w:trPr>
+          <w:cantSplit/>
+        </w:trPr>
+        <w:tc>
+          <w:tcPr>
+            <w:tcW w:type="dxa" w:w="3000"/>
+            <w:tcBorders>
+              <w:top w:val="single" w:color="BFBFBF" w:sz="4"/>
+              <w:left w:val="single" w:color="BFBFBF" w:sz="4"/>
+              <w:bottom w:val="single" w:color="BFBFBF" w:sz="4"/>
+              <w:right w:val="single" w:color="BFBFBF" w:sz="4"/>
+            </w:tcBorders>
+            <w:shd w:fill="FAFAFA" w:val="clear"/>
+            <w:tcMar>
+              <w:top w:type="dxa" w:w="60"/>
+              <w:left w:type="dxa" w:w="100"/>
+              <w:bottom w:type="dxa" w:w="60"/>
+              <w:right w:type="dxa" w:w="100"/>
+            </w:tcMar>
+          </w:tcPr>
+          <w:p>
+            <w:pPr>
+              <w:spacing w:after="20" w:line="252"/>
+            </w:pPr>
+            <w:r>
+              <w:rPr>
+                <w:rFonts w:ascii="Arial" w:cs="Arial" w:eastAsia="Arial" w:hAnsi="Arial"/>
+                <w:sz w:val="19"/>
+                <w:szCs w:val="19"/>
+              </w:rPr>
+              <w:t>Spring Boot 3 y MySQL</w:t>
+            </w:r>
+          </w:p>
+        </w:tc>
+        <w:tc>
+          <w:tcPr>
+            <w:tcW w:type="dxa" w:w="6360"/>
+            <w:tcBorders>
+              <w:top w:val="single" w:color="BFBFBF" w:sz="4"/>
+              <w:left w:val="single" w:color="BFBFBF" w:sz="4"/>
+              <w:bottom w:val="single" w:color="BFBFBF" w:sz="4"/>
+              <w:right w:val="single" w:color="BFBFBF" w:sz="4"/>
+            </w:tcBorders>
+            <w:shd w:fill="FAFAFA" w:val="clear"/>
+            <w:tcMar>
+              <w:top w:type="dxa" w:w="60"/>
+              <w:left w:type="dxa" w:w="100"/>
+              <w:bottom w:type="dxa" w:w="60"/>
+              <w:right w:type="dxa" w:w="100"/>
+            </w:tcMar>
+          </w:tcPr>
+          <w:p>
+            <w:pPr>
+              <w:spacing w:after="20" w:line="252"/>
+            </w:pPr>
+            <w:r>
+              <w:rPr>
+                <w:rFonts w:ascii="Arial" w:cs="Arial" w:eastAsia="Arial" w:hAnsi="Arial"/>
+                <w:sz w:val="19"/>
+                <w:szCs w:val="19"/>
+              </w:rPr>
+              <w:t>Backend: producto-service, usuario-service y carrito-service (carpeta backend/), probados con la colección de Postman incluida.</w:t>
+            </w:r>
+          </w:p>
+        </w:tc>
+      </w:tr>
     </w:tbl>
     <w:p>
       <w:pPr>
@@ -7213,7 +7995,7 @@
         <w:rPr>
           <w:rFonts w:ascii="Arial" w:cs="Arial" w:eastAsia="Arial" w:hAnsi="Arial"/>
         </w:rPr>
-        <w:t xml:space="preserve">No se integra con productos externos (pasarelas de pago, CRM, correo).</w:t>
+        <w:t>No se integra con productos externos (pasarelas de pago, CRM, correo). Se comunica con los 3 microservicios propios del proyecto.</w:t>
       </w:r>
     </w:p>
     <w:p>
@@ -7236,7 +8018,7 @@
         <w:rPr>
           <w:rFonts w:ascii="Arial" w:cs="Arial" w:eastAsia="Arial" w:hAnsi="Arial"/>
         </w:rPr>
-        <w:t xml:space="preserve">El sitio se publica y se consume mediante HTTP/HTTPS a través de GitHub Pages. No existen servicios externos ni backend; toda la información se lee y se escribe en el navegador del usuario.</w:t>
+        <w:t>El frontend y los microservicios se comunican por HTTP con una API REST en formato JSON: producto-service en http://localhost:8081/api, usuario-service en http://localhost:8082/api y carrito-service en http://localhost:8083/api. Las operaciones protegidas envían el token JWT en el encabezado Authorization: Bearer. Cada microservicio permite peticiones del frontend mediante CORS y responde los errores con el mismo formato { status, mensaje, campos } y el código HTTP correspondiente (200, 201, 204, 400, 401, 403, 404, 409, 503). carrito-service consume a producto-service con OpenFeign.</w:t>
       </w:r>
     </w:p>
     <w:p>
@@ -10546,6 +11328,131 @@
           </w:p>
         </w:tc>
       </w:tr>
+      <w:tr>
+        <w:trPr>
+          <w:cantSplit/>
+        </w:trPr>
+        <w:tc>
+          <w:tcPr>
+            <w:tcW w:type="dxa" w:w="620"/>
+            <w:tcBorders>
+              <w:top w:val="single" w:color="BFBFBF" w:sz="4"/>
+              <w:left w:val="single" w:color="BFBFBF" w:sz="4"/>
+              <w:bottom w:val="single" w:color="BFBFBF" w:sz="4"/>
+              <w:right w:val="single" w:color="BFBFBF" w:sz="4"/>
+            </w:tcBorders>
+            <w:tcMar>
+              <w:top w:type="dxa" w:w="60"/>
+              <w:left w:type="dxa" w:w="100"/>
+              <w:bottom w:type="dxa" w:w="60"/>
+              <w:right w:type="dxa" w:w="100"/>
+            </w:tcMar>
+          </w:tcPr>
+          <w:p>
+            <w:pPr>
+              <w:spacing w:after="20" w:line="252"/>
+            </w:pPr>
+            <w:r>
+              <w:rPr>
+                <w:rFonts w:ascii="Arial" w:cs="Arial" w:eastAsia="Arial" w:hAnsi="Arial"/>
+                <w:sz w:val="17"/>
+                <w:szCs w:val="17"/>
+              </w:rPr>
+              <w:t>R.24</w:t>
+            </w:r>
+          </w:p>
+        </w:tc>
+        <w:tc>
+          <w:tcPr>
+            <w:tcW w:type="dxa" w:w="1700"/>
+            <w:tcBorders>
+              <w:top w:val="single" w:color="BFBFBF" w:sz="4"/>
+              <w:left w:val="single" w:color="BFBFBF" w:sz="4"/>
+              <w:bottom w:val="single" w:color="BFBFBF" w:sz="4"/>
+              <w:right w:val="single" w:color="BFBFBF" w:sz="4"/>
+            </w:tcBorders>
+            <w:tcMar>
+              <w:top w:type="dxa" w:w="60"/>
+              <w:left w:type="dxa" w:w="100"/>
+              <w:bottom w:type="dxa" w:w="60"/>
+              <w:right w:type="dxa" w:w="100"/>
+            </w:tcMar>
+          </w:tcPr>
+          <w:p>
+            <w:pPr>
+              <w:spacing w:after="20" w:line="252"/>
+            </w:pPr>
+            <w:r>
+              <w:rPr>
+                <w:rFonts w:ascii="Arial" w:cs="Arial" w:eastAsia="Arial" w:hAnsi="Arial"/>
+                <w:sz w:val="17"/>
+                <w:szCs w:val="17"/>
+              </w:rPr>
+              <w:t>Conectar con los microservicios</w:t>
+            </w:r>
+          </w:p>
+        </w:tc>
+        <w:tc>
+          <w:tcPr>
+            <w:tcW w:type="dxa" w:w="1500"/>
+            <w:tcBorders>
+              <w:top w:val="single" w:color="BFBFBF" w:sz="4"/>
+              <w:left w:val="single" w:color="BFBFBF" w:sz="4"/>
+              <w:bottom w:val="single" w:color="BFBFBF" w:sz="4"/>
+              <w:right w:val="single" w:color="BFBFBF" w:sz="4"/>
+            </w:tcBorders>
+            <w:tcMar>
+              <w:top w:type="dxa" w:w="60"/>
+              <w:left w:type="dxa" w:w="100"/>
+              <w:bottom w:type="dxa" w:w="60"/>
+              <w:right w:type="dxa" w:w="100"/>
+            </w:tcMar>
+          </w:tcPr>
+          <w:p>
+            <w:pPr>
+              <w:spacing w:after="20" w:line="252"/>
+            </w:pPr>
+            <w:r>
+              <w:rPr>
+                <w:rFonts w:ascii="Arial" w:cs="Arial" w:eastAsia="Arial" w:hAnsi="Arial"/>
+                <w:sz w:val="17"/>
+                <w:szCs w:val="17"/>
+              </w:rPr>
+              <w:t>Sistema</w:t>
+            </w:r>
+          </w:p>
+        </w:tc>
+        <w:tc>
+          <w:tcPr>
+            <w:tcW w:type="dxa" w:w="5540"/>
+            <w:tcBorders>
+              <w:top w:val="single" w:color="BFBFBF" w:sz="4"/>
+              <w:left w:val="single" w:color="BFBFBF" w:sz="4"/>
+              <w:bottom w:val="single" w:color="BFBFBF" w:sz="4"/>
+              <w:right w:val="single" w:color="BFBFBF" w:sz="4"/>
+            </w:tcBorders>
+            <w:tcMar>
+              <w:top w:type="dxa" w:w="60"/>
+              <w:left w:type="dxa" w:w="100"/>
+              <w:bottom w:type="dxa" w:w="60"/>
+              <w:right w:type="dxa" w:w="100"/>
+            </w:tcMar>
+          </w:tcPr>
+          <w:p>
+            <w:pPr>
+              <w:spacing w:after="20" w:line="252"/>
+            </w:pPr>
+            <w:r>
+              <w:rPr>
+                <w:rFonts w:ascii="Arial" w:cs="Arial" w:eastAsia="Arial" w:hAnsi="Arial"/>
+                <w:sz w:val="17"/>
+                <w:szCs w:val="17"/>
+              </w:rPr>
+              <w:t>El catálogo y el detalle se leen de producto-service; el login y el registro se hacen en usuario-service, que entrega un token JWT; el carrito se guarda en carrito-service, que valida máximo 5 unidades y los cupos consultando a producto-service. Criterio de aceptación: con los servicios encendidos el catálogo indica "Catálogo desde producto-service"; si un servicio no responde, la tienda sigue funcionando con los datos locales.</w:t>
+            </w:r>
+          </w:p>
+        </w:tc>
+      </w:tr>
     </w:tbl>
     <w:p>
       <w:pPr>
@@ -12166,74 +13073,8 @@
       <w:r>
         <w:rPr>
           <w:rFonts w:ascii="Arial" w:cs="Arial" w:eastAsia="Arial" w:hAnsi="Arial"/>
-          <w:b/>
-          <w:bCs/>
-        </w:rPr>
-        <w:t xml:space="preserve">Limitación conocida:</w:t>
-      </w:r>
-      <w:r>
-        <w:rPr>
-          <w:rFonts w:ascii="Arial" w:cs="Arial" w:eastAsia="Arial" w:hAnsi="Arial"/>
-        </w:rPr>
-        <w:t xml:space="preserve"> al no existir backend, las contraseñas de los usuarios de ejemplo se almacenan en texto plano dentro de la base simulada en localStorage. En un sistema real se almacenarían cifradas en un servidor. Esta limitación es aceptada para el alcance académico del proyecto.</w:t>
-      </w:r>
-    </w:p>
-    <w:p>
-      <w:pPr>
-        <w:pStyle w:val="Heading3"/>
-        <w:keepNext/>
-      </w:pPr>
-      <w:r>
-        <w:rPr>
-          <w:rFonts w:ascii="Arial" w:cs="Arial" w:eastAsia="Arial" w:hAnsi="Arial"/>
-        </w:rPr>
-        <w:t xml:space="preserve">3.3.3. Fiabilidad</w:t>
-      </w:r>
-    </w:p>
-    <w:p>
-      <w:pPr>
-        <w:spacing w:after="120" w:line="276"/>
-      </w:pPr>
-      <w:r>
-        <w:rPr>
-          <w:rFonts w:ascii="Arial" w:cs="Arial" w:eastAsia="Arial" w:hAnsi="Arial"/>
-        </w:rPr>
-        <w:t xml:space="preserve">El sitio debe funcionar de forma estable en Chrome, Edge y Firefox sin errores de JavaScript que interrumpan la navegación, el carrito o la compra. Si el almacenamiento del navegador no está disponible, la aplicación sigue funcionando sin persistir los datos.</w:t>
-      </w:r>
-    </w:p>
-    <w:p>
-      <w:pPr>
-        <w:pStyle w:val="Heading3"/>
-        <w:keepNext/>
-      </w:pPr>
-      <w:r>
-        <w:rPr>
-          <w:rFonts w:ascii="Arial" w:cs="Arial" w:eastAsia="Arial" w:hAnsi="Arial"/>
-        </w:rPr>
-        <w:t xml:space="preserve">3.3.4. Disponibilidad</w:t>
-      </w:r>
-    </w:p>
-    <w:p>
-      <w:pPr>
-        <w:spacing w:after="120" w:line="276"/>
-      </w:pPr>
-      <w:r>
-        <w:rPr>
-          <w:rFonts w:ascii="Arial" w:cs="Arial" w:eastAsia="Arial" w:hAnsi="Arial"/>
-        </w:rPr>
-        <w:t xml:space="preserve">Al publicarse en GitHub Pages, el sitio debe estar disponible el 99% del tiempo, dependiendo de la disponibilidad del servicio de hosting.</w:t>
-      </w:r>
-    </w:p>
-    <w:p>
-      <w:pPr>
-        <w:pStyle w:val="Heading3"/>
-        <w:keepNext/>
-      </w:pPr>
-      <w:r>
-        <w:rPr>
-          <w:rFonts w:ascii="Arial" w:cs="Arial" w:eastAsia="Arial" w:hAnsi="Arial"/>
-        </w:rPr>
-        <w:t xml:space="preserve">3.3.5. Mantenibilidad</w:t>
+        </w:rPr>
+        <w:t>En usuario-service las contraseñas se guardan cifradas con BCrypt, la API no guarda sesión (STATELESS) y valida un token JWT firmado; crear, editar y eliminar productos o usuarios exige el rol ADMIN (@PreAuthorize).</w:t>
       </w:r>
     </w:p>
     <w:p>
@@ -12248,8 +13089,68 @@
       <w:r>
         <w:rPr>
           <w:rFonts w:ascii="Arial" w:cs="Arial" w:eastAsia="Arial" w:hAnsi="Arial"/>
-        </w:rPr>
-        <w:t xml:space="preserve">Cada componente tiene una única responsabilidad, recibe datos por props y se reutiliza (por ejemplo, un mismo formulario de usuario sirve para registro, perfil y administración).</w:t>
+          <w:b/>
+          <w:bCs/>
+        </w:rPr>
+        <w:t>Limitación conocida: la copia local de respaldo (localStorage) guarda las contraseñas de los usuarios de ejemplo en texto plano para que la demostración funcione sin backend. Esta limitación es aceptada para el alcance académico del proyecto.</w:t>
+      </w:r>
+    </w:p>
+    <w:p>
+      <w:pPr>
+        <w:pStyle w:val="Heading3"/>
+        <w:keepNext/>
+      </w:pPr>
+      <w:r>
+        <w:rPr>
+          <w:rFonts w:ascii="Arial" w:cs="Arial" w:eastAsia="Arial" w:hAnsi="Arial"/>
+        </w:rPr>
+        <w:t xml:space="preserve">3.3.3. Fiabilidad</w:t>
+      </w:r>
+    </w:p>
+    <w:p>
+      <w:pPr>
+        <w:spacing w:after="120" w:line="276"/>
+      </w:pPr>
+      <w:r>
+        <w:rPr>
+          <w:rFonts w:ascii="Arial" w:cs="Arial" w:eastAsia="Arial" w:hAnsi="Arial"/>
+        </w:rPr>
+        <w:t xml:space="preserve">El sitio debe funcionar de forma estable en Chrome, Edge y Firefox sin errores de JavaScript que interrumpan la navegación, el carrito o la compra. Si el almacenamiento del navegador no está disponible, la aplicación sigue funcionando sin persistir los datos.</w:t>
+      </w:r>
+    </w:p>
+    <w:p>
+      <w:pPr>
+        <w:pStyle w:val="Heading3"/>
+        <w:keepNext/>
+      </w:pPr>
+      <w:r>
+        <w:rPr>
+          <w:rFonts w:ascii="Arial" w:cs="Arial" w:eastAsia="Arial" w:hAnsi="Arial"/>
+        </w:rPr>
+        <w:t xml:space="preserve">3.3.4. Disponibilidad</w:t>
+      </w:r>
+    </w:p>
+    <w:p>
+      <w:pPr>
+        <w:spacing w:after="120" w:line="276"/>
+      </w:pPr>
+      <w:r>
+        <w:rPr>
+          <w:rFonts w:ascii="Arial" w:cs="Arial" w:eastAsia="Arial" w:hAnsi="Arial"/>
+        </w:rPr>
+        <w:t xml:space="preserve">Al publicarse en GitHub Pages, el sitio debe estar disponible el 99% del tiempo, dependiendo de la disponibilidad del servicio de hosting.</w:t>
+      </w:r>
+    </w:p>
+    <w:p>
+      <w:pPr>
+        <w:pStyle w:val="Heading3"/>
+        <w:keepNext/>
+      </w:pPr>
+      <w:r>
+        <w:rPr>
+          <w:rFonts w:ascii="Arial" w:cs="Arial" w:eastAsia="Arial" w:hAnsi="Arial"/>
+        </w:rPr>
+        <w:t xml:space="preserve">3.3.5. Mantenibilidad</w:t>
       </w:r>
     </w:p>
     <w:p>
@@ -12265,7 +13166,7 @@
         <w:rPr>
           <w:rFonts w:ascii="Arial" w:cs="Arial" w:eastAsia="Arial" w:hAnsi="Arial"/>
         </w:rPr>
-        <w:t xml:space="preserve">Las reglas de negocio viven en servicios independientes de la interfaz, lo que facilita probarlas y modificarlas.</w:t>
+        <w:t xml:space="preserve">Cada componente tiene una única responsabilidad, recibe datos por props y se reutiliza (por ejemplo, un mismo formulario de usuario sirve para registro, perfil y administración).</w:t>
       </w:r>
     </w:p>
     <w:p>
@@ -12281,22 +13182,7 @@
         <w:rPr>
           <w:rFonts w:ascii="Arial" w:cs="Arial" w:eastAsia="Arial" w:hAnsi="Arial"/>
         </w:rPr>
-        <w:t xml:space="preserve">Los datos del estudio (nombre, horarios, reglas de agenda) están centralizados en </w:t>
-      </w:r>
-      <w:r>
-        <w:rPr>
-          <w:rFonts w:ascii="Consolas" w:cs="Consolas" w:eastAsia="Consolas" w:hAnsi="Consolas"/>
-          <w:sz w:val="20"/>
-          <w:szCs w:val="20"/>
-          <w:shd w:fill="EFEFEF" w:val="clear"/>
-        </w:rPr>
-        <w:t>src/data/estudio.js</w:t>
-      </w:r>
-      <w:r>
-        <w:rPr>
-          <w:rFonts w:ascii="Arial" w:cs="Arial" w:eastAsia="Arial" w:hAnsi="Arial"/>
-        </w:rPr>
-        <w:t xml:space="preserve">.</w:t>
+        <w:t xml:space="preserve">Las reglas de negocio viven en servicios independientes de la interfaz, lo que facilita probarlas y modificarlas.</w:t>
       </w:r>
     </w:p>
     <w:p>
@@ -12312,7 +13198,22 @@
         <w:rPr>
           <w:rFonts w:ascii="Arial" w:cs="Arial" w:eastAsia="Arial" w:hAnsi="Arial"/>
         </w:rPr>
-        <w:t>Las 15 pruebas unitarias (10 de defensa y 5 complementarias) protegen los componentes y las reglas críticas del código frente a regresiones.</w:t>
+        <w:t xml:space="preserve">Los datos del estudio (nombre, horarios, reglas de agenda) están centralizados en </w:t>
+      </w:r>
+      <w:r>
+        <w:rPr>
+          <w:rFonts w:ascii="Consolas" w:cs="Consolas" w:eastAsia="Consolas" w:hAnsi="Consolas"/>
+          <w:sz w:val="20"/>
+          <w:szCs w:val="20"/>
+          <w:shd w:fill="EFEFEF" w:val="clear"/>
+        </w:rPr>
+        <w:t>src/data/estudio.js</w:t>
+      </w:r>
+      <w:r>
+        <w:rPr>
+          <w:rFonts w:ascii="Arial" w:cs="Arial" w:eastAsia="Arial" w:hAnsi="Arial"/>
+        </w:rPr>
+        <w:t xml:space="preserve">.</w:t>
       </w:r>
     </w:p>
     <w:p>
@@ -12328,19 +13229,7 @@
         <w:rPr>
           <w:rFonts w:ascii="Arial" w:cs="Arial" w:eastAsia="Arial" w:hAnsi="Arial"/>
         </w:rPr>
-        <w:t>Los estilos viven en una sola hoja (tema.css), escrita en formato estándar, con tabla de contenido y enfoque mobile first; los componentes no usan estilos en línea.</w:t>
-      </w:r>
-    </w:p>
-    <w:p>
-      <w:pPr>
-        <w:pStyle w:val="Heading3"/>
-        <w:keepNext/>
-      </w:pPr>
-      <w:r>
-        <w:rPr>
-          <w:rFonts w:ascii="Arial" w:cs="Arial" w:eastAsia="Arial" w:hAnsi="Arial"/>
-        </w:rPr>
-        <w:t xml:space="preserve">3.3.6. Portabilidad y usabilidad</w:t>
+        <w:t>Las 15 pruebas unitarias (10 de defensa y 5 complementarias) protegen los componentes y las reglas críticas del código frente a regresiones.</w:t>
       </w:r>
     </w:p>
     <w:p>
@@ -12356,7 +13245,19 @@
         <w:rPr>
           <w:rFonts w:ascii="Arial" w:cs="Arial" w:eastAsia="Arial" w:hAnsi="Arial"/>
         </w:rPr>
-        <w:t xml:space="preserve">El sitio funciona en cualquier navegador moderno, sin depender de un sistema operativo, y puede desplegarse en cualquier hosting estático.</w:t>
+        <w:t>Los estilos viven en una sola hoja (tema.css), escrita en formato estándar, con tabla de contenido y enfoque mobile first; los componentes no usan estilos en línea.</w:t>
+      </w:r>
+    </w:p>
+    <w:p>
+      <w:pPr>
+        <w:pStyle w:val="Heading3"/>
+        <w:keepNext/>
+      </w:pPr>
+      <w:r>
+        <w:rPr>
+          <w:rFonts w:ascii="Arial" w:cs="Arial" w:eastAsia="Arial" w:hAnsi="Arial"/>
+        </w:rPr>
+        <w:t xml:space="preserve">3.3.6. Portabilidad y usabilidad</w:t>
       </w:r>
     </w:p>
     <w:p>
@@ -12372,7 +13273,7 @@
         <w:rPr>
           <w:rFonts w:ascii="Arial" w:cs="Arial" w:eastAsia="Arial" w:hAnsi="Arial"/>
         </w:rPr>
-        <w:t>Se usa BrowserRouter, como en el material de la asignatura (React II).</w:t>
+        <w:t xml:space="preserve">El sitio funciona en cualquier navegador moderno, sin depender de un sistema operativo, y puede desplegarse en cualquier hosting estático.</w:t>
       </w:r>
     </w:p>
     <w:p>
@@ -12388,19 +13289,7 @@
         <w:rPr>
           <w:rFonts w:ascii="Arial" w:cs="Arial" w:eastAsia="Arial" w:hAnsi="Arial"/>
         </w:rPr>
-        <w:t xml:space="preserve">Se cuidan la accesibilidad básica (etiquetas asociadas a cada campo, roles ARIA, contraste alto y enlace para saltar al contenido) y la legibilidad en móvil.</w:t>
-      </w:r>
-    </w:p>
-    <w:p>
-      <w:pPr>
-        <w:pStyle w:val="Heading2"/>
-        <w:keepNext/>
-      </w:pPr>
-      <w:r>
-        <w:rPr>
-          <w:rFonts w:ascii="Arial" w:cs="Arial" w:eastAsia="Arial" w:hAnsi="Arial"/>
-        </w:rPr>
-        <w:t xml:space="preserve">3.4. Otros requisitos</w:t>
+        <w:t>Se usa BrowserRouter, como en el material de la asignatura (React II).</w:t>
       </w:r>
     </w:p>
     <w:p>
@@ -12416,7 +13305,19 @@
         <w:rPr>
           <w:rFonts w:ascii="Arial" w:cs="Arial" w:eastAsia="Arial" w:hAnsi="Arial"/>
         </w:rPr>
-        <w:t xml:space="preserve">El equipo debe estar en condiciones de presentar el desarrollo funcional del sitio y de responder preguntas abiertas sobre las decisiones técnicas tomadas, de forma individual.</w:t>
+        <w:t xml:space="preserve">Se cuidan la accesibilidad básica (etiquetas asociadas a cada campo, roles ARIA, contraste alto y enlace para saltar al contenido) y la legibilidad en móvil.</w:t>
+      </w:r>
+    </w:p>
+    <w:p>
+      <w:pPr>
+        <w:pStyle w:val="Heading2"/>
+        <w:keepNext/>
+      </w:pPr>
+      <w:r>
+        <w:rPr>
+          <w:rFonts w:ascii="Arial" w:cs="Arial" w:eastAsia="Arial" w:hAnsi="Arial"/>
+        </w:rPr>
+        <w:t xml:space="preserve">3.4. Otros requisitos</w:t>
       </w:r>
     </w:p>
     <w:p>
@@ -12432,7 +13333,23 @@
         <w:rPr>
           <w:rFonts w:ascii="Arial" w:cs="Arial" w:eastAsia="Arial" w:hAnsi="Arial"/>
         </w:rPr>
-        <w:t>Reparto de responsabilidades: Isabel Cántaro lidera el módulo Tienda (catálogo, carrito, checkout con agenda, pago y boleta); Eduardo Caro lidera usuarios, sesión, roles y el panel de administración; Yeremi Vásquez lidera el diseño (componentes con Atomic Design y estilos responsivos), la base de datos simulada y la configuración de las pruebas. Cada integrante debe poder explicar el proyecto completo.</w:t>
+        <w:t xml:space="preserve">El equipo debe estar en condiciones de presentar el desarrollo funcional del sitio y de responder preguntas abiertas sobre las decisiones técnicas tomadas, de forma individual.</w:t>
+      </w:r>
+    </w:p>
+    <w:p>
+      <w:pPr>
+        <w:pStyle w:val="ListParagraph"/>
+        <w:numPr>
+          <w:ilvl w:val="0"/>
+          <w:numId w:val="2"/>
+        </w:numPr>
+        <w:spacing w:after="60" w:line="276"/>
+      </w:pPr>
+      <w:r>
+        <w:rPr>
+          <w:rFonts w:ascii="Arial" w:cs="Arial" w:eastAsia="Arial" w:hAnsi="Arial"/>
+        </w:rPr>
+        <w:t>Reparto de responsabilidades: Isabel Cántaro lidera el módulo Tienda (catálogo, carrito, checkout con agenda, pago y boleta) y carrito-service; Eduardo Caro lidera usuarios, sesión, roles, el panel de administración y usuario-service; Yeremi Vásquez lidera el diseño (componentes con Atomic Design y estilos responsivos), la base de datos simulada, la configuración de las pruebas y producto-service. Cada integrante debe poder explicar el proyecto completo.</w:t>
       </w:r>
     </w:p>
     <w:p>
@@ -13908,7 +14825,7 @@
                 <w:sz w:val="17"/>
                 <w:szCs w:val="17"/>
               </w:rPr>
-              <w:t>Las 15 pruebas; 14 · XSS; 15 · Error Boundary</w:t>
+              <w:t>Las 15 pruebas; 15 · Error Boundary</w:t>
             </w:r>
           </w:p>
         </w:tc>
@@ -13939,6 +14856,101 @@
                 <w:szCs w:val="17"/>
               </w:rPr>
               <w:t>15 de 15 exitosas; cobertura en el Documento de cobertura de testing.</w:t>
+            </w:r>
+          </w:p>
+        </w:tc>
+      </w:tr>
+      <w:tr>
+        <w:trPr>
+          <w:cantSplit/>
+        </w:trPr>
+        <w:tc>
+          <w:tcPr>
+            <w:tcW w:type="dxa" w:w="1500"/>
+            <w:tcBorders>
+              <w:top w:val="single" w:color="BFBFBF" w:sz="4"/>
+              <w:left w:val="single" w:color="BFBFBF" w:sz="4"/>
+              <w:bottom w:val="single" w:color="BFBFBF" w:sz="4"/>
+              <w:right w:val="single" w:color="BFBFBF" w:sz="4"/>
+            </w:tcBorders>
+            <w:tcMar>
+              <w:top w:type="dxa" w:w="60"/>
+              <w:left w:type="dxa" w:w="100"/>
+              <w:bottom w:type="dxa" w:w="60"/>
+              <w:right w:type="dxa" w:w="100"/>
+            </w:tcMar>
+          </w:tcPr>
+          <w:p>
+            <w:pPr>
+              <w:spacing w:after="20" w:line="252"/>
+            </w:pPr>
+            <w:r>
+              <w:rPr>
+                <w:rFonts w:ascii="Arial" w:cs="Arial" w:eastAsia="Arial" w:hAnsi="Arial"/>
+                <w:sz w:val="17"/>
+                <w:szCs w:val="17"/>
+              </w:rPr>
+              <w:t>R.24</w:t>
+            </w:r>
+          </w:p>
+        </w:tc>
+        <w:tc>
+          <w:tcPr>
+            <w:tcW w:type="dxa" w:w="3600"/>
+            <w:tcBorders>
+              <w:top w:val="single" w:color="BFBFBF" w:sz="4"/>
+              <w:left w:val="single" w:color="BFBFBF" w:sz="4"/>
+              <w:bottom w:val="single" w:color="BFBFBF" w:sz="4"/>
+              <w:right w:val="single" w:color="BFBFBF" w:sz="4"/>
+            </w:tcBorders>
+            <w:tcMar>
+              <w:top w:type="dxa" w:w="60"/>
+              <w:left w:type="dxa" w:w="100"/>
+              <w:bottom w:type="dxa" w:w="60"/>
+              <w:right w:type="dxa" w:w="100"/>
+            </w:tcMar>
+          </w:tcPr>
+          <w:p>
+            <w:pPr>
+              <w:spacing w:after="20" w:line="252"/>
+            </w:pPr>
+            <w:r>
+              <w:rPr>
+                <w:rFonts w:ascii="Arial" w:cs="Arial" w:eastAsia="Arial" w:hAnsi="Arial"/>
+                <w:sz w:val="17"/>
+                <w:szCs w:val="17"/>
+              </w:rPr>
+              <w:t>14 · Catálogo desde producto-service (mock); 7 · FormularioLogin</w:t>
+            </w:r>
+          </w:p>
+        </w:tc>
+        <w:tc>
+          <w:tcPr>
+            <w:tcW w:type="dxa" w:w="4260"/>
+            <w:tcBorders>
+              <w:top w:val="single" w:color="BFBFBF" w:sz="4"/>
+              <w:left w:val="single" w:color="BFBFBF" w:sz="4"/>
+              <w:bottom w:val="single" w:color="BFBFBF" w:sz="4"/>
+              <w:right w:val="single" w:color="BFBFBF" w:sz="4"/>
+            </w:tcBorders>
+            <w:tcMar>
+              <w:top w:type="dxa" w:w="60"/>
+              <w:left w:type="dxa" w:w="100"/>
+              <w:bottom w:type="dxa" w:w="60"/>
+              <w:right w:type="dxa" w:w="100"/>
+            </w:tcMar>
+          </w:tcPr>
+          <w:p>
+            <w:pPr>
+              <w:spacing w:after="20" w:line="252"/>
+            </w:pPr>
+            <w:r>
+              <w:rPr>
+                <w:rFonts w:ascii="Arial" w:cs="Arial" w:eastAsia="Arial" w:hAnsi="Arial"/>
+                <w:sz w:val="17"/>
+                <w:szCs w:val="17"/>
+              </w:rPr>
+              <w:t>La página muestra lo que responde la API simulada; el login asíncrono muestra el error del servicio.</w:t>
             </w:r>
           </w:p>
         </w:tc>

--- a/docs/ERS_ForeverInk_v2.docx
+++ b/docs/ERS_ForeverInk_v2.docx
@@ -4452,7 +4452,7 @@
                 <w:sz w:val="19"/>
                 <w:szCs w:val="19"/>
               </w:rPr>
-              <w:t>Carpeta backend/: cada microservicio separado en controller (ResponseEntity), service (reglas), repository (Spring Data JPA), model (entidades), dto (con validaciones), exception (@RestControllerAdvice), security (JWT) y config. Tablas y datos iniciales desde scripts SQL versionados.</w:t>
+              <w:t>Carpeta backend/: cada microservicio separado en controller (ResponseEntity), service (reglas), repository (Spring Data JPA), model (entidades), dto (con validaciones), exception (@RestControllerAdvice), security (JWT) y config. Tablas y datos iniciales con Flyway (src/main/resources/db/migration) y pruebas unitarias con JUnit 5 y Mockito (src/test/java).</w:t>
             </w:r>
           </w:p>
         </w:tc>

--- a/docs/ERS_ForeverInk_v2.docx
+++ b/docs/ERS_ForeverInk_v2.docx
@@ -86,7 +86,7 @@
           <w:sz w:val="22"/>
           <w:szCs w:val="22"/>
         </w:rPr>
-        <w:t>Revisión: 2.2 (Evaluación Parcial 2)</w:t>
+        <w:t>Revisión: 2.1 (Evaluación Parcial 2)</w:t>
       </w:r>
     </w:p>
     <w:p>
@@ -828,135 +828,6 @@
           </w:p>
         </w:tc>
       </w:tr>
-      <w:tr>
-        <w:trPr>
-          <w:cantSplit/>
-        </w:trPr>
-        <w:tc>
-          <w:tcPr>
-            <w:tcW w:type="dxa" w:w="1500"/>
-            <w:tcBorders>
-              <w:top w:val="single" w:color="BFBFBF" w:sz="4"/>
-              <w:left w:val="single" w:color="BFBFBF" w:sz="4"/>
-              <w:bottom w:val="single" w:color="BFBFBF" w:sz="4"/>
-              <w:right w:val="single" w:color="BFBFBF" w:sz="4"/>
-            </w:tcBorders>
-            <w:shd w:fill="FAFAFA" w:val="clear"/>
-            <w:tcMar>
-              <w:top w:type="dxa" w:w="60"/>
-              <w:left w:type="dxa" w:w="100"/>
-              <w:bottom w:type="dxa" w:w="60"/>
-              <w:right w:type="dxa" w:w="100"/>
-            </w:tcMar>
-          </w:tcPr>
-          <w:p>
-            <w:pPr>
-              <w:spacing w:after="20" w:line="252"/>
-            </w:pPr>
-            <w:r>
-              <w:rPr>
-                <w:rFonts w:ascii="Arial" w:cs="Arial" w:eastAsia="Arial" w:hAnsi="Arial"/>
-                <w:sz w:val="19"/>
-                <w:szCs w:val="19"/>
-              </w:rPr>
-              <w:t>21/10/2026</w:t>
-            </w:r>
-          </w:p>
-        </w:tc>
-        <w:tc>
-          <w:tcPr>
-            <w:tcW w:type="dxa" w:w="1000"/>
-            <w:tcBorders>
-              <w:top w:val="single" w:color="BFBFBF" w:sz="4"/>
-              <w:left w:val="single" w:color="BFBFBF" w:sz="4"/>
-              <w:bottom w:val="single" w:color="BFBFBF" w:sz="4"/>
-              <w:right w:val="single" w:color="BFBFBF" w:sz="4"/>
-            </w:tcBorders>
-            <w:shd w:fill="FAFAFA" w:val="clear"/>
-            <w:tcMar>
-              <w:top w:type="dxa" w:w="60"/>
-              <w:left w:type="dxa" w:w="100"/>
-              <w:bottom w:type="dxa" w:w="60"/>
-              <w:right w:type="dxa" w:w="100"/>
-            </w:tcMar>
-          </w:tcPr>
-          <w:p>
-            <w:pPr>
-              <w:spacing w:after="20" w:line="252"/>
-            </w:pPr>
-            <w:r>
-              <w:rPr>
-                <w:rFonts w:ascii="Arial" w:cs="Arial" w:eastAsia="Arial" w:hAnsi="Arial"/>
-                <w:sz w:val="19"/>
-                <w:szCs w:val="19"/>
-              </w:rPr>
-              <w:t>2.2</w:t>
-            </w:r>
-          </w:p>
-        </w:tc>
-        <w:tc>
-          <w:tcPr>
-            <w:tcW w:type="dxa" w:w="2600"/>
-            <w:tcBorders>
-              <w:top w:val="single" w:color="BFBFBF" w:sz="4"/>
-              <w:left w:val="single" w:color="BFBFBF" w:sz="4"/>
-              <w:bottom w:val="single" w:color="BFBFBF" w:sz="4"/>
-              <w:right w:val="single" w:color="BFBFBF" w:sz="4"/>
-            </w:tcBorders>
-            <w:shd w:fill="FAFAFA" w:val="clear"/>
-            <w:tcMar>
-              <w:top w:type="dxa" w:w="60"/>
-              <w:left w:type="dxa" w:w="100"/>
-              <w:bottom w:type="dxa" w:w="60"/>
-              <w:right w:type="dxa" w:w="100"/>
-            </w:tcMar>
-          </w:tcPr>
-          <w:p>
-            <w:pPr>
-              <w:spacing w:after="20" w:line="252"/>
-            </w:pPr>
-            <w:r>
-              <w:rPr>
-                <w:rFonts w:ascii="Arial" w:cs="Arial" w:eastAsia="Arial" w:hAnsi="Arial"/>
-                <w:sz w:val="19"/>
-                <w:szCs w:val="19"/>
-              </w:rPr>
-              <w:t>Isabel Cántaro · Eduardo Caro · Yeremi Vásquez</w:t>
-            </w:r>
-          </w:p>
-        </w:tc>
-        <w:tc>
-          <w:tcPr>
-            <w:tcW w:type="dxa" w:w="4260"/>
-            <w:tcBorders>
-              <w:top w:val="single" w:color="BFBFBF" w:sz="4"/>
-              <w:left w:val="single" w:color="BFBFBF" w:sz="4"/>
-              <w:bottom w:val="single" w:color="BFBFBF" w:sz="4"/>
-              <w:right w:val="single" w:color="BFBFBF" w:sz="4"/>
-            </w:tcBorders>
-            <w:shd w:fill="FAFAFA" w:val="clear"/>
-            <w:tcMar>
-              <w:top w:type="dxa" w:w="60"/>
-              <w:left w:type="dxa" w:w="100"/>
-              <w:bottom w:type="dxa" w:w="60"/>
-              <w:right w:type="dxa" w:w="100"/>
-            </w:tcMar>
-          </w:tcPr>
-          <w:p>
-            <w:pPr>
-              <w:spacing w:after="20" w:line="252"/>
-            </w:pPr>
-            <w:r>
-              <w:rPr>
-                <w:rFonts w:ascii="Arial" w:cs="Arial" w:eastAsia="Arial" w:hAnsi="Arial"/>
-                <w:sz w:val="19"/>
-                <w:szCs w:val="19"/>
-              </w:rPr>
-              <w:t>Se agrega el backend con 3 microservicios Spring Boot (producto-service, usuario-service y carrito-service), cada uno con su base de datos MySQL. El frontend se conecta con axios: catálogo y detalle, login con JWT, registro y carrito. La base simulada (db.js) queda como respaldo y para el panel. Se actualiza la prueba 14.</w:t>
-            </w:r>
-          </w:p>
-        </w:tc>
-      </w:tr>
     </w:tbl>
     <w:p>
       <w:pPr>
@@ -1521,6 +1392,20 @@
     </w:p>
     <w:p>
       <w:pPr>
+        <w:keepNext/>
+        <w:spacing w:after="120" w:line="276"/>
+      </w:pPr>
+      <w:r>
+        <w:rPr>
+          <w:rFonts w:ascii="Arial" w:cs="Arial" w:eastAsia="Arial" w:hAnsi="Arial"/>
+          <w:b/>
+          <w:bCs/>
+        </w:rPr>
+        <w:t xml:space="preserve">El sistema NO hará lo siguiente (fuera de alcance):</w:t>
+      </w:r>
+    </w:p>
+    <w:p>
+      <w:pPr>
         <w:pStyle w:val="ListParagraph"/>
         <w:numPr>
           <w:ilvl w:val="0"/>
@@ -1532,21 +1417,7 @@
         <w:rPr>
           <w:rFonts w:ascii="Arial" w:cs="Arial" w:eastAsia="Arial" w:hAnsi="Arial"/>
         </w:rPr>
-        <w:t>Se conectará con un backend de 3 microservicios Spring Boot con MySQL: producto-service (catálogo), usuario-service (registro e inicio de sesión con JWT) y carrito-service (carrito de reservas).</w:t>
-      </w:r>
-    </w:p>
-    <w:p>
-      <w:pPr>
-        <w:keepNext/>
-        <w:spacing w:after="120" w:line="276"/>
-      </w:pPr>
-      <w:r>
-        <w:rPr>
-          <w:rFonts w:ascii="Arial" w:cs="Arial" w:eastAsia="Arial" w:hAnsi="Arial"/>
-          <w:b/>
-          <w:bCs/>
-        </w:rPr>
-        <w:t xml:space="preserve">El sistema NO hará lo siguiente (fuera de alcance):</w:t>
+        <w:t xml:space="preserve">No procesa pagos reales ni se integra con una pasarela de pago: el pago se simula (aprobado o rechazado) mediante un servicio propio.</w:t>
       </w:r>
     </w:p>
     <w:p>
@@ -1562,23 +1433,7 @@
         <w:rPr>
           <w:rFonts w:ascii="Arial" w:cs="Arial" w:eastAsia="Arial" w:hAnsi="Arial"/>
         </w:rPr>
-        <w:t xml:space="preserve">No procesa pagos reales ni se integra con una pasarela de pago: el pago se simula (aprobado o rechazado) mediante un servicio propio.</w:t>
-      </w:r>
-    </w:p>
-    <w:p>
-      <w:pPr>
-        <w:pStyle w:val="ListParagraph"/>
-        <w:numPr>
-          <w:ilvl w:val="0"/>
-          <w:numId w:val="2"/>
-        </w:numPr>
-        <w:spacing w:after="60" w:line="276"/>
-      </w:pPr>
-      <w:r>
-        <w:rPr>
-          <w:rFonts w:ascii="Arial" w:cs="Arial" w:eastAsia="Arial" w:hAnsi="Arial"/>
-        </w:rPr>
-        <w:t>No migra todavía a los microservicios el panel de administración, las órdenes ni la agenda de citas: esas funciones siguen sobre el archivo JavaScript que simula la base de datos (CRUD en localStorage), que además sirve de respaldo cuando un microservicio no responde.</w:t>
+        <w:t xml:space="preserve">No cuenta con servidor backend ni base de datos real: los datos se administran mediante un archivo JavaScript que simula la base de datos (CRUD) y se persisten en el almacenamiento del navegador (localStorage).</w:t>
       </w:r>
     </w:p>
     <w:p>
@@ -3038,341 +2893,6 @@
           </w:p>
         </w:tc>
       </w:tr>
-      <w:tr>
-        <w:trPr>
-          <w:cantSplit/>
-        </w:trPr>
-        <w:tc>
-          <w:tcPr>
-            <w:tcW w:type="dxa" w:w="2400"/>
-            <w:tcBorders>
-              <w:top w:val="single" w:color="BFBFBF" w:sz="4"/>
-              <w:left w:val="single" w:color="BFBFBF" w:sz="4"/>
-              <w:bottom w:val="single" w:color="BFBFBF" w:sz="4"/>
-              <w:right w:val="single" w:color="BFBFBF" w:sz="4"/>
-            </w:tcBorders>
-            <w:shd w:fill="FAFAFA" w:val="clear"/>
-            <w:tcMar>
-              <w:top w:type="dxa" w:w="60"/>
-              <w:left w:type="dxa" w:w="100"/>
-              <w:bottom w:type="dxa" w:w="60"/>
-              <w:right w:type="dxa" w:w="100"/>
-            </w:tcMar>
-          </w:tcPr>
-          <w:p>
-            <w:pPr>
-              <w:spacing w:after="20" w:line="252"/>
-            </w:pPr>
-            <w:r>
-              <w:rPr>
-                <w:rFonts w:ascii="Arial" w:cs="Arial" w:eastAsia="Arial" w:hAnsi="Arial"/>
-                <w:sz w:val="19"/>
-                <w:szCs w:val="19"/>
-              </w:rPr>
-              <w:t>Microservicio</w:t>
-            </w:r>
-          </w:p>
-        </w:tc>
-        <w:tc>
-          <w:tcPr>
-            <w:tcW w:type="dxa" w:w="6960"/>
-            <w:tcBorders>
-              <w:top w:val="single" w:color="BFBFBF" w:sz="4"/>
-              <w:left w:val="single" w:color="BFBFBF" w:sz="4"/>
-              <w:bottom w:val="single" w:color="BFBFBF" w:sz="4"/>
-              <w:right w:val="single" w:color="BFBFBF" w:sz="4"/>
-            </w:tcBorders>
-            <w:shd w:fill="FAFAFA" w:val="clear"/>
-            <w:tcMar>
-              <w:top w:type="dxa" w:w="60"/>
-              <w:left w:type="dxa" w:w="100"/>
-              <w:bottom w:type="dxa" w:w="60"/>
-              <w:right w:type="dxa" w:w="100"/>
-            </w:tcMar>
-          </w:tcPr>
-          <w:p>
-            <w:pPr>
-              <w:spacing w:after="20" w:line="252"/>
-            </w:pPr>
-            <w:r>
-              <w:rPr>
-                <w:rFonts w:ascii="Arial" w:cs="Arial" w:eastAsia="Arial" w:hAnsi="Arial"/>
-                <w:sz w:val="19"/>
-                <w:szCs w:val="19"/>
-              </w:rPr>
-              <w:t>Aplicación pequeña e independiente que resuelve una sola parte del negocio, con su propio puerto y su propia base de datos (producto-service, usuario-service, carrito-service).</w:t>
-            </w:r>
-          </w:p>
-        </w:tc>
-      </w:tr>
-      <w:tr>
-        <w:trPr>
-          <w:cantSplit/>
-        </w:trPr>
-        <w:tc>
-          <w:tcPr>
-            <w:tcW w:type="dxa" w:w="2400"/>
-            <w:tcBorders>
-              <w:top w:val="single" w:color="BFBFBF" w:sz="4"/>
-              <w:left w:val="single" w:color="BFBFBF" w:sz="4"/>
-              <w:bottom w:val="single" w:color="BFBFBF" w:sz="4"/>
-              <w:right w:val="single" w:color="BFBFBF" w:sz="4"/>
-            </w:tcBorders>
-            <w:shd w:fill="FAFAFA" w:val="clear"/>
-            <w:tcMar>
-              <w:top w:type="dxa" w:w="60"/>
-              <w:left w:type="dxa" w:w="100"/>
-              <w:bottom w:type="dxa" w:w="60"/>
-              <w:right w:type="dxa" w:w="100"/>
-            </w:tcMar>
-          </w:tcPr>
-          <w:p>
-            <w:pPr>
-              <w:spacing w:after="20" w:line="252"/>
-            </w:pPr>
-            <w:r>
-              <w:rPr>
-                <w:rFonts w:ascii="Arial" w:cs="Arial" w:eastAsia="Arial" w:hAnsi="Arial"/>
-                <w:sz w:val="19"/>
-                <w:szCs w:val="19"/>
-              </w:rPr>
-              <w:t>API REST</w:t>
-            </w:r>
-          </w:p>
-        </w:tc>
-        <w:tc>
-          <w:tcPr>
-            <w:tcW w:type="dxa" w:w="6960"/>
-            <w:tcBorders>
-              <w:top w:val="single" w:color="BFBFBF" w:sz="4"/>
-              <w:left w:val="single" w:color="BFBFBF" w:sz="4"/>
-              <w:bottom w:val="single" w:color="BFBFBF" w:sz="4"/>
-              <w:right w:val="single" w:color="BFBFBF" w:sz="4"/>
-            </w:tcBorders>
-            <w:shd w:fill="FAFAFA" w:val="clear"/>
-            <w:tcMar>
-              <w:top w:type="dxa" w:w="60"/>
-              <w:left w:type="dxa" w:w="100"/>
-              <w:bottom w:type="dxa" w:w="60"/>
-              <w:right w:type="dxa" w:w="100"/>
-            </w:tcMar>
-          </w:tcPr>
-          <w:p>
-            <w:pPr>
-              <w:spacing w:after="20" w:line="252"/>
-            </w:pPr>
-            <w:r>
-              <w:rPr>
-                <w:rFonts w:ascii="Arial" w:cs="Arial" w:eastAsia="Arial" w:hAnsi="Arial"/>
-                <w:sz w:val="19"/>
-                <w:szCs w:val="19"/>
-              </w:rPr>
-              <w:t>Forma de comunicación por HTTP en la que cada recurso tiene una URL y se usa GET (leer), POST (crear), PUT (actualizar) y DELETE (eliminar), intercambiando datos en JSON.</w:t>
-            </w:r>
-          </w:p>
-        </w:tc>
-      </w:tr>
-      <w:tr>
-        <w:trPr>
-          <w:cantSplit/>
-        </w:trPr>
-        <w:tc>
-          <w:tcPr>
-            <w:tcW w:type="dxa" w:w="2400"/>
-            <w:tcBorders>
-              <w:top w:val="single" w:color="BFBFBF" w:sz="4"/>
-              <w:left w:val="single" w:color="BFBFBF" w:sz="4"/>
-              <w:bottom w:val="single" w:color="BFBFBF" w:sz="4"/>
-              <w:right w:val="single" w:color="BFBFBF" w:sz="4"/>
-            </w:tcBorders>
-            <w:shd w:fill="FAFAFA" w:val="clear"/>
-            <w:tcMar>
-              <w:top w:type="dxa" w:w="60"/>
-              <w:left w:type="dxa" w:w="100"/>
-              <w:bottom w:type="dxa" w:w="60"/>
-              <w:right w:type="dxa" w:w="100"/>
-            </w:tcMar>
-          </w:tcPr>
-          <w:p>
-            <w:pPr>
-              <w:spacing w:after="20" w:line="252"/>
-            </w:pPr>
-            <w:r>
-              <w:rPr>
-                <w:rFonts w:ascii="Arial" w:cs="Arial" w:eastAsia="Arial" w:hAnsi="Arial"/>
-                <w:sz w:val="19"/>
-                <w:szCs w:val="19"/>
-              </w:rPr>
-              <w:t>JWT</w:t>
-            </w:r>
-          </w:p>
-        </w:tc>
-        <w:tc>
-          <w:tcPr>
-            <w:tcW w:type="dxa" w:w="6960"/>
-            <w:tcBorders>
-              <w:top w:val="single" w:color="BFBFBF" w:sz="4"/>
-              <w:left w:val="single" w:color="BFBFBF" w:sz="4"/>
-              <w:bottom w:val="single" w:color="BFBFBF" w:sz="4"/>
-              <w:right w:val="single" w:color="BFBFBF" w:sz="4"/>
-            </w:tcBorders>
-            <w:shd w:fill="FAFAFA" w:val="clear"/>
-            <w:tcMar>
-              <w:top w:type="dxa" w:w="60"/>
-              <w:left w:type="dxa" w:w="100"/>
-              <w:bottom w:type="dxa" w:w="60"/>
-              <w:right w:type="dxa" w:w="100"/>
-            </w:tcMar>
-          </w:tcPr>
-          <w:p>
-            <w:pPr>
-              <w:spacing w:after="20" w:line="252"/>
-            </w:pPr>
-            <w:r>
-              <w:rPr>
-                <w:rFonts w:ascii="Arial" w:cs="Arial" w:eastAsia="Arial" w:hAnsi="Arial"/>
-                <w:sz w:val="19"/>
-                <w:szCs w:val="19"/>
-              </w:rPr>
-              <w:t>JSON Web Token: credencial firmada que entrega usuario-service al iniciar sesión y que se envía en el encabezado Authorization: Bearer para acceder a las operaciones protegidas.</w:t>
-            </w:r>
-          </w:p>
-        </w:tc>
-      </w:tr>
-      <w:tr>
-        <w:trPr>
-          <w:cantSplit/>
-        </w:trPr>
-        <w:tc>
-          <w:tcPr>
-            <w:tcW w:type="dxa" w:w="2400"/>
-            <w:tcBorders>
-              <w:top w:val="single" w:color="BFBFBF" w:sz="4"/>
-              <w:left w:val="single" w:color="BFBFBF" w:sz="4"/>
-              <w:bottom w:val="single" w:color="BFBFBF" w:sz="4"/>
-              <w:right w:val="single" w:color="BFBFBF" w:sz="4"/>
-            </w:tcBorders>
-            <w:shd w:fill="FAFAFA" w:val="clear"/>
-            <w:tcMar>
-              <w:top w:type="dxa" w:w="60"/>
-              <w:left w:type="dxa" w:w="100"/>
-              <w:bottom w:type="dxa" w:w="60"/>
-              <w:right w:type="dxa" w:w="100"/>
-            </w:tcMar>
-          </w:tcPr>
-          <w:p>
-            <w:pPr>
-              <w:spacing w:after="20" w:line="252"/>
-            </w:pPr>
-            <w:r>
-              <w:rPr>
-                <w:rFonts w:ascii="Arial" w:cs="Arial" w:eastAsia="Arial" w:hAnsi="Arial"/>
-                <w:sz w:val="19"/>
-                <w:szCs w:val="19"/>
-              </w:rPr>
-              <w:t>axios</w:t>
-            </w:r>
-          </w:p>
-        </w:tc>
-        <w:tc>
-          <w:tcPr>
-            <w:tcW w:type="dxa" w:w="6960"/>
-            <w:tcBorders>
-              <w:top w:val="single" w:color="BFBFBF" w:sz="4"/>
-              <w:left w:val="single" w:color="BFBFBF" w:sz="4"/>
-              <w:bottom w:val="single" w:color="BFBFBF" w:sz="4"/>
-              <w:right w:val="single" w:color="BFBFBF" w:sz="4"/>
-            </w:tcBorders>
-            <w:shd w:fill="FAFAFA" w:val="clear"/>
-            <w:tcMar>
-              <w:top w:type="dxa" w:w="60"/>
-              <w:left w:type="dxa" w:w="100"/>
-              <w:bottom w:type="dxa" w:w="60"/>
-              <w:right w:type="dxa" w:w="100"/>
-            </w:tcMar>
-          </w:tcPr>
-          <w:p>
-            <w:pPr>
-              <w:spacing w:after="20" w:line="252"/>
-            </w:pPr>
-            <w:r>
-              <w:rPr>
-                <w:rFonts w:ascii="Arial" w:cs="Arial" w:eastAsia="Arial" w:hAnsi="Arial"/>
-                <w:sz w:val="19"/>
-                <w:szCs w:val="19"/>
-              </w:rPr>
-              <w:t>Biblioteca de JavaScript para hacer peticiones HTTP desde React a la API (clase React V).</w:t>
-            </w:r>
-          </w:p>
-        </w:tc>
-      </w:tr>
-      <w:tr>
-        <w:trPr>
-          <w:cantSplit/>
-        </w:trPr>
-        <w:tc>
-          <w:tcPr>
-            <w:tcW w:type="dxa" w:w="2400"/>
-            <w:tcBorders>
-              <w:top w:val="single" w:color="BFBFBF" w:sz="4"/>
-              <w:left w:val="single" w:color="BFBFBF" w:sz="4"/>
-              <w:bottom w:val="single" w:color="BFBFBF" w:sz="4"/>
-              <w:right w:val="single" w:color="BFBFBF" w:sz="4"/>
-            </w:tcBorders>
-            <w:shd w:fill="FAFAFA" w:val="clear"/>
-            <w:tcMar>
-              <w:top w:type="dxa" w:w="60"/>
-              <w:left w:type="dxa" w:w="100"/>
-              <w:bottom w:type="dxa" w:w="60"/>
-              <w:right w:type="dxa" w:w="100"/>
-            </w:tcMar>
-          </w:tcPr>
-          <w:p>
-            <w:pPr>
-              <w:spacing w:after="20" w:line="252"/>
-            </w:pPr>
-            <w:r>
-              <w:rPr>
-                <w:rFonts w:ascii="Arial" w:cs="Arial" w:eastAsia="Arial" w:hAnsi="Arial"/>
-                <w:sz w:val="19"/>
-                <w:szCs w:val="19"/>
-              </w:rPr>
-              <w:t>OpenFeign</w:t>
-            </w:r>
-          </w:p>
-        </w:tc>
-        <w:tc>
-          <w:tcPr>
-            <w:tcW w:type="dxa" w:w="6960"/>
-            <w:tcBorders>
-              <w:top w:val="single" w:color="BFBFBF" w:sz="4"/>
-              <w:left w:val="single" w:color="BFBFBF" w:sz="4"/>
-              <w:bottom w:val="single" w:color="BFBFBF" w:sz="4"/>
-              <w:right w:val="single" w:color="BFBFBF" w:sz="4"/>
-            </w:tcBorders>
-            <w:shd w:fill="FAFAFA" w:val="clear"/>
-            <w:tcMar>
-              <w:top w:type="dxa" w:w="60"/>
-              <w:left w:type="dxa" w:w="100"/>
-              <w:bottom w:type="dxa" w:w="60"/>
-              <w:right w:type="dxa" w:w="100"/>
-            </w:tcMar>
-          </w:tcPr>
-          <w:p>
-            <w:pPr>
-              <w:spacing w:after="20" w:line="252"/>
-            </w:pPr>
-            <w:r>
-              <w:rPr>
-                <w:rFonts w:ascii="Arial" w:cs="Arial" w:eastAsia="Arial" w:hAnsi="Arial"/>
-                <w:sz w:val="19"/>
-                <w:szCs w:val="19"/>
-              </w:rPr>
-              <w:t>Cliente HTTP de Spring Cloud con el que carrito-service consulta a producto-service.</w:t>
-            </w:r>
-          </w:p>
-        </w:tc>
-      </w:tr>
     </w:tbl>
     <w:p>
       <w:pPr>
@@ -3638,24 +3158,6 @@
           <w:rFonts w:ascii="Arial" w:cs="Arial" w:eastAsia="Arial" w:hAnsi="Arial"/>
         </w:rPr>
         <w:t xml:space="preserve"> vista privada para los perfiles Administrador y Vendedor.</w:t>
-      </w:r>
-    </w:p>
-    <w:p>
-      <w:pPr>
-        <w:pStyle w:val="ListParagraph"/>
-        <w:numPr>
-          <w:ilvl w:val="0"/>
-          <w:numId w:val="2"/>
-        </w:numPr>
-        <w:spacing w:after="60" w:line="276"/>
-      </w:pPr>
-      <w:r>
-        <w:rPr>
-          <w:rFonts w:ascii="Arial" w:cs="Arial" w:eastAsia="Arial" w:hAnsi="Arial"/>
-          <w:b/>
-          <w:bCs/>
-        </w:rPr>
-        <w:t>Backend: 3 microservicios Spring Boot (Java 17) independientes, cada uno con su base MySQL. producto-service (puerto 8081) administra diseños y categorías; usuario-service (8082) registra usuarios, cifra las contraseñas con BCrypt y entrega el token JWT; carrito-service (8083) guarda el carrito y le consulta precio y cupos a producto-service con OpenFeign.</w:t>
       </w:r>
     </w:p>
     <w:p>
@@ -4323,140 +3825,6 @@
           </w:p>
         </w:tc>
       </w:tr>
-      <w:tr>
-        <w:trPr>
-          <w:cantSplit/>
-        </w:trPr>
-        <w:tc>
-          <w:tcPr>
-            <w:tcW w:type="dxa" w:w="2200"/>
-            <w:tcBorders>
-              <w:top w:val="single" w:color="BFBFBF" w:sz="4"/>
-              <w:left w:val="single" w:color="BFBFBF" w:sz="4"/>
-              <w:bottom w:val="single" w:color="BFBFBF" w:sz="4"/>
-              <w:right w:val="single" w:color="BFBFBF" w:sz="4"/>
-            </w:tcBorders>
-            <w:shd w:fill="FAFAFA" w:val="clear"/>
-            <w:tcMar>
-              <w:top w:type="dxa" w:w="60"/>
-              <w:left w:type="dxa" w:w="100"/>
-              <w:bottom w:type="dxa" w:w="60"/>
-              <w:right w:type="dxa" w:w="100"/>
-            </w:tcMar>
-          </w:tcPr>
-          <w:p>
-            <w:pPr>
-              <w:spacing w:after="20" w:line="252"/>
-            </w:pPr>
-            <w:r>
-              <w:rPr>
-                <w:rFonts w:ascii="Arial" w:cs="Arial" w:eastAsia="Arial" w:hAnsi="Arial"/>
-                <w:sz w:val="19"/>
-                <w:szCs w:val="19"/>
-              </w:rPr>
-              <w:t>Conexión con la API</w:t>
-            </w:r>
-          </w:p>
-        </w:tc>
-        <w:tc>
-          <w:tcPr>
-            <w:tcW w:type="dxa" w:w="7160"/>
-            <w:tcBorders>
-              <w:top w:val="single" w:color="BFBFBF" w:sz="4"/>
-              <w:left w:val="single" w:color="BFBFBF" w:sz="4"/>
-              <w:bottom w:val="single" w:color="BFBFBF" w:sz="4"/>
-              <w:right w:val="single" w:color="BFBFBF" w:sz="4"/>
-            </w:tcBorders>
-            <w:shd w:fill="FAFAFA" w:val="clear"/>
-            <w:tcMar>
-              <w:top w:type="dxa" w:w="60"/>
-              <w:left w:type="dxa" w:w="100"/>
-              <w:bottom w:type="dxa" w:w="60"/>
-              <w:right w:type="dxa" w:w="100"/>
-            </w:tcMar>
-          </w:tcPr>
-          <w:p>
-            <w:pPr>
-              <w:spacing w:after="20" w:line="252"/>
-            </w:pPr>
-            <w:r>
-              <w:rPr>
-                <w:rFonts w:ascii="Arial" w:cs="Arial" w:eastAsia="Arial" w:hAnsi="Arial"/>
-                <w:sz w:val="19"/>
-                <w:szCs w:val="19"/>
-              </w:rPr>
-              <w:t>src/services/api.js: peticiones con axios a los 3 microservicios. Si un microservicio no responde, la página usa los datos locales.</w:t>
-            </w:r>
-          </w:p>
-        </w:tc>
-      </w:tr>
-      <w:tr>
-        <w:trPr>
-          <w:cantSplit/>
-        </w:trPr>
-        <w:tc>
-          <w:tcPr>
-            <w:tcW w:type="dxa" w:w="2200"/>
-            <w:tcBorders>
-              <w:top w:val="single" w:color="BFBFBF" w:sz="4"/>
-              <w:left w:val="single" w:color="BFBFBF" w:sz="4"/>
-              <w:bottom w:val="single" w:color="BFBFBF" w:sz="4"/>
-              <w:right w:val="single" w:color="BFBFBF" w:sz="4"/>
-            </w:tcBorders>
-            <w:shd w:fill="FAFAFA" w:val="clear"/>
-            <w:tcMar>
-              <w:top w:type="dxa" w:w="60"/>
-              <w:left w:type="dxa" w:w="100"/>
-              <w:bottom w:type="dxa" w:w="60"/>
-              <w:right w:type="dxa" w:w="100"/>
-            </w:tcMar>
-          </w:tcPr>
-          <w:p>
-            <w:pPr>
-              <w:spacing w:after="20" w:line="252"/>
-            </w:pPr>
-            <w:r>
-              <w:rPr>
-                <w:rFonts w:ascii="Arial" w:cs="Arial" w:eastAsia="Arial" w:hAnsi="Arial"/>
-                <w:sz w:val="19"/>
-                <w:szCs w:val="19"/>
-              </w:rPr>
-              <w:t>Microservicios (backend)</w:t>
-            </w:r>
-          </w:p>
-        </w:tc>
-        <w:tc>
-          <w:tcPr>
-            <w:tcW w:type="dxa" w:w="7160"/>
-            <w:tcBorders>
-              <w:top w:val="single" w:color="BFBFBF" w:sz="4"/>
-              <w:left w:val="single" w:color="BFBFBF" w:sz="4"/>
-              <w:bottom w:val="single" w:color="BFBFBF" w:sz="4"/>
-              <w:right w:val="single" w:color="BFBFBF" w:sz="4"/>
-            </w:tcBorders>
-            <w:shd w:fill="FAFAFA" w:val="clear"/>
-            <w:tcMar>
-              <w:top w:type="dxa" w:w="60"/>
-              <w:left w:type="dxa" w:w="100"/>
-              <w:bottom w:type="dxa" w:w="60"/>
-              <w:right w:type="dxa" w:w="100"/>
-            </w:tcMar>
-          </w:tcPr>
-          <w:p>
-            <w:pPr>
-              <w:spacing w:after="20" w:line="252"/>
-            </w:pPr>
-            <w:r>
-              <w:rPr>
-                <w:rFonts w:ascii="Arial" w:cs="Arial" w:eastAsia="Arial" w:hAnsi="Arial"/>
-                <w:sz w:val="19"/>
-                <w:szCs w:val="19"/>
-              </w:rPr>
-              <w:t>Carpeta backend/: cada microservicio separado en controller (ResponseEntity), service (reglas), repository (Spring Data JPA), model (entidades), dto (con validaciones), exception (@RestControllerAdvice), security (JWT) y config. Tablas y datos iniciales con Flyway (src/main/resources/db/migration) y pruebas unitarias con JUnit 5 y Mockito (src/test/java).</w:t>
-            </w:r>
-          </w:p>
-        </w:tc>
-      </w:tr>
     </w:tbl>
     <w:p>
       <w:pPr>
@@ -5020,7 +4388,21 @@
         <w:rPr>
           <w:rFonts w:ascii="Arial" w:cs="Arial" w:eastAsia="Arial" w:hAnsi="Arial"/>
         </w:rPr>
-        <w:t>El backend debe tener como mínimo 3 microservicios. Se construyen con Spring Boot y MySQL (XAMPP o Laragon), con una base de datos por microservicio.</w:t>
+        <w:t xml:space="preserve">El diseño sigue una línea visual </w:t>
+      </w:r>
+      <w:r>
+        <w:rPr>
+          <w:rFonts w:ascii="Arial" w:cs="Arial" w:eastAsia="Arial" w:hAnsi="Arial"/>
+          <w:b/>
+          <w:bCs/>
+        </w:rPr>
+        <w:t xml:space="preserve">minimalista clara</w:t>
+      </w:r>
+      <w:r>
+        <w:rPr>
+          <w:rFonts w:ascii="Arial" w:cs="Arial" w:eastAsia="Arial" w:hAnsi="Arial"/>
+        </w:rPr>
+        <w:t xml:space="preserve">: fondo blanco, tinta negra, líneas finas y tipografías Jost y Cormorant Garamond.</w:t>
       </w:r>
     </w:p>
     <w:p>
@@ -5036,21 +4418,7 @@
         <w:rPr>
           <w:rFonts w:ascii="Arial" w:cs="Arial" w:eastAsia="Arial" w:hAnsi="Arial"/>
         </w:rPr>
-        <w:t xml:space="preserve">El diseño sigue una línea visual </w:t>
-      </w:r>
-      <w:r>
-        <w:rPr>
-          <w:rFonts w:ascii="Arial" w:cs="Arial" w:eastAsia="Arial" w:hAnsi="Arial"/>
-          <w:b/>
-          <w:bCs/>
-        </w:rPr>
-        <w:t xml:space="preserve">minimalista clara</w:t>
-      </w:r>
-      <w:r>
-        <w:rPr>
-          <w:rFonts w:ascii="Arial" w:cs="Arial" w:eastAsia="Arial" w:hAnsi="Arial"/>
-        </w:rPr>
-        <w:t xml:space="preserve">: fondo blanco, tinta negra, líneas finas y tipografías Jost y Cormorant Garamond.</w:t>
+        <w:t xml:space="preserve">Las pruebas unitarias deben escribirse con Jasmine y ejecutarse con Karma.</w:t>
       </w:r>
     </w:p>
     <w:p>
@@ -5066,7 +4434,7 @@
         <w:rPr>
           <w:rFonts w:ascii="Arial" w:cs="Arial" w:eastAsia="Arial" w:hAnsi="Arial"/>
         </w:rPr>
-        <w:t xml:space="preserve">Las pruebas unitarias deben escribirse con Jasmine y ejecutarse con Karma.</w:t>
+        <w:t xml:space="preserve">El código debe alojarse en un repositorio público de GitHub con historial de cambios y publicarse en GitHub Pages.</w:t>
       </w:r>
     </w:p>
     <w:p>
@@ -5082,7 +4450,7 @@
         <w:rPr>
           <w:rFonts w:ascii="Arial" w:cs="Arial" w:eastAsia="Arial" w:hAnsi="Arial"/>
         </w:rPr>
-        <w:t xml:space="preserve">El código debe alojarse en un repositorio público de GitHub con historial de cambios y publicarse en GitHub Pages.</w:t>
+        <w:t xml:space="preserve">El catálogo debe incluir diseños claramente diferenciados entre sí (12 diseños en 4 estilos).</w:t>
       </w:r>
     </w:p>
     <w:p>
@@ -5098,7 +4466,19 @@
         <w:rPr>
           <w:rFonts w:ascii="Arial" w:cs="Arial" w:eastAsia="Arial" w:hAnsi="Arial"/>
         </w:rPr>
-        <w:t xml:space="preserve">El catálogo debe incluir diseños claramente diferenciados entre sí (12 diseños en 4 estilos).</w:t>
+        <w:t>El proyecto se desarrolla en equipo (máximo 3 integrantes); este equipo es de 3 integrantes: Isabel Cántaro, Eduardo Caro y Yeremi Vásquez.</w:t>
+      </w:r>
+    </w:p>
+    <w:p>
+      <w:pPr>
+        <w:pStyle w:val="Heading2"/>
+        <w:keepNext/>
+      </w:pPr>
+      <w:r>
+        <w:rPr>
+          <w:rFonts w:ascii="Arial" w:cs="Arial" w:eastAsia="Arial" w:hAnsi="Arial"/>
+        </w:rPr>
+        <w:t xml:space="preserve">2.5. Suposiciones y dependencias</w:t>
       </w:r>
     </w:p>
     <w:p>
@@ -5114,19 +4494,7 @@
         <w:rPr>
           <w:rFonts w:ascii="Arial" w:cs="Arial" w:eastAsia="Arial" w:hAnsi="Arial"/>
         </w:rPr>
-        <w:t>El proyecto se desarrolla en equipo (máximo 3 integrantes); este equipo es de 3 integrantes: Isabel Cántaro, Eduardo Caro y Yeremi Vásquez.</w:t>
-      </w:r>
-    </w:p>
-    <w:p>
-      <w:pPr>
-        <w:pStyle w:val="Heading2"/>
-        <w:keepNext/>
-      </w:pPr>
-      <w:r>
-        <w:rPr>
-          <w:rFonts w:ascii="Arial" w:cs="Arial" w:eastAsia="Arial" w:hAnsi="Arial"/>
-        </w:rPr>
-        <w:t xml:space="preserve">2.5. Suposiciones y dependencias</w:t>
+        <w:t xml:space="preserve">Se asume que el sitio se consulta desde navegadores modernos de escritorio y móviles con soporte de localStorage.</w:t>
       </w:r>
     </w:p>
     <w:p>
@@ -5142,7 +4510,7 @@
         <w:rPr>
           <w:rFonts w:ascii="Arial" w:cs="Arial" w:eastAsia="Arial" w:hAnsi="Arial"/>
         </w:rPr>
-        <w:t xml:space="preserve">Se asume que el sitio se consulta desde navegadores modernos de escritorio y móviles con soporte de localStorage.</w:t>
+        <w:t xml:space="preserve">Se asume la disponibilidad de GitHub Pages para la publicación.</w:t>
       </w:r>
     </w:p>
     <w:p>
@@ -5158,7 +4526,7 @@
         <w:rPr>
           <w:rFonts w:ascii="Arial" w:cs="Arial" w:eastAsia="Arial" w:hAnsi="Arial"/>
         </w:rPr>
-        <w:t xml:space="preserve">Se asume la disponibilidad de GitHub Pages para la publicación.</w:t>
+        <w:t xml:space="preserve">El proyecto depende de las bibliotecas react, react-dom, react-router-dom, bootstrap y react-bootstrap, y de Vite, Jasmine, Karma y Testing Library para el desarrollo y las pruebas.</w:t>
       </w:r>
     </w:p>
     <w:p>
@@ -5174,7 +4542,19 @@
         <w:rPr>
           <w:rFonts w:ascii="Arial" w:cs="Arial" w:eastAsia="Arial" w:hAnsi="Arial"/>
         </w:rPr>
-        <w:t>El frontend depende de react, react-dom, react-router-dom, bootstrap, react-bootstrap y axios, y de Vite, Jasmine, Karma y Testing Library. El backend depende de Java 17, Maven, Spring Boot 3 (Web, Data JPA, Validation, Security), OpenFeign, la librería jjwt y un servidor MySQL encendido en el puerto 3306.</w:t>
+        <w:t xml:space="preserve">Cambios en los lineamientos entregados por el docente podrían modificar el alcance de este documento.</w:t>
+      </w:r>
+    </w:p>
+    <w:p>
+      <w:pPr>
+        <w:pStyle w:val="Heading2"/>
+        <w:keepNext/>
+      </w:pPr>
+      <w:r>
+        <w:rPr>
+          <w:rFonts w:ascii="Arial" w:cs="Arial" w:eastAsia="Arial" w:hAnsi="Arial"/>
+        </w:rPr>
+        <w:t xml:space="preserve">2.6. Requisitos futuros</w:t>
       </w:r>
     </w:p>
     <w:p>
@@ -5190,35 +4570,7 @@
         <w:rPr>
           <w:rFonts w:ascii="Arial" w:cs="Arial" w:eastAsia="Arial" w:hAnsi="Arial"/>
         </w:rPr>
-        <w:t xml:space="preserve">Cambios en los lineamientos entregados por el docente podrían modificar el alcance de este documento.</w:t>
-      </w:r>
-    </w:p>
-    <w:p>
-      <w:pPr>
-        <w:pStyle w:val="Heading2"/>
-        <w:keepNext/>
-      </w:pPr>
-      <w:r>
-        <w:rPr>
-          <w:rFonts w:ascii="Arial" w:cs="Arial" w:eastAsia="Arial" w:hAnsi="Arial"/>
-        </w:rPr>
-        <w:t xml:space="preserve">2.6. Requisitos futuros</w:t>
-      </w:r>
-    </w:p>
-    <w:p>
-      <w:pPr>
-        <w:pStyle w:val="ListParagraph"/>
-        <w:numPr>
-          <w:ilvl w:val="0"/>
-          <w:numId w:val="2"/>
-        </w:numPr>
-        <w:spacing w:after="60" w:line="276"/>
-      </w:pPr>
-      <w:r>
-        <w:rPr>
-          <w:rFonts w:ascii="Arial" w:cs="Arial" w:eastAsia="Arial" w:hAnsi="Arial"/>
-        </w:rPr>
-        <w:t>Migrar a microservicios el panel de administración, las órdenes y la agenda de citas (por ejemplo, un orden-service).</w:t>
+        <w:t xml:space="preserve">Backend con base de datos real y autenticación segura (contraseñas cifradas, tokens).</w:t>
       </w:r>
     </w:p>
     <w:p>
@@ -7852,140 +7204,6 @@
           </w:p>
         </w:tc>
       </w:tr>
-      <w:tr>
-        <w:trPr>
-          <w:cantSplit/>
-        </w:trPr>
-        <w:tc>
-          <w:tcPr>
-            <w:tcW w:type="dxa" w:w="3000"/>
-            <w:tcBorders>
-              <w:top w:val="single" w:color="BFBFBF" w:sz="4"/>
-              <w:left w:val="single" w:color="BFBFBF" w:sz="4"/>
-              <w:bottom w:val="single" w:color="BFBFBF" w:sz="4"/>
-              <w:right w:val="single" w:color="BFBFBF" w:sz="4"/>
-            </w:tcBorders>
-            <w:shd w:fill="FAFAFA" w:val="clear"/>
-            <w:tcMar>
-              <w:top w:type="dxa" w:w="60"/>
-              <w:left w:type="dxa" w:w="100"/>
-              <w:bottom w:type="dxa" w:w="60"/>
-              <w:right w:type="dxa" w:w="100"/>
-            </w:tcMar>
-          </w:tcPr>
-          <w:p>
-            <w:pPr>
-              <w:spacing w:after="20" w:line="252"/>
-            </w:pPr>
-            <w:r>
-              <w:rPr>
-                <w:rFonts w:ascii="Arial" w:cs="Arial" w:eastAsia="Arial" w:hAnsi="Arial"/>
-                <w:sz w:val="19"/>
-                <w:szCs w:val="19"/>
-              </w:rPr>
-              <w:t>axios</w:t>
-            </w:r>
-          </w:p>
-        </w:tc>
-        <w:tc>
-          <w:tcPr>
-            <w:tcW w:type="dxa" w:w="6360"/>
-            <w:tcBorders>
-              <w:top w:val="single" w:color="BFBFBF" w:sz="4"/>
-              <w:left w:val="single" w:color="BFBFBF" w:sz="4"/>
-              <w:bottom w:val="single" w:color="BFBFBF" w:sz="4"/>
-              <w:right w:val="single" w:color="BFBFBF" w:sz="4"/>
-            </w:tcBorders>
-            <w:shd w:fill="FAFAFA" w:val="clear"/>
-            <w:tcMar>
-              <w:top w:type="dxa" w:w="60"/>
-              <w:left w:type="dxa" w:w="100"/>
-              <w:bottom w:type="dxa" w:w="60"/>
-              <w:right w:type="dxa" w:w="100"/>
-            </w:tcMar>
-          </w:tcPr>
-          <w:p>
-            <w:pPr>
-              <w:spacing w:after="20" w:line="252"/>
-            </w:pPr>
-            <w:r>
-              <w:rPr>
-                <w:rFonts w:ascii="Arial" w:cs="Arial" w:eastAsia="Arial" w:hAnsi="Arial"/>
-                <w:sz w:val="19"/>
-                <w:szCs w:val="19"/>
-              </w:rPr>
-              <w:t>Peticiones HTTP a los microservicios (src/services/api.js), con tiempo máximo de espera de 3 segundos.</w:t>
-            </w:r>
-          </w:p>
-        </w:tc>
-      </w:tr>
-      <w:tr>
-        <w:trPr>
-          <w:cantSplit/>
-        </w:trPr>
-        <w:tc>
-          <w:tcPr>
-            <w:tcW w:type="dxa" w:w="3000"/>
-            <w:tcBorders>
-              <w:top w:val="single" w:color="BFBFBF" w:sz="4"/>
-              <w:left w:val="single" w:color="BFBFBF" w:sz="4"/>
-              <w:bottom w:val="single" w:color="BFBFBF" w:sz="4"/>
-              <w:right w:val="single" w:color="BFBFBF" w:sz="4"/>
-            </w:tcBorders>
-            <w:shd w:fill="FAFAFA" w:val="clear"/>
-            <w:tcMar>
-              <w:top w:type="dxa" w:w="60"/>
-              <w:left w:type="dxa" w:w="100"/>
-              <w:bottom w:type="dxa" w:w="60"/>
-              <w:right w:type="dxa" w:w="100"/>
-            </w:tcMar>
-          </w:tcPr>
-          <w:p>
-            <w:pPr>
-              <w:spacing w:after="20" w:line="252"/>
-            </w:pPr>
-            <w:r>
-              <w:rPr>
-                <w:rFonts w:ascii="Arial" w:cs="Arial" w:eastAsia="Arial" w:hAnsi="Arial"/>
-                <w:sz w:val="19"/>
-                <w:szCs w:val="19"/>
-              </w:rPr>
-              <w:t>Spring Boot 3 y MySQL</w:t>
-            </w:r>
-          </w:p>
-        </w:tc>
-        <w:tc>
-          <w:tcPr>
-            <w:tcW w:type="dxa" w:w="6360"/>
-            <w:tcBorders>
-              <w:top w:val="single" w:color="BFBFBF" w:sz="4"/>
-              <w:left w:val="single" w:color="BFBFBF" w:sz="4"/>
-              <w:bottom w:val="single" w:color="BFBFBF" w:sz="4"/>
-              <w:right w:val="single" w:color="BFBFBF" w:sz="4"/>
-            </w:tcBorders>
-            <w:shd w:fill="FAFAFA" w:val="clear"/>
-            <w:tcMar>
-              <w:top w:type="dxa" w:w="60"/>
-              <w:left w:type="dxa" w:w="100"/>
-              <w:bottom w:type="dxa" w:w="60"/>
-              <w:right w:type="dxa" w:w="100"/>
-            </w:tcMar>
-          </w:tcPr>
-          <w:p>
-            <w:pPr>
-              <w:spacing w:after="20" w:line="252"/>
-            </w:pPr>
-            <w:r>
-              <w:rPr>
-                <w:rFonts w:ascii="Arial" w:cs="Arial" w:eastAsia="Arial" w:hAnsi="Arial"/>
-                <w:sz w:val="19"/>
-                <w:szCs w:val="19"/>
-              </w:rPr>
-              <w:t>Backend: producto-service, usuario-service y carrito-service (carpeta backend/), probados con la colección de Postman incluida.</w:t>
-            </w:r>
-          </w:p>
-        </w:tc>
-      </w:tr>
     </w:tbl>
     <w:p>
       <w:pPr>
@@ -7995,7 +7213,7 @@
         <w:rPr>
           <w:rFonts w:ascii="Arial" w:cs="Arial" w:eastAsia="Arial" w:hAnsi="Arial"/>
         </w:rPr>
-        <w:t>No se integra con productos externos (pasarelas de pago, CRM, correo). Se comunica con los 3 microservicios propios del proyecto.</w:t>
+        <w:t xml:space="preserve">No se integra con productos externos (pasarelas de pago, CRM, correo).</w:t>
       </w:r>
     </w:p>
     <w:p>
@@ -8018,7 +7236,7 @@
         <w:rPr>
           <w:rFonts w:ascii="Arial" w:cs="Arial" w:eastAsia="Arial" w:hAnsi="Arial"/>
         </w:rPr>
-        <w:t>El frontend y los microservicios se comunican por HTTP con una API REST en formato JSON: producto-service en http://localhost:8081/api, usuario-service en http://localhost:8082/api y carrito-service en http://localhost:8083/api. Las operaciones protegidas envían el token JWT en el encabezado Authorization: Bearer. Cada microservicio permite peticiones del frontend mediante CORS y responde los errores con el mismo formato { status, mensaje, campos } y el código HTTP correspondiente (200, 201, 204, 400, 401, 403, 404, 409, 503). carrito-service consume a producto-service con OpenFeign.</w:t>
+        <w:t xml:space="preserve">El sitio se publica y se consume mediante HTTP/HTTPS a través de GitHub Pages. No existen servicios externos ni backend; toda la información se lee y se escribe en el navegador del usuario.</w:t>
       </w:r>
     </w:p>
     <w:p>
@@ -11328,131 +10546,6 @@
           </w:p>
         </w:tc>
       </w:tr>
-      <w:tr>
-        <w:trPr>
-          <w:cantSplit/>
-        </w:trPr>
-        <w:tc>
-          <w:tcPr>
-            <w:tcW w:type="dxa" w:w="620"/>
-            <w:tcBorders>
-              <w:top w:val="single" w:color="BFBFBF" w:sz="4"/>
-              <w:left w:val="single" w:color="BFBFBF" w:sz="4"/>
-              <w:bottom w:val="single" w:color="BFBFBF" w:sz="4"/>
-              <w:right w:val="single" w:color="BFBFBF" w:sz="4"/>
-            </w:tcBorders>
-            <w:tcMar>
-              <w:top w:type="dxa" w:w="60"/>
-              <w:left w:type="dxa" w:w="100"/>
-              <w:bottom w:type="dxa" w:w="60"/>
-              <w:right w:type="dxa" w:w="100"/>
-            </w:tcMar>
-          </w:tcPr>
-          <w:p>
-            <w:pPr>
-              <w:spacing w:after="20" w:line="252"/>
-            </w:pPr>
-            <w:r>
-              <w:rPr>
-                <w:rFonts w:ascii="Arial" w:cs="Arial" w:eastAsia="Arial" w:hAnsi="Arial"/>
-                <w:sz w:val="17"/>
-                <w:szCs w:val="17"/>
-              </w:rPr>
-              <w:t>R.24</w:t>
-            </w:r>
-          </w:p>
-        </w:tc>
-        <w:tc>
-          <w:tcPr>
-            <w:tcW w:type="dxa" w:w="1700"/>
-            <w:tcBorders>
-              <w:top w:val="single" w:color="BFBFBF" w:sz="4"/>
-              <w:left w:val="single" w:color="BFBFBF" w:sz="4"/>
-              <w:bottom w:val="single" w:color="BFBFBF" w:sz="4"/>
-              <w:right w:val="single" w:color="BFBFBF" w:sz="4"/>
-            </w:tcBorders>
-            <w:tcMar>
-              <w:top w:type="dxa" w:w="60"/>
-              <w:left w:type="dxa" w:w="100"/>
-              <w:bottom w:type="dxa" w:w="60"/>
-              <w:right w:type="dxa" w:w="100"/>
-            </w:tcMar>
-          </w:tcPr>
-          <w:p>
-            <w:pPr>
-              <w:spacing w:after="20" w:line="252"/>
-            </w:pPr>
-            <w:r>
-              <w:rPr>
-                <w:rFonts w:ascii="Arial" w:cs="Arial" w:eastAsia="Arial" w:hAnsi="Arial"/>
-                <w:sz w:val="17"/>
-                <w:szCs w:val="17"/>
-              </w:rPr>
-              <w:t>Conectar con los microservicios</w:t>
-            </w:r>
-          </w:p>
-        </w:tc>
-        <w:tc>
-          <w:tcPr>
-            <w:tcW w:type="dxa" w:w="1500"/>
-            <w:tcBorders>
-              <w:top w:val="single" w:color="BFBFBF" w:sz="4"/>
-              <w:left w:val="single" w:color="BFBFBF" w:sz="4"/>
-              <w:bottom w:val="single" w:color="BFBFBF" w:sz="4"/>
-              <w:right w:val="single" w:color="BFBFBF" w:sz="4"/>
-            </w:tcBorders>
-            <w:tcMar>
-              <w:top w:type="dxa" w:w="60"/>
-              <w:left w:type="dxa" w:w="100"/>
-              <w:bottom w:type="dxa" w:w="60"/>
-              <w:right w:type="dxa" w:w="100"/>
-            </w:tcMar>
-          </w:tcPr>
-          <w:p>
-            <w:pPr>
-              <w:spacing w:after="20" w:line="252"/>
-            </w:pPr>
-            <w:r>
-              <w:rPr>
-                <w:rFonts w:ascii="Arial" w:cs="Arial" w:eastAsia="Arial" w:hAnsi="Arial"/>
-                <w:sz w:val="17"/>
-                <w:szCs w:val="17"/>
-              </w:rPr>
-              <w:t>Sistema</w:t>
-            </w:r>
-          </w:p>
-        </w:tc>
-        <w:tc>
-          <w:tcPr>
-            <w:tcW w:type="dxa" w:w="5540"/>
-            <w:tcBorders>
-              <w:top w:val="single" w:color="BFBFBF" w:sz="4"/>
-              <w:left w:val="single" w:color="BFBFBF" w:sz="4"/>
-              <w:bottom w:val="single" w:color="BFBFBF" w:sz="4"/>
-              <w:right w:val="single" w:color="BFBFBF" w:sz="4"/>
-            </w:tcBorders>
-            <w:tcMar>
-              <w:top w:type="dxa" w:w="60"/>
-              <w:left w:type="dxa" w:w="100"/>
-              <w:bottom w:type="dxa" w:w="60"/>
-              <w:right w:type="dxa" w:w="100"/>
-            </w:tcMar>
-          </w:tcPr>
-          <w:p>
-            <w:pPr>
-              <w:spacing w:after="20" w:line="252"/>
-            </w:pPr>
-            <w:r>
-              <w:rPr>
-                <w:rFonts w:ascii="Arial" w:cs="Arial" w:eastAsia="Arial" w:hAnsi="Arial"/>
-                <w:sz w:val="17"/>
-                <w:szCs w:val="17"/>
-              </w:rPr>
-              <w:t>El catálogo y el detalle se leen de producto-service; el login y el registro se hacen en usuario-service, que entrega un token JWT; el carrito se guarda en carrito-service, que valida máximo 5 unidades y los cupos consultando a producto-service. Criterio de aceptación: con los servicios encendidos el catálogo indica "Catálogo desde producto-service"; si un servicio no responde, la tienda sigue funcionando con los datos locales.</w:t>
-            </w:r>
-          </w:p>
-        </w:tc>
-      </w:tr>
     </w:tbl>
     <w:p>
       <w:pPr>
@@ -13073,8 +12166,74 @@
       <w:r>
         <w:rPr>
           <w:rFonts w:ascii="Arial" w:cs="Arial" w:eastAsia="Arial" w:hAnsi="Arial"/>
-        </w:rPr>
-        <w:t>En usuario-service las contraseñas se guardan cifradas con BCrypt, la API no guarda sesión (STATELESS) y valida un token JWT firmado; crear, editar y eliminar productos o usuarios exige el rol ADMIN (@PreAuthorize).</w:t>
+          <w:b/>
+          <w:bCs/>
+        </w:rPr>
+        <w:t xml:space="preserve">Limitación conocida:</w:t>
+      </w:r>
+      <w:r>
+        <w:rPr>
+          <w:rFonts w:ascii="Arial" w:cs="Arial" w:eastAsia="Arial" w:hAnsi="Arial"/>
+        </w:rPr>
+        <w:t xml:space="preserve"> al no existir backend, las contraseñas de los usuarios de ejemplo se almacenan en texto plano dentro de la base simulada en localStorage. En un sistema real se almacenarían cifradas en un servidor. Esta limitación es aceptada para el alcance académico del proyecto.</w:t>
+      </w:r>
+    </w:p>
+    <w:p>
+      <w:pPr>
+        <w:pStyle w:val="Heading3"/>
+        <w:keepNext/>
+      </w:pPr>
+      <w:r>
+        <w:rPr>
+          <w:rFonts w:ascii="Arial" w:cs="Arial" w:eastAsia="Arial" w:hAnsi="Arial"/>
+        </w:rPr>
+        <w:t xml:space="preserve">3.3.3. Fiabilidad</w:t>
+      </w:r>
+    </w:p>
+    <w:p>
+      <w:pPr>
+        <w:spacing w:after="120" w:line="276"/>
+      </w:pPr>
+      <w:r>
+        <w:rPr>
+          <w:rFonts w:ascii="Arial" w:cs="Arial" w:eastAsia="Arial" w:hAnsi="Arial"/>
+        </w:rPr>
+        <w:t xml:space="preserve">El sitio debe funcionar de forma estable en Chrome, Edge y Firefox sin errores de JavaScript que interrumpan la navegación, el carrito o la compra. Si el almacenamiento del navegador no está disponible, la aplicación sigue funcionando sin persistir los datos.</w:t>
+      </w:r>
+    </w:p>
+    <w:p>
+      <w:pPr>
+        <w:pStyle w:val="Heading3"/>
+        <w:keepNext/>
+      </w:pPr>
+      <w:r>
+        <w:rPr>
+          <w:rFonts w:ascii="Arial" w:cs="Arial" w:eastAsia="Arial" w:hAnsi="Arial"/>
+        </w:rPr>
+        <w:t xml:space="preserve">3.3.4. Disponibilidad</w:t>
+      </w:r>
+    </w:p>
+    <w:p>
+      <w:pPr>
+        <w:spacing w:after="120" w:line="276"/>
+      </w:pPr>
+      <w:r>
+        <w:rPr>
+          <w:rFonts w:ascii="Arial" w:cs="Arial" w:eastAsia="Arial" w:hAnsi="Arial"/>
+        </w:rPr>
+        <w:t xml:space="preserve">Al publicarse en GitHub Pages, el sitio debe estar disponible el 99% del tiempo, dependiendo de la disponibilidad del servicio de hosting.</w:t>
+      </w:r>
+    </w:p>
+    <w:p>
+      <w:pPr>
+        <w:pStyle w:val="Heading3"/>
+        <w:keepNext/>
+      </w:pPr>
+      <w:r>
+        <w:rPr>
+          <w:rFonts w:ascii="Arial" w:cs="Arial" w:eastAsia="Arial" w:hAnsi="Arial"/>
+        </w:rPr>
+        <w:t xml:space="preserve">3.3.5. Mantenibilidad</w:t>
       </w:r>
     </w:p>
     <w:p>
@@ -13089,68 +12248,8 @@
       <w:r>
         <w:rPr>
           <w:rFonts w:ascii="Arial" w:cs="Arial" w:eastAsia="Arial" w:hAnsi="Arial"/>
-          <w:b/>
-          <w:bCs/>
-        </w:rPr>
-        <w:t>Limitación conocida: la copia local de respaldo (localStorage) guarda las contraseñas de los usuarios de ejemplo en texto plano para que la demostración funcione sin backend. Esta limitación es aceptada para el alcance académico del proyecto.</w:t>
-      </w:r>
-    </w:p>
-    <w:p>
-      <w:pPr>
-        <w:pStyle w:val="Heading3"/>
-        <w:keepNext/>
-      </w:pPr>
-      <w:r>
-        <w:rPr>
-          <w:rFonts w:ascii="Arial" w:cs="Arial" w:eastAsia="Arial" w:hAnsi="Arial"/>
-        </w:rPr>
-        <w:t xml:space="preserve">3.3.3. Fiabilidad</w:t>
-      </w:r>
-    </w:p>
-    <w:p>
-      <w:pPr>
-        <w:spacing w:after="120" w:line="276"/>
-      </w:pPr>
-      <w:r>
-        <w:rPr>
-          <w:rFonts w:ascii="Arial" w:cs="Arial" w:eastAsia="Arial" w:hAnsi="Arial"/>
-        </w:rPr>
-        <w:t xml:space="preserve">El sitio debe funcionar de forma estable en Chrome, Edge y Firefox sin errores de JavaScript que interrumpan la navegación, el carrito o la compra. Si el almacenamiento del navegador no está disponible, la aplicación sigue funcionando sin persistir los datos.</w:t>
-      </w:r>
-    </w:p>
-    <w:p>
-      <w:pPr>
-        <w:pStyle w:val="Heading3"/>
-        <w:keepNext/>
-      </w:pPr>
-      <w:r>
-        <w:rPr>
-          <w:rFonts w:ascii="Arial" w:cs="Arial" w:eastAsia="Arial" w:hAnsi="Arial"/>
-        </w:rPr>
-        <w:t xml:space="preserve">3.3.4. Disponibilidad</w:t>
-      </w:r>
-    </w:p>
-    <w:p>
-      <w:pPr>
-        <w:spacing w:after="120" w:line="276"/>
-      </w:pPr>
-      <w:r>
-        <w:rPr>
-          <w:rFonts w:ascii="Arial" w:cs="Arial" w:eastAsia="Arial" w:hAnsi="Arial"/>
-        </w:rPr>
-        <w:t xml:space="preserve">Al publicarse en GitHub Pages, el sitio debe estar disponible el 99% del tiempo, dependiendo de la disponibilidad del servicio de hosting.</w:t>
-      </w:r>
-    </w:p>
-    <w:p>
-      <w:pPr>
-        <w:pStyle w:val="Heading3"/>
-        <w:keepNext/>
-      </w:pPr>
-      <w:r>
-        <w:rPr>
-          <w:rFonts w:ascii="Arial" w:cs="Arial" w:eastAsia="Arial" w:hAnsi="Arial"/>
-        </w:rPr>
-        <w:t xml:space="preserve">3.3.5. Mantenibilidad</w:t>
+        </w:rPr>
+        <w:t xml:space="preserve">Cada componente tiene una única responsabilidad, recibe datos por props y se reutiliza (por ejemplo, un mismo formulario de usuario sirve para registro, perfil y administración).</w:t>
       </w:r>
     </w:p>
     <w:p>
@@ -13166,7 +12265,7 @@
         <w:rPr>
           <w:rFonts w:ascii="Arial" w:cs="Arial" w:eastAsia="Arial" w:hAnsi="Arial"/>
         </w:rPr>
-        <w:t xml:space="preserve">Cada componente tiene una única responsabilidad, recibe datos por props y se reutiliza (por ejemplo, un mismo formulario de usuario sirve para registro, perfil y administración).</w:t>
+        <w:t xml:space="preserve">Las reglas de negocio viven en servicios independientes de la interfaz, lo que facilita probarlas y modificarlas.</w:t>
       </w:r>
     </w:p>
     <w:p>
@@ -13182,7 +12281,22 @@
         <w:rPr>
           <w:rFonts w:ascii="Arial" w:cs="Arial" w:eastAsia="Arial" w:hAnsi="Arial"/>
         </w:rPr>
-        <w:t xml:space="preserve">Las reglas de negocio viven en servicios independientes de la interfaz, lo que facilita probarlas y modificarlas.</w:t>
+        <w:t xml:space="preserve">Los datos del estudio (nombre, horarios, reglas de agenda) están centralizados en </w:t>
+      </w:r>
+      <w:r>
+        <w:rPr>
+          <w:rFonts w:ascii="Consolas" w:cs="Consolas" w:eastAsia="Consolas" w:hAnsi="Consolas"/>
+          <w:sz w:val="20"/>
+          <w:szCs w:val="20"/>
+          <w:shd w:fill="EFEFEF" w:val="clear"/>
+        </w:rPr>
+        <w:t>src/data/estudio.js</w:t>
+      </w:r>
+      <w:r>
+        <w:rPr>
+          <w:rFonts w:ascii="Arial" w:cs="Arial" w:eastAsia="Arial" w:hAnsi="Arial"/>
+        </w:rPr>
+        <w:t xml:space="preserve">.</w:t>
       </w:r>
     </w:p>
     <w:p>
@@ -13198,22 +12312,7 @@
         <w:rPr>
           <w:rFonts w:ascii="Arial" w:cs="Arial" w:eastAsia="Arial" w:hAnsi="Arial"/>
         </w:rPr>
-        <w:t xml:space="preserve">Los datos del estudio (nombre, horarios, reglas de agenda) están centralizados en </w:t>
-      </w:r>
-      <w:r>
-        <w:rPr>
-          <w:rFonts w:ascii="Consolas" w:cs="Consolas" w:eastAsia="Consolas" w:hAnsi="Consolas"/>
-          <w:sz w:val="20"/>
-          <w:szCs w:val="20"/>
-          <w:shd w:fill="EFEFEF" w:val="clear"/>
-        </w:rPr>
-        <w:t>src/data/estudio.js</w:t>
-      </w:r>
-      <w:r>
-        <w:rPr>
-          <w:rFonts w:ascii="Arial" w:cs="Arial" w:eastAsia="Arial" w:hAnsi="Arial"/>
-        </w:rPr>
-        <w:t xml:space="preserve">.</w:t>
+        <w:t>Las 15 pruebas unitarias (10 de defensa y 5 complementarias) protegen los componentes y las reglas críticas del código frente a regresiones.</w:t>
       </w:r>
     </w:p>
     <w:p>
@@ -13229,7 +12328,19 @@
         <w:rPr>
           <w:rFonts w:ascii="Arial" w:cs="Arial" w:eastAsia="Arial" w:hAnsi="Arial"/>
         </w:rPr>
-        <w:t>Las 15 pruebas unitarias (10 de defensa y 5 complementarias) protegen los componentes y las reglas críticas del código frente a regresiones.</w:t>
+        <w:t>Los estilos viven en una sola hoja (tema.css), escrita en formato estándar, con tabla de contenido y enfoque mobile first; los componentes no usan estilos en línea.</w:t>
+      </w:r>
+    </w:p>
+    <w:p>
+      <w:pPr>
+        <w:pStyle w:val="Heading3"/>
+        <w:keepNext/>
+      </w:pPr>
+      <w:r>
+        <w:rPr>
+          <w:rFonts w:ascii="Arial" w:cs="Arial" w:eastAsia="Arial" w:hAnsi="Arial"/>
+        </w:rPr>
+        <w:t xml:space="preserve">3.3.6. Portabilidad y usabilidad</w:t>
       </w:r>
     </w:p>
     <w:p>
@@ -13245,19 +12356,7 @@
         <w:rPr>
           <w:rFonts w:ascii="Arial" w:cs="Arial" w:eastAsia="Arial" w:hAnsi="Arial"/>
         </w:rPr>
-        <w:t>Los estilos viven en una sola hoja (tema.css), escrita en formato estándar, con tabla de contenido y enfoque mobile first; los componentes no usan estilos en línea.</w:t>
-      </w:r>
-    </w:p>
-    <w:p>
-      <w:pPr>
-        <w:pStyle w:val="Heading3"/>
-        <w:keepNext/>
-      </w:pPr>
-      <w:r>
-        <w:rPr>
-          <w:rFonts w:ascii="Arial" w:cs="Arial" w:eastAsia="Arial" w:hAnsi="Arial"/>
-        </w:rPr>
-        <w:t xml:space="preserve">3.3.6. Portabilidad y usabilidad</w:t>
+        <w:t xml:space="preserve">El sitio funciona en cualquier navegador moderno, sin depender de un sistema operativo, y puede desplegarse en cualquier hosting estático.</w:t>
       </w:r>
     </w:p>
     <w:p>
@@ -13273,7 +12372,7 @@
         <w:rPr>
           <w:rFonts w:ascii="Arial" w:cs="Arial" w:eastAsia="Arial" w:hAnsi="Arial"/>
         </w:rPr>
-        <w:t xml:space="preserve">El sitio funciona en cualquier navegador moderno, sin depender de un sistema operativo, y puede desplegarse en cualquier hosting estático.</w:t>
+        <w:t>Se usa BrowserRouter, como en el material de la asignatura (React II).</w:t>
       </w:r>
     </w:p>
     <w:p>
@@ -13289,7 +12388,19 @@
         <w:rPr>
           <w:rFonts w:ascii="Arial" w:cs="Arial" w:eastAsia="Arial" w:hAnsi="Arial"/>
         </w:rPr>
-        <w:t>Se usa BrowserRouter, como en el material de la asignatura (React II).</w:t>
+        <w:t xml:space="preserve">Se cuidan la accesibilidad básica (etiquetas asociadas a cada campo, roles ARIA, contraste alto y enlace para saltar al contenido) y la legibilidad en móvil.</w:t>
+      </w:r>
+    </w:p>
+    <w:p>
+      <w:pPr>
+        <w:pStyle w:val="Heading2"/>
+        <w:keepNext/>
+      </w:pPr>
+      <w:r>
+        <w:rPr>
+          <w:rFonts w:ascii="Arial" w:cs="Arial" w:eastAsia="Arial" w:hAnsi="Arial"/>
+        </w:rPr>
+        <w:t xml:space="preserve">3.4. Otros requisitos</w:t>
       </w:r>
     </w:p>
     <w:p>
@@ -13305,19 +12416,7 @@
         <w:rPr>
           <w:rFonts w:ascii="Arial" w:cs="Arial" w:eastAsia="Arial" w:hAnsi="Arial"/>
         </w:rPr>
-        <w:t xml:space="preserve">Se cuidan la accesibilidad básica (etiquetas asociadas a cada campo, roles ARIA, contraste alto y enlace para saltar al contenido) y la legibilidad en móvil.</w:t>
-      </w:r>
-    </w:p>
-    <w:p>
-      <w:pPr>
-        <w:pStyle w:val="Heading2"/>
-        <w:keepNext/>
-      </w:pPr>
-      <w:r>
-        <w:rPr>
-          <w:rFonts w:ascii="Arial" w:cs="Arial" w:eastAsia="Arial" w:hAnsi="Arial"/>
-        </w:rPr>
-        <w:t xml:space="preserve">3.4. Otros requisitos</w:t>
+        <w:t xml:space="preserve">El equipo debe estar en condiciones de presentar el desarrollo funcional del sitio y de responder preguntas abiertas sobre las decisiones técnicas tomadas, de forma individual.</w:t>
       </w:r>
     </w:p>
     <w:p>
@@ -13333,23 +12432,7 @@
         <w:rPr>
           <w:rFonts w:ascii="Arial" w:cs="Arial" w:eastAsia="Arial" w:hAnsi="Arial"/>
         </w:rPr>
-        <w:t xml:space="preserve">El equipo debe estar en condiciones de presentar el desarrollo funcional del sitio y de responder preguntas abiertas sobre las decisiones técnicas tomadas, de forma individual.</w:t>
-      </w:r>
-    </w:p>
-    <w:p>
-      <w:pPr>
-        <w:pStyle w:val="ListParagraph"/>
-        <w:numPr>
-          <w:ilvl w:val="0"/>
-          <w:numId w:val="2"/>
-        </w:numPr>
-        <w:spacing w:after="60" w:line="276"/>
-      </w:pPr>
-      <w:r>
-        <w:rPr>
-          <w:rFonts w:ascii="Arial" w:cs="Arial" w:eastAsia="Arial" w:hAnsi="Arial"/>
-        </w:rPr>
-        <w:t>Reparto de responsabilidades: Isabel Cántaro lidera el módulo Tienda (catálogo, carrito, checkout con agenda, pago y boleta) y carrito-service; Eduardo Caro lidera usuarios, sesión, roles, el panel de administración y usuario-service; Yeremi Vásquez lidera el diseño (componentes con Atomic Design y estilos responsivos), la base de datos simulada, la configuración de las pruebas y producto-service. Cada integrante debe poder explicar el proyecto completo.</w:t>
+        <w:t>Reparto de responsabilidades: Isabel Cántaro lidera el módulo Tienda (catálogo, carrito, checkout con agenda, pago y boleta); Eduardo Caro lidera usuarios, sesión, roles y el panel de administración; Yeremi Vásquez lidera el diseño (componentes con Atomic Design y estilos responsivos), la base de datos simulada y la configuración de las pruebas. Cada integrante debe poder explicar el proyecto completo.</w:t>
       </w:r>
     </w:p>
     <w:p>
@@ -14825,7 +13908,7 @@
                 <w:sz w:val="17"/>
                 <w:szCs w:val="17"/>
               </w:rPr>
-              <w:t>Las 15 pruebas; 15 · Error Boundary</w:t>
+              <w:t>Las 15 pruebas; 14 · XSS; 15 · Error Boundary</w:t>
             </w:r>
           </w:p>
         </w:tc>
@@ -14856,101 +13939,6 @@
                 <w:szCs w:val="17"/>
               </w:rPr>
               <w:t>15 de 15 exitosas; cobertura en el Documento de cobertura de testing.</w:t>
-            </w:r>
-          </w:p>
-        </w:tc>
-      </w:tr>
-      <w:tr>
-        <w:trPr>
-          <w:cantSplit/>
-        </w:trPr>
-        <w:tc>
-          <w:tcPr>
-            <w:tcW w:type="dxa" w:w="1500"/>
-            <w:tcBorders>
-              <w:top w:val="single" w:color="BFBFBF" w:sz="4"/>
-              <w:left w:val="single" w:color="BFBFBF" w:sz="4"/>
-              <w:bottom w:val="single" w:color="BFBFBF" w:sz="4"/>
-              <w:right w:val="single" w:color="BFBFBF" w:sz="4"/>
-            </w:tcBorders>
-            <w:tcMar>
-              <w:top w:type="dxa" w:w="60"/>
-              <w:left w:type="dxa" w:w="100"/>
-              <w:bottom w:type="dxa" w:w="60"/>
-              <w:right w:type="dxa" w:w="100"/>
-            </w:tcMar>
-          </w:tcPr>
-          <w:p>
-            <w:pPr>
-              <w:spacing w:after="20" w:line="252"/>
-            </w:pPr>
-            <w:r>
-              <w:rPr>
-                <w:rFonts w:ascii="Arial" w:cs="Arial" w:eastAsia="Arial" w:hAnsi="Arial"/>
-                <w:sz w:val="17"/>
-                <w:szCs w:val="17"/>
-              </w:rPr>
-              <w:t>R.24</w:t>
-            </w:r>
-          </w:p>
-        </w:tc>
-        <w:tc>
-          <w:tcPr>
-            <w:tcW w:type="dxa" w:w="3600"/>
-            <w:tcBorders>
-              <w:top w:val="single" w:color="BFBFBF" w:sz="4"/>
-              <w:left w:val="single" w:color="BFBFBF" w:sz="4"/>
-              <w:bottom w:val="single" w:color="BFBFBF" w:sz="4"/>
-              <w:right w:val="single" w:color="BFBFBF" w:sz="4"/>
-            </w:tcBorders>
-            <w:tcMar>
-              <w:top w:type="dxa" w:w="60"/>
-              <w:left w:type="dxa" w:w="100"/>
-              <w:bottom w:type="dxa" w:w="60"/>
-              <w:right w:type="dxa" w:w="100"/>
-            </w:tcMar>
-          </w:tcPr>
-          <w:p>
-            <w:pPr>
-              <w:spacing w:after="20" w:line="252"/>
-            </w:pPr>
-            <w:r>
-              <w:rPr>
-                <w:rFonts w:ascii="Arial" w:cs="Arial" w:eastAsia="Arial" w:hAnsi="Arial"/>
-                <w:sz w:val="17"/>
-                <w:szCs w:val="17"/>
-              </w:rPr>
-              <w:t>14 · Catálogo desde producto-service (mock); 7 · FormularioLogin</w:t>
-            </w:r>
-          </w:p>
-        </w:tc>
-        <w:tc>
-          <w:tcPr>
-            <w:tcW w:type="dxa" w:w="4260"/>
-            <w:tcBorders>
-              <w:top w:val="single" w:color="BFBFBF" w:sz="4"/>
-              <w:left w:val="single" w:color="BFBFBF" w:sz="4"/>
-              <w:bottom w:val="single" w:color="BFBFBF" w:sz="4"/>
-              <w:right w:val="single" w:color="BFBFBF" w:sz="4"/>
-            </w:tcBorders>
-            <w:tcMar>
-              <w:top w:type="dxa" w:w="60"/>
-              <w:left w:type="dxa" w:w="100"/>
-              <w:bottom w:type="dxa" w:w="60"/>
-              <w:right w:type="dxa" w:w="100"/>
-            </w:tcMar>
-          </w:tcPr>
-          <w:p>
-            <w:pPr>
-              <w:spacing w:after="20" w:line="252"/>
-            </w:pPr>
-            <w:r>
-              <w:rPr>
-                <w:rFonts w:ascii="Arial" w:cs="Arial" w:eastAsia="Arial" w:hAnsi="Arial"/>
-                <w:sz w:val="17"/>
-                <w:szCs w:val="17"/>
-              </w:rPr>
-              <w:t>La página muestra lo que responde la API simulada; el login asíncrono muestra el error del servicio.</w:t>
             </w:r>
           </w:p>
         </w:tc>

--- a/docs/ERS_ForeverInk_v2.docx
+++ b/docs/ERS_ForeverInk_v2.docx
@@ -1225,7 +1225,7 @@
         <w:rPr>
           <w:rFonts w:ascii="Arial" w:cs="Arial" w:eastAsia="Arial" w:hAnsi="Arial"/>
         </w:rPr>
-        <w:t xml:space="preserve"> y corresponde a una aplicación web de una sola página (SPA) para un estudio de tatuajes de línea fina y diseño minimalista. Cada </w:t>
+        <w:t xml:space="preserve"> y corresponde a una aplicación web de una sola página (SPA) para un estudio de tatuajes con estética manga: kawaii, anime, tribal Y2K, celestial y cybersigilism. Cada </w:t>
       </w:r>
       <w:r>
         <w:rPr>
@@ -4388,21 +4388,7 @@
         <w:rPr>
           <w:rFonts w:ascii="Arial" w:cs="Arial" w:eastAsia="Arial" w:hAnsi="Arial"/>
         </w:rPr>
-        <w:t xml:space="preserve">El diseño sigue una línea visual </w:t>
-      </w:r>
-      <w:r>
-        <w:rPr>
-          <w:rFonts w:ascii="Arial" w:cs="Arial" w:eastAsia="Arial" w:hAnsi="Arial"/>
-          <w:b/>
-          <w:bCs/>
-        </w:rPr>
-        <w:t xml:space="preserve">minimalista clara</w:t>
-      </w:r>
-      <w:r>
-        <w:rPr>
-          <w:rFonts w:ascii="Arial" w:cs="Arial" w:eastAsia="Arial" w:hAnsi="Arial"/>
-        </w:rPr>
-        <w:t xml:space="preserve">: fondo blanco, tinta negra, líneas finas y tipografías Jost y Cormorant Garamond.</w:t>
+        <w:t>El diseño sigue una línea visual inspirada en el manga: fondo blanco con trama de puntos, tinta negra, viñetas con borde grueso y sombra dura, acento rojo y tipografías Jost y Dela Gothic One.</w:t>
       </w:r>
     </w:p>
     <w:p>
@@ -4450,7 +4436,7 @@
         <w:rPr>
           <w:rFonts w:ascii="Arial" w:cs="Arial" w:eastAsia="Arial" w:hAnsi="Arial"/>
         </w:rPr>
-        <w:t xml:space="preserve">El catálogo debe incluir diseños claramente diferenciados entre sí (12 diseños en 4 estilos).</w:t>
+        <w:t>El catálogo debe incluir diseños claramente diferenciados entre sí (25 diseños en 5 estilos: Kawaii, Anime, Tribal Y2K, Celestial y Cybersigilism, todos originales).</w:t>
       </w:r>
     </w:p>
     <w:p>
@@ -4681,7 +4667,7 @@
         <w:rPr>
           <w:rFonts w:ascii="Arial" w:cs="Arial" w:eastAsia="Arial" w:hAnsi="Arial"/>
         </w:rPr>
-        <w:t xml:space="preserve">La tienda utiliza una cabecera de dos filas (logo, buscador y botones de sesión; menú de navegación con acceso al carrito y su total), un área de contenido central y un pie de página común con datos del estudio y suscripción al boletín. El panel de administración usa un menú lateral siempre visible en pantallas grandes, que pasa a una barra horizontal en pantallas pequeñas. El diseño es minimalista claro y consistente en todas las vistas. Se incluyen mensajes de error en línea, avisos emergentes (toasts), ventanas de confirmación (modales), migas de pan y un enlace “Saltar al contenido” para accesibilidad.</w:t>
+        <w:t>La tienda utiliza una cabecera de dos filas (logo, buscador y botones de sesión; menú de navegación con acceso al carrito y su total), un área de contenido central y un pie de página común con datos del estudio y suscripción al boletín. El panel de administración usa un menú lateral siempre visible en pantallas grandes, que pasa a una barra horizontal en pantallas pequeñas. El diseño tiene estética manga (tinta negra, trama de puntos, viñetas con borde grueso y acento rojo) y es consistente en todas las vistas. Se incluyen mensajes de error en línea, avisos emergentes (toasts), ventanas de confirmación (modales), migas de pan y un enlace “Saltar al contenido” para accesibilidad.</w:t>
       </w:r>
     </w:p>
     <w:p>
@@ -7168,7 +7154,7 @@
                 <w:sz w:val="19"/>
                 <w:szCs w:val="19"/>
               </w:rPr>
-              <w:t>Google Fonts (Jost, Cormorant Garamond)</w:t>
+              <w:t>Google Fonts (Jost, Dela Gothic One)</w:t>
             </w:r>
           </w:p>
         </w:tc>

--- a/docs/ERS_ForeverInk_v2.docx
+++ b/docs/ERS_ForeverInk_v2.docx
@@ -7811,7 +7811,7 @@
                 <w:sz w:val="17"/>
                 <w:szCs w:val="17"/>
               </w:rPr>
-              <w:t xml:space="preserve">Al seleccionar un diseño se muestra su galería de imágenes, descripción, ficha técnica (código, estilo, tamaño, duración, zonas, nivel de dolor, tinta, tatuador), cupos disponibles, selector de cantidad y diseños relacionados. </w:t>
+              <w:t xml:space="preserve">Al seleccionar un diseño se muestra su galería de imágenes, descripción, ficha técnica (código, estilo, tamaño, duración, zonas, nivel de dolor y tinta; todo el equipo tatúa todos los estilos, así que el tatuador se elige al agendar), cupos disponibles, selector de cantidad y diseños relacionados. </w:t>
             </w:r>
             <w:r>
               <w:rPr>
